--- a/Selenium_WebDriver/reports/Stat_Test_Report.docx
+++ b/Selenium_WebDriver/reports/Stat_Test_Report.docx
@@ -21,7 +21,7 @@
         <w:jc w:val="center"/>
       </w:pPr>
       <w:r>
-        <w:t>Thời gian tạo báo cáo: 30/08/2026 20:11:41</w:t>
+        <w:t>Thời gian tạo báo cáo: 30/08/2026 23:02:56</w:t>
       </w:r>
     </w:p>
     <w:p/>
@@ -288,7 +288,7 @@
           </w:tcPr>
           <w:p>
             <w:r>
-              <w:t>30/08/2026 20:11:03</w:t>
+              <w:t>30/08/2026 23:02:18</w:t>
             </w:r>
           </w:p>
         </w:tc>
@@ -298,7 +298,7 @@
           </w:tcPr>
           <w:p>
             <w:r>
-              <w:t>5.66</w:t>
+              <w:t>5.62</w:t>
             </w:r>
           </w:p>
         </w:tc>
@@ -346,7 +346,7 @@
           </w:tcPr>
           <w:p>
             <w:r>
-              <w:t>30/08/2026 20:11:15</w:t>
+              <w:t>30/08/2026 23:02:30</w:t>
             </w:r>
           </w:p>
         </w:tc>
@@ -356,7 +356,7 @@
           </w:tcPr>
           <w:p>
             <w:r>
-              <w:t>8.84</w:t>
+              <w:t>8.79</w:t>
             </w:r>
           </w:p>
         </w:tc>
@@ -404,7 +404,7 @@
           </w:tcPr>
           <w:p>
             <w:r>
-              <w:t>30/08/2026 20:11:28</w:t>
+              <w:t>30/08/2026 23:02:43</w:t>
             </w:r>
           </w:p>
         </w:tc>
@@ -414,7 +414,7 @@
           </w:tcPr>
           <w:p>
             <w:r>
-              <w:t>9.36</w:t>
+              <w:t>9.43</w:t>
             </w:r>
           </w:p>
         </w:tc>
@@ -462,7 +462,7 @@
           </w:tcPr>
           <w:p>
             <w:r>
-              <w:t>30/08/2026 20:11:39</w:t>
+              <w:t>30/08/2026 23:02:54</w:t>
             </w:r>
           </w:p>
         </w:tc>
@@ -616,7 +616,7 @@
           </w:tcPr>
           <w:p>
             <w:r>
-              <w:t>30/08/2026 20:11:00</w:t>
+              <w:t>30/08/2026 23:02:15</w:t>
             </w:r>
           </w:p>
         </w:tc>
@@ -676,7 +676,7 @@
           </w:tcPr>
           <w:p>
             <w:r>
-              <w:t>30/08/2026 20:11:00</w:t>
+              <w:t>30/08/2026 23:02:15</w:t>
             </w:r>
           </w:p>
         </w:tc>
@@ -736,7 +736,7 @@
           </w:tcPr>
           <w:p>
             <w:r>
-              <w:t>30/08/2026 20:11:03</w:t>
+              <w:t>30/08/2026 23:02:18</w:t>
             </w:r>
           </w:p>
         </w:tc>
@@ -796,7 +796,7 @@
           </w:tcPr>
           <w:p>
             <w:r>
-              <w:t>30/08/2026 20:11:03</w:t>
+              <w:t>30/08/2026 23:02:18</w:t>
             </w:r>
           </w:p>
         </w:tc>
@@ -856,7 +856,7 @@
           </w:tcPr>
           <w:p>
             <w:r>
-              <w:t>30/08/2026 20:11:03</w:t>
+              <w:t>30/08/2026 23:02:18</w:t>
             </w:r>
           </w:p>
         </w:tc>
@@ -918,7 +918,7 @@
           </w:tcPr>
           <w:p>
             <w:r>
-              <w:t>30/08/2026 20:11:03</w:t>
+              <w:t>30/08/2026 23:02:18</w:t>
             </w:r>
           </w:p>
         </w:tc>
@@ -938,7 +938,7 @@
           </w:tcPr>
           <w:p>
             <w:r>
-              <w:t>Data: [['Thuốc chống dị ứng', '1'], ['Thuốc giảm đau - hạ sốt', '5'], ['Thuốc hô hấp', '1'], ['Thuốc kháng sinh', '1'], ['Thuốc kháng viêm', '1'], ['Thuốc răng hàm mặt', '2'], ['Thuốc tẩy giun', '1'], ['Thuốc tiêu hóa', '2'], ['Thuốc tim mạch - huyết áp', '1'], ['Vitamin và khoáng chất', '3']]</w:t>
+              <w:t>Data: [['Thuốc chống dị ứng', '1'], ['Thuốc giảm đau - hạ sốt', '5'], ['Thuốc hô hấp', '1'], ['Thuốc kháng sinh', '1'], ['Thuốc kháng viêm', '1'], ['Thuốc răng hàm mặt', '2'], ['Thuốc tẩy giun', '1'], ['Thuốc tiêu hóa', '2'], ['Thuốc tim mạch - huyết áp', '1'], ['Vitamin và khoáng chất', '9']]</w:t>
             </w:r>
           </w:p>
         </w:tc>
@@ -980,7 +980,7 @@
           </w:tcPr>
           <w:p>
             <w:r>
-              <w:t>30/08/2026 20:11:03</w:t>
+              <w:t>30/08/2026 23:02:18</w:t>
             </w:r>
           </w:p>
         </w:tc>
@@ -1042,7 +1042,7 @@
           </w:tcPr>
           <w:p>
             <w:r>
-              <w:t>30/08/2026 20:11:03</w:t>
+              <w:t>30/08/2026 23:02:18</w:t>
             </w:r>
           </w:p>
         </w:tc>
@@ -1102,7 +1102,7 @@
           </w:tcPr>
           <w:p>
             <w:r>
-              <w:t>30/08/2026 20:11:08</w:t>
+              <w:t>30/08/2026 23:02:23</w:t>
             </w:r>
           </w:p>
         </w:tc>
@@ -1162,7 +1162,7 @@
           </w:tcPr>
           <w:p>
             <w:r>
-              <w:t>30/08/2026 20:11:12</w:t>
+              <w:t>30/08/2026 23:02:27</w:t>
             </w:r>
           </w:p>
         </w:tc>
@@ -1222,7 +1222,7 @@
           </w:tcPr>
           <w:p>
             <w:r>
-              <w:t>30/08/2026 20:11:12</w:t>
+              <w:t>30/08/2026 23:02:27</w:t>
             </w:r>
           </w:p>
         </w:tc>
@@ -1282,7 +1282,7 @@
           </w:tcPr>
           <w:p>
             <w:r>
-              <w:t>30/08/2026 20:11:12</w:t>
+              <w:t>30/08/2026 23:02:27</w:t>
             </w:r>
           </w:p>
         </w:tc>
@@ -1344,7 +1344,7 @@
           </w:tcPr>
           <w:p>
             <w:r>
-              <w:t>30/08/2026 20:11:12</w:t>
+              <w:t>30/08/2026 23:02:27</w:t>
             </w:r>
           </w:p>
         </w:tc>
@@ -1406,7 +1406,7 @@
           </w:tcPr>
           <w:p>
             <w:r>
-              <w:t>30/08/2026 20:11:12</w:t>
+              <w:t>30/08/2026 23:02:27</w:t>
             </w:r>
           </w:p>
         </w:tc>
@@ -1468,7 +1468,7 @@
           </w:tcPr>
           <w:p>
             <w:r>
-              <w:t>30/08/2026 20:11:12</w:t>
+              <w:t>30/08/2026 23:02:27</w:t>
             </w:r>
           </w:p>
         </w:tc>
@@ -1530,7 +1530,7 @@
           </w:tcPr>
           <w:p>
             <w:r>
-              <w:t>30/08/2026 20:11:12</w:t>
+              <w:t>30/08/2026 23:02:27</w:t>
             </w:r>
           </w:p>
         </w:tc>
@@ -1590,7 +1590,7 @@
           </w:tcPr>
           <w:p>
             <w:r>
-              <w:t>30/08/2026 20:11:12</w:t>
+              <w:t>30/08/2026 23:02:27</w:t>
             </w:r>
           </w:p>
         </w:tc>
@@ -1652,7 +1652,7 @@
           </w:tcPr>
           <w:p>
             <w:r>
-              <w:t>30/08/2026 20:11:15</w:t>
+              <w:t>30/08/2026 23:02:30</w:t>
             </w:r>
           </w:p>
         </w:tc>
@@ -1712,7 +1712,7 @@
           </w:tcPr>
           <w:p>
             <w:r>
-              <w:t>30/08/2026 20:11:21</w:t>
+              <w:t>30/08/2026 23:02:35</w:t>
             </w:r>
           </w:p>
         </w:tc>
@@ -1772,7 +1772,7 @@
           </w:tcPr>
           <w:p>
             <w:r>
-              <w:t>30/08/2026 20:11:24</w:t>
+              <w:t>30/08/2026 23:02:39</w:t>
             </w:r>
           </w:p>
         </w:tc>
@@ -1832,7 +1832,7 @@
           </w:tcPr>
           <w:p>
             <w:r>
-              <w:t>30/08/2026 20:11:24</w:t>
+              <w:t>30/08/2026 23:02:39</w:t>
             </w:r>
           </w:p>
         </w:tc>
@@ -1892,7 +1892,7 @@
           </w:tcPr>
           <w:p>
             <w:r>
-              <w:t>30/08/2026 20:11:24</w:t>
+              <w:t>30/08/2026 23:02:39</w:t>
             </w:r>
           </w:p>
         </w:tc>
@@ -1952,7 +1952,7 @@
           </w:tcPr>
           <w:p>
             <w:r>
-              <w:t>30/08/2026 20:11:28</w:t>
+              <w:t>30/08/2026 23:02:43</w:t>
             </w:r>
           </w:p>
         </w:tc>
@@ -2012,7 +2012,7 @@
           </w:tcPr>
           <w:p>
             <w:r>
-              <w:t>30/08/2026 20:11:28</w:t>
+              <w:t>30/08/2026 23:02:43</w:t>
             </w:r>
           </w:p>
         </w:tc>
@@ -2074,7 +2074,7 @@
           </w:tcPr>
           <w:p>
             <w:r>
-              <w:t>30/08/2026 20:11:28</w:t>
+              <w:t>30/08/2026 23:02:43</w:t>
             </w:r>
           </w:p>
         </w:tc>
@@ -2134,7 +2134,7 @@
           </w:tcPr>
           <w:p>
             <w:r>
-              <w:t>30/08/2026 20:11:28</w:t>
+              <w:t>30/08/2026 23:02:43</w:t>
             </w:r>
           </w:p>
         </w:tc>
@@ -2196,7 +2196,7 @@
           </w:tcPr>
           <w:p>
             <w:r>
-              <w:t>30/08/2026 20:11:28</w:t>
+              <w:t>30/08/2026 23:02:43</w:t>
             </w:r>
           </w:p>
         </w:tc>
@@ -2258,7 +2258,7 @@
           </w:tcPr>
           <w:p>
             <w:r>
-              <w:t>30/08/2026 20:11:28</w:t>
+              <w:t>30/08/2026 23:02:43</w:t>
             </w:r>
           </w:p>
         </w:tc>
@@ -2320,7 +2320,7 @@
           </w:tcPr>
           <w:p>
             <w:r>
-              <w:t>30/08/2026 20:11:33</w:t>
+              <w:t>30/08/2026 23:02:48</w:t>
             </w:r>
           </w:p>
         </w:tc>
@@ -2380,7 +2380,7 @@
           </w:tcPr>
           <w:p>
             <w:r>
-              <w:t>30/08/2026 20:11:37</w:t>
+              <w:t>30/08/2026 23:02:52</w:t>
             </w:r>
           </w:p>
         </w:tc>
@@ -2440,7 +2440,7 @@
           </w:tcPr>
           <w:p>
             <w:r>
-              <w:t>30/08/2026 20:11:37</w:t>
+              <w:t>30/08/2026 23:02:52</w:t>
             </w:r>
           </w:p>
         </w:tc>
@@ -2500,7 +2500,7 @@
           </w:tcPr>
           <w:p>
             <w:r>
-              <w:t>30/08/2026 20:11:38</w:t>
+              <w:t>30/08/2026 23:02:53</w:t>
             </w:r>
           </w:p>
         </w:tc>
@@ -2560,7 +2560,7 @@
           </w:tcPr>
           <w:p>
             <w:r>
-              <w:t>30/08/2026 20:11:38</w:t>
+              <w:t>30/08/2026 23:02:53</w:t>
             </w:r>
           </w:p>
         </w:tc>
@@ -2620,7 +2620,7 @@
           </w:tcPr>
           <w:p>
             <w:r>
-              <w:t>30/08/2026 20:11:38</w:t>
+              <w:t>30/08/2026 23:02:53</w:t>
             </w:r>
           </w:p>
         </w:tc>
@@ -2680,7 +2680,7 @@
           </w:tcPr>
           <w:p>
             <w:r>
-              <w:t>30/08/2026 20:11:38</w:t>
+              <w:t>30/08/2026 23:02:53</w:t>
             </w:r>
           </w:p>
         </w:tc>
@@ -2700,7 +2700,7 @@
           </w:tcPr>
           <w:p>
             <w:r>
-              <w:t>Data: [['Aaaa', '1'], ['Aaaaaa', '1'], ['Aaaaaaa', '1'], ['Aaaaaaaa', '1'], ['Cảm cúm', '1'], ['Chan doan TC-NOTIFICATION-003-1787150131', '1'], ['Chan doan TC-NOTIFICATION-003-1787150503', '1'], ['Chan doan TC-NOTIFICATION-003-1787153661', '1'], ['Chan doan TC-NOTIFICATION-003-1787218002', '1'], ['Chan doan TC-NOTIFICATION-003-1787742624', '1'], ['Chan doan TC-NOTIFICATION-003-1787745442', '1'], ['Chan doan TC-NOTIFICATION-003-1787748198', '1'], ['Chan doan TC-NOTIFICATION-003-1787760055', '1'], ['Chan doan TC-NOTIFICATION-003-1787763849', '1'], ['Chan doan TC-NOTIFICATION-003-1787818269', '1'], ['Chan doan TC-NOTIFICATION-003-1787819149', '1'], ['Chan doan TC-NOTIFICATION-003-1787820374', '1'], ['Chan doan TC-NOTIFICATION-003-1787822313', '1'], ['Chan doan TC-NOTIFICATION-006-1787209172', '1'], ['Chan doan TC-NOTIFICATION-006-1787211099', '1'], ['Chan doan TC-NOTIFICATION-006-1787218134', '1'], ['Chan doan TC-NOTIFICATION-006-1787733814', '1'], ['Chan doan TC-NOTIFICATION-006-1787743092', '1'], ['Chan doan TC-NOTIFICATION-006-1787745573', '1'], ['Chan doan TC-NOTIFICATION-006-1787748330', '1'], ['Chan doan TC-NOTIFICATION-006-1787760187', '1'], ['Chan doan TC-NOTIFICATION-006-1787763981', '1'], ['Chan doan TC-NOTIFICATION-006-1787818401', '1'], ['Chan doan TC-NOTIFICATION-006-1787819268', '1'], ['Chan doan TC-NOTIFICATION-006-1787822420', '1'], ['Chan doan TC-NOTIFICATION-007-1787210835', '1'], ['Chan doan TC-NOTIFICATION-007-1787211174', '1'], ['Chan doan TC-NOTIFICATION-007-1787211717', '1'], ['Chan doan TC-NOTIFICATION-007-1787213100', '1'], ['Chan doan TC-NOTIFICATION-007-1787218195', '1'], ['Chan doan TC-NOTIFICATION-007-1787733882', '1'], ['Chan doan TC-NOTIFICATION-007-1787743214', '1'], ['Chan doan TC-NOTIFICATION-007-1787745635', '1'], ['Chan doan TC-NOTIFICATION-007-1787748392', '1'], ['Chan doan TC-NOTIFICATION-007-1787760248', '1'], ['Chan doan TC-NOTIFICATION-007-1787764042', '1'], ['Chan doan TC-NOTIFICATION-007-1787818463', '1'], ['Chan doan TC-NOTIFICATION-007-1787819323', '1'], ['Chan doan TC-NOTIFICATION-007-1787822470', '1'], ['Chan doan TC-NOTIFICATION-008-1787213619', '1'], ['Chan doan TC-NOTIFICATION-008-1787214474', '1'], ['Chan doan TC-NOTIFICATION-008-1787216554', '1'], ['Chan doan TC-NOTIFICATION-008-1787218256', '1'], ['Chan doan TC-NOTIFICATION-008-1787733949', '1'], ['Chan doan TC-NOTIFICATION-008-1787743372', '1'], ['Chan doan TC-NOTIFICATION-008-1787745696', '1'], ['Chan doan TC-NOTIFICATION-008-1787748453', '1'], ['Chan doan TC-NOTIFICATION-008-1787760309', '1'], ['Chan doan TC-NOTIFICATION-008-1787764103', '1'], ['Chan doan TC-NOTIFICATION-008-1787818524', '1'], ['Chan doan TC-NOTIFICATION-008-1787819378', '1'], ['Chan doan TC-NOTIFICATION-008-1787822519', '1'], ['Chan doan TC-NOTIFICATION-009-UPDATED-1787215375', '1'], ['Chan doan TC-NOTIFICATION-009-UPDATED-1787216822', '1'], ['Chan doan TC-NOTIFICATION-009-UPDATED-1787217452', '1'], ['Chan doan TC-NOTIFICATION-009-UPDATED-1787217644', '1'], ['Chan doan TC-NOTIFICATION-009-UPDATED-1787218340', '1'], ['Chan doan TC-NOTIFICATION-009-UPDATED-1787734039', '1'], ['Chan doan TC-NOTIFICATION-009-UPDATED-1787743509', '1'], ['Chan doan TC-NOTIFICATION-009-UPDATED-1787745779', '1'], ['Chan doan TC-NOTIFICATION-009-UPDATED-1787748536', '1'], ['Chan doan TC-NOTIFICATION-009-UPDATED-1787760393', '1'], ['Chan doan TC-NOTIFICATION-009-UPDATED-1787764187', '1'], ['Chan doan TC-NOTIFICATION-009-UPDATED-1787818608', '1'], ['Chan doan TC-NOTIFICATION-009-UPDATED-1787819453', '1'], ['Chan doan TC-NOTIFICATION-009-UPDATED-1787822584', '1'], ['Chan doan TC-NOTIFICATION-009-UPDATED-1787887364', '1'], ['Chẩn đoán ban đầu TC-MEDICAL-009', '1'], ['chẩn đoán cập nhật', '1'], ['Chẩn đoán cập nhật TC-MEDICAL-006 1785777504', '1'], ['Chẩn đoán Selenium MyAppointment', '1'], ['Chẩn đoán Selenium TC-MEDICAL-007', '1'], ['Chẩn đoán TC-MEDICAL-004', '1'], ['Chẩn đoán TC-MEDICAL-008', '1'], ['Chẩn đoán TC-MYAPPOINTMENT-004', '1'], ['Chẩn đoán TC-MYAPPOINTMENT-004 1786849305', '1'], ['Chẩn đoán TC-MYAPPOINTMENT-004 1786864364', '1'], ['Chuẩn đoán', '1'], ['Di ung da nhe', '1'], ['Đau cổ do ngồi sai tư thế', '1'], ['Đau dạ dày', '1'], ['Đau đầu nhẹ do thiếu ngủ', '1'], ['Đau đầu, mệt mỏi', '1'], ['Đau lưng', '1'], ['Đau lưng do ngồi lâu', '1'], ['Khám', '2'], ['Khám bệnh', '1'], ['kham cập nhật', '1'], ['Mắt cận', '1'], ['Nghi viem hong', '1'], ['Răng sâu', '1'], ['Roi loan nhip tim nhe', '1'], ['Sau rang so 36', '1'], ['Sửa chẩn đoán.', '1'], ['Tăng huyết áp giai đoạn 1', '1'], ['tăng huyết áp loại 1', '1'], ['Thiếu máu cơ tim nhẹ', '1'], ['Thuy dau', '1'], ['Viem da tiep xuc', '1'], ['Viêm họng nhẹ', '1'], ['Viêm họng nhẹ, có ho', '1'], ['Viêm mũi dị ứng', '1']]</w:t>
+              <w:t>Data: [['Aaaa', '1'], ['Aaaaaa', '1'], ['Aaaaaaa', '1'], ['Aaaaaaaa', '1'], ['Cảm cúm', '1'], ['Chan doan TC-NOTIFICATION-003-1787150131', '1'], ['Chan doan TC-NOTIFICATION-003-1787150503', '1'], ['Chan doan TC-NOTIFICATION-003-1787153661', '1'], ['Chan doan TC-NOTIFICATION-003-1787218002', '1'], ['Chan doan TC-NOTIFICATION-003-1787742624', '1'], ['Chan doan TC-NOTIFICATION-003-1787745442', '1'], ['Chan doan TC-NOTIFICATION-003-1787748198', '1'], ['Chan doan TC-NOTIFICATION-003-1787760055', '1'], ['Chan doan TC-NOTIFICATION-003-1787763849', '1'], ['Chan doan TC-NOTIFICATION-003-1787818269', '1'], ['Chan doan TC-NOTIFICATION-003-1787819149', '1'], ['Chan doan TC-NOTIFICATION-003-1787820374', '1'], ['Chan doan TC-NOTIFICATION-003-1787822313', '1'], ['Chan doan TC-NOTIFICATION-003-1788104944', '1'], ['Chan doan TC-NOTIFICATION-006-1787209172', '1'], ['Chan doan TC-NOTIFICATION-006-1787211099', '1'], ['Chan doan TC-NOTIFICATION-006-1787218134', '1'], ['Chan doan TC-NOTIFICATION-006-1787733814', '1'], ['Chan doan TC-NOTIFICATION-006-1787743092', '1'], ['Chan doan TC-NOTIFICATION-006-1787745573', '1'], ['Chan doan TC-NOTIFICATION-006-1787748330', '1'], ['Chan doan TC-NOTIFICATION-006-1787760187', '1'], ['Chan doan TC-NOTIFICATION-006-1787763981', '1'], ['Chan doan TC-NOTIFICATION-006-1787818401', '1'], ['Chan doan TC-NOTIFICATION-006-1787819268', '1'], ['Chan doan TC-NOTIFICATION-006-1787822420', '1'], ['Chan doan TC-NOTIFICATION-006-1788105042', '1'], ['Chan doan TC-NOTIFICATION-007-1787210835', '1'], ['Chan doan TC-NOTIFICATION-007-1787211174', '1'], ['Chan doan TC-NOTIFICATION-007-1787211717', '1'], ['Chan doan TC-NOTIFICATION-007-1787213100', '1'], ['Chan doan TC-NOTIFICATION-007-1787218195', '1'], ['Chan doan TC-NOTIFICATION-007-1787733882', '1'], ['Chan doan TC-NOTIFICATION-007-1787743214', '1'], ['Chan doan TC-NOTIFICATION-007-1787745635', '1'], ['Chan doan TC-NOTIFICATION-007-1787748392', '1'], ['Chan doan TC-NOTIFICATION-007-1787760248', '1'], ['Chan doan TC-NOTIFICATION-007-1787764042', '1'], ['Chan doan TC-NOTIFICATION-007-1787818463', '1'], ['Chan doan TC-NOTIFICATION-007-1787819323', '1'], ['Chan doan TC-NOTIFICATION-007-1787822470', '1'], ['Chan doan TC-NOTIFICATION-007-1788105089', '1'], ['Chan doan TC-NOTIFICATION-008-1787213619', '1'], ['Chan doan TC-NOTIFICATION-008-1787214474', '1'], ['Chan doan TC-NOTIFICATION-008-1787216554', '1'], ['Chan doan TC-NOTIFICATION-008-1787218256', '1'], ['Chan doan TC-NOTIFICATION-008-1787733949', '1'], ['Chan doan TC-NOTIFICATION-008-1787743372', '1'], ['Chan doan TC-NOTIFICATION-008-1787745696', '1'], ['Chan doan TC-NOTIFICATION-008-1787748453', '1'], ['Chan doan TC-NOTIFICATION-008-1787760309', '1'], ['Chan doan TC-NOTIFICATION-008-1787764103', '1'], ['Chan doan TC-NOTIFICATION-008-1787818524', '1'], ['Chan doan TC-NOTIFICATION-008-1787819378', '1'], ['Chan doan TC-NOTIFICATION-008-1787822519', '1'], ['Chan doan TC-NOTIFICATION-008-1788105136', '1'], ['Chan doan TC-NOTIFICATION-009-UPDATED-1787215375', '1'], ['Chan doan TC-NOTIFICATION-009-UPDATED-1787216822', '1'], ['Chan doan TC-NOTIFICATION-009-UPDATED-1787217452', '1'], ['Chan doan TC-NOTIFICATION-009-UPDATED-1787217644', '1'], ['Chan doan TC-NOTIFICATION-009-UPDATED-1787218340', '1'], ['Chan doan TC-NOTIFICATION-009-UPDATED-1787734039', '1'], ['Chan doan TC-NOTIFICATION-009-UPDATED-1787743509', '1'], ['Chan doan TC-NOTIFICATION-009-UPDATED-1787745779', '1'], ['Chan doan TC-NOTIFICATION-009-UPDATED-1787748536', '1'], ['Chan doan TC-NOTIFICATION-009-UPDATED-1787760393', '1'], ['Chan doan TC-NOTIFICATION-009-UPDATED-1787764187', '1'], ['Chan doan TC-NOTIFICATION-009-UPDATED-1787818608', '1'], ['Chan doan TC-NOTIFICATION-009-UPDATED-1787819453', '1'], ['Chan doan TC-NOTIFICATION-009-UPDATED-1787822584', '1'], ['Chan doan TC-NOTIFICATION-009-UPDATED-1787887364', '1'], ['Chan doan TC-NOTIFICATION-009-UPDATED-1788105197', '1'], ['Chẩn đoán ban đầu TC-MEDICAL-009', '1'], ['chẩn đoán cập nhật', '1'], ['Chẩn đoán cập nhật TC-MEDICAL-006 1785777504', '1'], ['Chẩn đoán Selenium MyAppointment', '1'], ['Chẩn đoán Selenium TC-MEDICAL-007', '1'], ['Chẩn đoán TC-MEDICAL-004', '1'], ['Chẩn đoán TC-MEDICAL-008', '1'], ['Chẩn đoán TC-MYAPPOINTMENT-004', '1'], ['Chẩn đoán TC-MYAPPOINTMENT-004 1786849305', '1'], ['Chẩn đoán TC-MYAPPOINTMENT-004 1786864364', '1'], ['Chuẩn đoán', '1'], ['Di ung da nhe', '1'], ['Đau cổ do ngồi sai tư thế', '1'], ['Đau dạ dày', '1'], ['Đau đầu nhẹ do thiếu ngủ', '1'], ['Đau đầu, mệt mỏi', '1'], ['Đau lưng', '1'], ['Đau lưng do ngồi lâu', '1'], ['Khám', '2'], ['Khám bệnh', '1'], ['kham cập nhật', '1'], ['Mắt cận', '1'], ['Nghi viem hong', '1'], ['Răng sâu', '1'], ['Roi loan nhip tim nhe', '1'], ['Sau rang so 36', '1'], ['Sửa chẩn đoán.', '1'], ['Tăng huyết áp giai đoạn 1', '1'], ['tăng huyết áp loại 1', '1'], ['Thiếu máu cơ tim nhẹ', '1'], ['Thuy dau', '1'], ['Viem da tiep xuc', '1'], ['Viêm họng nhẹ', '1'], ['Viêm họng nhẹ, có ho', '1'], ['Viêm mũi dị ứng', '1']]</w:t>
             </w:r>
           </w:p>
         </w:tc>
@@ -2742,7 +2742,7 @@
           </w:tcPr>
           <w:p>
             <w:r>
-              <w:t>30/08/2026 20:11:38</w:t>
+              <w:t>30/08/2026 23:02:53</w:t>
             </w:r>
           </w:p>
         </w:tc>
@@ -2802,7 +2802,7 @@
           </w:tcPr>
           <w:p>
             <w:r>
-              <w:t>30/08/2026 20:11:39</w:t>
+              <w:t>30/08/2026 23:02:54</w:t>
             </w:r>
           </w:p>
         </w:tc>

--- a/Selenium_WebDriver/reports/Stat_Test_Report.docx
+++ b/Selenium_WebDriver/reports/Stat_Test_Report.docx
@@ -8,8 +8,10 @@
       </w:pPr>
       <w:r>
         <w:rPr>
+          <w:rFonts w:ascii="Times New Roman" w:hAnsi="Times New Roman" w:eastAsia="Times New Roman"/>
           <w:b/>
-          <w:sz w:val="32"/>
+          <w:color w:val="000000"/>
+          <w:sz w:val="26"/>
         </w:rPr>
         <w:t>BÁO CÁO KẾT QUẢ KIỂM THỬ TỰ ĐỘNG</w:t>
         <w:br/>
@@ -21,7 +23,12 @@
         <w:jc w:val="center"/>
       </w:pPr>
       <w:r>
-        <w:t>Thời gian tạo báo cáo: 30/08/2026 23:02:56</w:t>
+        <w:rPr>
+          <w:rFonts w:ascii="Times New Roman" w:hAnsi="Times New Roman" w:eastAsia="Times New Roman"/>
+          <w:color w:val="000000"/>
+          <w:sz w:val="26"/>
+        </w:rPr>
+        <w:t>Thời gian tạo báo cáo: 06/09/2026 19:42:38</w:t>
       </w:r>
     </w:p>
     <w:p/>
@@ -30,6 +37,11 @@
         <w:pStyle w:val="Heading1"/>
       </w:pPr>
       <w:r>
+        <w:rPr>
+          <w:rFonts w:ascii="Times New Roman" w:hAnsi="Times New Roman" w:eastAsia="Times New Roman"/>
+          <w:color w:val="000000"/>
+          <w:sz w:val="26"/>
+        </w:rPr>
         <w:t>1. Tổng quan kết quả</w:t>
       </w:r>
     </w:p>
@@ -50,6 +62,11 @@
           </w:tcPr>
           <w:p>
             <w:r>
+              <w:rPr>
+                <w:rFonts w:ascii="Times New Roman" w:hAnsi="Times New Roman" w:eastAsia="Times New Roman"/>
+                <w:color w:val="000000"/>
+                <w:sz w:val="26"/>
+              </w:rPr>
               <w:t>Nội dung</w:t>
             </w:r>
           </w:p>
@@ -60,6 +77,11 @@
           </w:tcPr>
           <w:p>
             <w:r>
+              <w:rPr>
+                <w:rFonts w:ascii="Times New Roman" w:hAnsi="Times New Roman" w:eastAsia="Times New Roman"/>
+                <w:color w:val="000000"/>
+                <w:sz w:val="26"/>
+              </w:rPr>
               <w:t>Kết quả</w:t>
             </w:r>
           </w:p>
@@ -72,6 +94,11 @@
           </w:tcPr>
           <w:p>
             <w:r>
+              <w:rPr>
+                <w:rFonts w:ascii="Times New Roman" w:hAnsi="Times New Roman" w:eastAsia="Times New Roman"/>
+                <w:color w:val="000000"/>
+                <w:sz w:val="26"/>
+              </w:rPr>
               <w:t>Tổng số Test Case</w:t>
             </w:r>
           </w:p>
@@ -82,6 +109,11 @@
           </w:tcPr>
           <w:p>
             <w:r>
+              <w:rPr>
+                <w:rFonts w:ascii="Times New Roman" w:hAnsi="Times New Roman" w:eastAsia="Times New Roman"/>
+                <w:color w:val="000000"/>
+                <w:sz w:val="26"/>
+              </w:rPr>
               <w:t>4</w:t>
             </w:r>
           </w:p>
@@ -94,6 +126,11 @@
           </w:tcPr>
           <w:p>
             <w:r>
+              <w:rPr>
+                <w:rFonts w:ascii="Times New Roman" w:hAnsi="Times New Roman" w:eastAsia="Times New Roman"/>
+                <w:color w:val="000000"/>
+                <w:sz w:val="26"/>
+              </w:rPr>
               <w:t>Passed</w:t>
             </w:r>
           </w:p>
@@ -104,6 +141,11 @@
           </w:tcPr>
           <w:p>
             <w:r>
+              <w:rPr>
+                <w:rFonts w:ascii="Times New Roman" w:hAnsi="Times New Roman" w:eastAsia="Times New Roman"/>
+                <w:color w:val="000000"/>
+                <w:sz w:val="26"/>
+              </w:rPr>
               <w:t>4</w:t>
             </w:r>
           </w:p>
@@ -116,6 +158,11 @@
           </w:tcPr>
           <w:p>
             <w:r>
+              <w:rPr>
+                <w:rFonts w:ascii="Times New Roman" w:hAnsi="Times New Roman" w:eastAsia="Times New Roman"/>
+                <w:color w:val="000000"/>
+                <w:sz w:val="26"/>
+              </w:rPr>
               <w:t>Failed</w:t>
             </w:r>
           </w:p>
@@ -126,6 +173,11 @@
           </w:tcPr>
           <w:p>
             <w:r>
+              <w:rPr>
+                <w:rFonts w:ascii="Times New Roman" w:hAnsi="Times New Roman" w:eastAsia="Times New Roman"/>
+                <w:color w:val="000000"/>
+                <w:sz w:val="26"/>
+              </w:rPr>
               <w:t>0</w:t>
             </w:r>
           </w:p>
@@ -138,6 +190,11 @@
           </w:tcPr>
           <w:p>
             <w:r>
+              <w:rPr>
+                <w:rFonts w:ascii="Times New Roman" w:hAnsi="Times New Roman" w:eastAsia="Times New Roman"/>
+                <w:color w:val="000000"/>
+                <w:sz w:val="26"/>
+              </w:rPr>
               <w:t>XFailed</w:t>
             </w:r>
           </w:p>
@@ -148,6 +205,11 @@
           </w:tcPr>
           <w:p>
             <w:r>
+              <w:rPr>
+                <w:rFonts w:ascii="Times New Roman" w:hAnsi="Times New Roman" w:eastAsia="Times New Roman"/>
+                <w:color w:val="000000"/>
+                <w:sz w:val="26"/>
+              </w:rPr>
               <w:t>0</w:t>
             </w:r>
           </w:p>
@@ -160,6 +222,11 @@
           </w:tcPr>
           <w:p>
             <w:r>
+              <w:rPr>
+                <w:rFonts w:ascii="Times New Roman" w:hAnsi="Times New Roman" w:eastAsia="Times New Roman"/>
+                <w:color w:val="000000"/>
+                <w:sz w:val="26"/>
+              </w:rPr>
               <w:t>Skipped</w:t>
             </w:r>
           </w:p>
@@ -170,6 +237,11 @@
           </w:tcPr>
           <w:p>
             <w:r>
+              <w:rPr>
+                <w:rFonts w:ascii="Times New Roman" w:hAnsi="Times New Roman" w:eastAsia="Times New Roman"/>
+                <w:color w:val="000000"/>
+                <w:sz w:val="26"/>
+              </w:rPr>
               <w:t>0</w:t>
             </w:r>
           </w:p>
@@ -182,6 +254,11 @@
         <w:pStyle w:val="Heading1"/>
       </w:pPr>
       <w:r>
+        <w:rPr>
+          <w:rFonts w:ascii="Times New Roman" w:hAnsi="Times New Roman" w:eastAsia="Times New Roman"/>
+          <w:color w:val="000000"/>
+          <w:sz w:val="26"/>
+        </w:rPr>
         <w:t>2. Kết quả từng Test Case</w:t>
       </w:r>
     </w:p>
@@ -206,6 +283,11 @@
           </w:tcPr>
           <w:p>
             <w:r>
+              <w:rPr>
+                <w:rFonts w:ascii="Times New Roman" w:hAnsi="Times New Roman" w:eastAsia="Times New Roman"/>
+                <w:color w:val="000000"/>
+                <w:sz w:val="26"/>
+              </w:rPr>
               <w:t>Test Case</w:t>
             </w:r>
           </w:p>
@@ -216,6 +298,11 @@
           </w:tcPr>
           <w:p>
             <w:r>
+              <w:rPr>
+                <w:rFonts w:ascii="Times New Roman" w:hAnsi="Times New Roman" w:eastAsia="Times New Roman"/>
+                <w:color w:val="000000"/>
+                <w:sz w:val="26"/>
+              </w:rPr>
               <w:t>Kết quả</w:t>
             </w:r>
           </w:p>
@@ -226,6 +313,11 @@
           </w:tcPr>
           <w:p>
             <w:r>
+              <w:rPr>
+                <w:rFonts w:ascii="Times New Roman" w:hAnsi="Times New Roman" w:eastAsia="Times New Roman"/>
+                <w:color w:val="000000"/>
+                <w:sz w:val="26"/>
+              </w:rPr>
               <w:t>Thời gian</w:t>
             </w:r>
           </w:p>
@@ -236,6 +328,11 @@
           </w:tcPr>
           <w:p>
             <w:r>
+              <w:rPr>
+                <w:rFonts w:ascii="Times New Roman" w:hAnsi="Times New Roman" w:eastAsia="Times New Roman"/>
+                <w:color w:val="000000"/>
+                <w:sz w:val="26"/>
+              </w:rPr>
               <w:t>Duration (s)</w:t>
             </w:r>
           </w:p>
@@ -246,6 +343,11 @@
           </w:tcPr>
           <w:p>
             <w:r>
+              <w:rPr>
+                <w:rFonts w:ascii="Times New Roman" w:hAnsi="Times New Roman" w:eastAsia="Times New Roman"/>
+                <w:color w:val="000000"/>
+                <w:sz w:val="26"/>
+              </w:rPr>
               <w:t>Screenshot</w:t>
             </w:r>
           </w:p>
@@ -256,6 +358,11 @@
           </w:tcPr>
           <w:p>
             <w:r>
+              <w:rPr>
+                <w:rFonts w:ascii="Times New Roman" w:hAnsi="Times New Roman" w:eastAsia="Times New Roman"/>
+                <w:color w:val="000000"/>
+                <w:sz w:val="26"/>
+              </w:rPr>
               <w:t>Ghi chú</w:t>
             </w:r>
           </w:p>
@@ -268,6 +375,11 @@
           </w:tcPr>
           <w:p>
             <w:r>
+              <w:rPr>
+                <w:rFonts w:ascii="Times New Roman" w:hAnsi="Times New Roman" w:eastAsia="Times New Roman"/>
+                <w:color w:val="000000"/>
+                <w:sz w:val="26"/>
+              </w:rPr>
               <w:t>TC-STAT-001</w:t>
             </w:r>
           </w:p>
@@ -278,6 +390,11 @@
           </w:tcPr>
           <w:p>
             <w:r>
+              <w:rPr>
+                <w:rFonts w:ascii="Times New Roman" w:hAnsi="Times New Roman" w:eastAsia="Times New Roman"/>
+                <w:color w:val="000000"/>
+                <w:sz w:val="26"/>
+              </w:rPr>
               <w:t>PASSED</w:t>
             </w:r>
           </w:p>
@@ -288,7 +405,12 @@
           </w:tcPr>
           <w:p>
             <w:r>
-              <w:t>30/08/2026 23:02:18</w:t>
+              <w:rPr>
+                <w:rFonts w:ascii="Times New Roman" w:hAnsi="Times New Roman" w:eastAsia="Times New Roman"/>
+                <w:color w:val="000000"/>
+                <w:sz w:val="26"/>
+              </w:rPr>
+              <w:t>06/09/2026 19:40:47</w:t>
             </w:r>
           </w:p>
         </w:tc>
@@ -298,7 +420,12 @@
           </w:tcPr>
           <w:p>
             <w:r>
-              <w:t>5.62</w:t>
+              <w:rPr>
+                <w:rFonts w:ascii="Times New Roman" w:hAnsi="Times New Roman" w:eastAsia="Times New Roman"/>
+                <w:color w:val="000000"/>
+                <w:sz w:val="26"/>
+              </w:rPr>
+              <w:t>5.56</w:t>
             </w:r>
           </w:p>
         </w:tc>
@@ -307,7 +434,13 @@
             <w:tcW w:type="dxa" w:w="1440"/>
           </w:tcPr>
           <w:p>
-            <w:r/>
+            <w:r>
+              <w:rPr>
+                <w:rFonts w:ascii="Times New Roman" w:hAnsi="Times New Roman" w:eastAsia="Times New Roman"/>
+                <w:color w:val="000000"/>
+                <w:sz w:val="26"/>
+              </w:rPr>
+            </w:r>
           </w:p>
         </w:tc>
         <w:tc>
@@ -315,7 +448,13 @@
             <w:tcW w:type="dxa" w:w="1440"/>
           </w:tcPr>
           <w:p>
-            <w:r/>
+            <w:r>
+              <w:rPr>
+                <w:rFonts w:ascii="Times New Roman" w:hAnsi="Times New Roman" w:eastAsia="Times New Roman"/>
+                <w:color w:val="000000"/>
+                <w:sz w:val="26"/>
+              </w:rPr>
+            </w:r>
           </w:p>
         </w:tc>
       </w:tr>
@@ -326,6 +465,11 @@
           </w:tcPr>
           <w:p>
             <w:r>
+              <w:rPr>
+                <w:rFonts w:ascii="Times New Roman" w:hAnsi="Times New Roman" w:eastAsia="Times New Roman"/>
+                <w:color w:val="000000"/>
+                <w:sz w:val="26"/>
+              </w:rPr>
               <w:t>TC-STAT-002</w:t>
             </w:r>
           </w:p>
@@ -336,6 +480,11 @@
           </w:tcPr>
           <w:p>
             <w:r>
+              <w:rPr>
+                <w:rFonts w:ascii="Times New Roman" w:hAnsi="Times New Roman" w:eastAsia="Times New Roman"/>
+                <w:color w:val="000000"/>
+                <w:sz w:val="26"/>
+              </w:rPr>
               <w:t>PASSED</w:t>
             </w:r>
           </w:p>
@@ -346,7 +495,12 @@
           </w:tcPr>
           <w:p>
             <w:r>
-              <w:t>30/08/2026 23:02:30</w:t>
+              <w:rPr>
+                <w:rFonts w:ascii="Times New Roman" w:hAnsi="Times New Roman" w:eastAsia="Times New Roman"/>
+                <w:color w:val="000000"/>
+                <w:sz w:val="26"/>
+              </w:rPr>
+              <w:t>06/09/2026 19:40:59</w:t>
             </w:r>
           </w:p>
         </w:tc>
@@ -356,7 +510,12 @@
           </w:tcPr>
           <w:p>
             <w:r>
-              <w:t>8.79</w:t>
+              <w:rPr>
+                <w:rFonts w:ascii="Times New Roman" w:hAnsi="Times New Roman" w:eastAsia="Times New Roman"/>
+                <w:color w:val="000000"/>
+                <w:sz w:val="26"/>
+              </w:rPr>
+              <w:t>8.81</w:t>
             </w:r>
           </w:p>
         </w:tc>
@@ -365,7 +524,13 @@
             <w:tcW w:type="dxa" w:w="1440"/>
           </w:tcPr>
           <w:p>
-            <w:r/>
+            <w:r>
+              <w:rPr>
+                <w:rFonts w:ascii="Times New Roman" w:hAnsi="Times New Roman" w:eastAsia="Times New Roman"/>
+                <w:color w:val="000000"/>
+                <w:sz w:val="26"/>
+              </w:rPr>
+            </w:r>
           </w:p>
         </w:tc>
         <w:tc>
@@ -373,7 +538,13 @@
             <w:tcW w:type="dxa" w:w="1440"/>
           </w:tcPr>
           <w:p>
-            <w:r/>
+            <w:r>
+              <w:rPr>
+                <w:rFonts w:ascii="Times New Roman" w:hAnsi="Times New Roman" w:eastAsia="Times New Roman"/>
+                <w:color w:val="000000"/>
+                <w:sz w:val="26"/>
+              </w:rPr>
+            </w:r>
           </w:p>
         </w:tc>
       </w:tr>
@@ -384,6 +555,11 @@
           </w:tcPr>
           <w:p>
             <w:r>
+              <w:rPr>
+                <w:rFonts w:ascii="Times New Roman" w:hAnsi="Times New Roman" w:eastAsia="Times New Roman"/>
+                <w:color w:val="000000"/>
+                <w:sz w:val="26"/>
+              </w:rPr>
               <w:t>TC-STAT-003</w:t>
             </w:r>
           </w:p>
@@ -394,6 +570,11 @@
           </w:tcPr>
           <w:p>
             <w:r>
+              <w:rPr>
+                <w:rFonts w:ascii="Times New Roman" w:hAnsi="Times New Roman" w:eastAsia="Times New Roman"/>
+                <w:color w:val="000000"/>
+                <w:sz w:val="26"/>
+              </w:rPr>
               <w:t>PASSED</w:t>
             </w:r>
           </w:p>
@@ -404,7 +585,12 @@
           </w:tcPr>
           <w:p>
             <w:r>
-              <w:t>30/08/2026 23:02:43</w:t>
+              <w:rPr>
+                <w:rFonts w:ascii="Times New Roman" w:hAnsi="Times New Roman" w:eastAsia="Times New Roman"/>
+                <w:color w:val="000000"/>
+                <w:sz w:val="26"/>
+              </w:rPr>
+              <w:t>06/09/2026 19:41:12</w:t>
             </w:r>
           </w:p>
         </w:tc>
@@ -414,7 +600,12 @@
           </w:tcPr>
           <w:p>
             <w:r>
-              <w:t>9.43</w:t>
+              <w:rPr>
+                <w:rFonts w:ascii="Times New Roman" w:hAnsi="Times New Roman" w:eastAsia="Times New Roman"/>
+                <w:color w:val="000000"/>
+                <w:sz w:val="26"/>
+              </w:rPr>
+              <w:t>9.45</w:t>
             </w:r>
           </w:p>
         </w:tc>
@@ -423,7 +614,13 @@
             <w:tcW w:type="dxa" w:w="1440"/>
           </w:tcPr>
           <w:p>
-            <w:r/>
+            <w:r>
+              <w:rPr>
+                <w:rFonts w:ascii="Times New Roman" w:hAnsi="Times New Roman" w:eastAsia="Times New Roman"/>
+                <w:color w:val="000000"/>
+                <w:sz w:val="26"/>
+              </w:rPr>
+            </w:r>
           </w:p>
         </w:tc>
         <w:tc>
@@ -431,7 +628,13 @@
             <w:tcW w:type="dxa" w:w="1440"/>
           </w:tcPr>
           <w:p>
-            <w:r/>
+            <w:r>
+              <w:rPr>
+                <w:rFonts w:ascii="Times New Roman" w:hAnsi="Times New Roman" w:eastAsia="Times New Roman"/>
+                <w:color w:val="000000"/>
+                <w:sz w:val="26"/>
+              </w:rPr>
+            </w:r>
           </w:p>
         </w:tc>
       </w:tr>
@@ -442,6 +645,11 @@
           </w:tcPr>
           <w:p>
             <w:r>
+              <w:rPr>
+                <w:rFonts w:ascii="Times New Roman" w:hAnsi="Times New Roman" w:eastAsia="Times New Roman"/>
+                <w:color w:val="000000"/>
+                <w:sz w:val="26"/>
+              </w:rPr>
               <w:t>TC-STAT-004</w:t>
             </w:r>
           </w:p>
@@ -452,6 +660,11 @@
           </w:tcPr>
           <w:p>
             <w:r>
+              <w:rPr>
+                <w:rFonts w:ascii="Times New Roman" w:hAnsi="Times New Roman" w:eastAsia="Times New Roman"/>
+                <w:color w:val="000000"/>
+                <w:sz w:val="26"/>
+              </w:rPr>
               <w:t>PASSED</w:t>
             </w:r>
           </w:p>
@@ -462,7 +675,12 @@
           </w:tcPr>
           <w:p>
             <w:r>
-              <w:t>30/08/2026 23:02:54</w:t>
+              <w:rPr>
+                <w:rFonts w:ascii="Times New Roman" w:hAnsi="Times New Roman" w:eastAsia="Times New Roman"/>
+                <w:color w:val="000000"/>
+                <w:sz w:val="26"/>
+              </w:rPr>
+              <w:t>06/09/2026 19:41:24</w:t>
             </w:r>
           </w:p>
         </w:tc>
@@ -472,7 +690,12 @@
           </w:tcPr>
           <w:p>
             <w:r>
-              <w:t>7.67</w:t>
+              <w:rPr>
+                <w:rFonts w:ascii="Times New Roman" w:hAnsi="Times New Roman" w:eastAsia="Times New Roman"/>
+                <w:color w:val="000000"/>
+                <w:sz w:val="26"/>
+              </w:rPr>
+              <w:t>8.29</w:t>
             </w:r>
           </w:p>
         </w:tc>
@@ -481,7 +704,13 @@
             <w:tcW w:type="dxa" w:w="1440"/>
           </w:tcPr>
           <w:p>
-            <w:r/>
+            <w:r>
+              <w:rPr>
+                <w:rFonts w:ascii="Times New Roman" w:hAnsi="Times New Roman" w:eastAsia="Times New Roman"/>
+                <w:color w:val="000000"/>
+                <w:sz w:val="26"/>
+              </w:rPr>
+            </w:r>
           </w:p>
         </w:tc>
         <w:tc>
@@ -489,7 +718,13 @@
             <w:tcW w:type="dxa" w:w="1440"/>
           </w:tcPr>
           <w:p>
-            <w:r/>
+            <w:r>
+              <w:rPr>
+                <w:rFonts w:ascii="Times New Roman" w:hAnsi="Times New Roman" w:eastAsia="Times New Roman"/>
+                <w:color w:val="000000"/>
+                <w:sz w:val="26"/>
+              </w:rPr>
+            </w:r>
           </w:p>
         </w:tc>
       </w:tr>
@@ -500,6 +735,11 @@
         <w:pStyle w:val="Heading1"/>
       </w:pPr>
       <w:r>
+        <w:rPr>
+          <w:rFonts w:ascii="Times New Roman" w:hAnsi="Times New Roman" w:eastAsia="Times New Roman"/>
+          <w:color w:val="000000"/>
+          <w:sz w:val="26"/>
+        </w:rPr>
         <w:t>3. Chi tiết thực thi từng Step</w:t>
       </w:r>
     </w:p>
@@ -524,6 +764,11 @@
           </w:tcPr>
           <w:p>
             <w:r>
+              <w:rPr>
+                <w:rFonts w:ascii="Times New Roman" w:hAnsi="Times New Roman" w:eastAsia="Times New Roman"/>
+                <w:color w:val="000000"/>
+                <w:sz w:val="26"/>
+              </w:rPr>
               <w:t>Test Case</w:t>
             </w:r>
           </w:p>
@@ -534,6 +779,11 @@
           </w:tcPr>
           <w:p>
             <w:r>
+              <w:rPr>
+                <w:rFonts w:ascii="Times New Roman" w:hAnsi="Times New Roman" w:eastAsia="Times New Roman"/>
+                <w:color w:val="000000"/>
+                <w:sz w:val="26"/>
+              </w:rPr>
               <w:t>Step</w:t>
             </w:r>
           </w:p>
@@ -544,6 +794,11 @@
           </w:tcPr>
           <w:p>
             <w:r>
+              <w:rPr>
+                <w:rFonts w:ascii="Times New Roman" w:hAnsi="Times New Roman" w:eastAsia="Times New Roman"/>
+                <w:color w:val="000000"/>
+                <w:sz w:val="26"/>
+              </w:rPr>
               <w:t>Kết quả</w:t>
             </w:r>
           </w:p>
@@ -554,6 +809,11 @@
           </w:tcPr>
           <w:p>
             <w:r>
+              <w:rPr>
+                <w:rFonts w:ascii="Times New Roman" w:hAnsi="Times New Roman" w:eastAsia="Times New Roman"/>
+                <w:color w:val="000000"/>
+                <w:sz w:val="26"/>
+              </w:rPr>
               <w:t>Thời gian</w:t>
             </w:r>
           </w:p>
@@ -564,6 +824,11 @@
           </w:tcPr>
           <w:p>
             <w:r>
+              <w:rPr>
+                <w:rFonts w:ascii="Times New Roman" w:hAnsi="Times New Roman" w:eastAsia="Times New Roman"/>
+                <w:color w:val="000000"/>
+                <w:sz w:val="26"/>
+              </w:rPr>
               <w:t>Mô tả</w:t>
             </w:r>
           </w:p>
@@ -574,6 +839,11 @@
           </w:tcPr>
           <w:p>
             <w:r>
+              <w:rPr>
+                <w:rFonts w:ascii="Times New Roman" w:hAnsi="Times New Roman" w:eastAsia="Times New Roman"/>
+                <w:color w:val="000000"/>
+                <w:sz w:val="26"/>
+              </w:rPr>
               <w:t>Chi tiết</w:t>
             </w:r>
           </w:p>
@@ -586,6 +856,11 @@
           </w:tcPr>
           <w:p>
             <w:r>
+              <w:rPr>
+                <w:rFonts w:ascii="Times New Roman" w:hAnsi="Times New Roman" w:eastAsia="Times New Roman"/>
+                <w:color w:val="000000"/>
+                <w:sz w:val="26"/>
+              </w:rPr>
               <w:t>TC-STAT-001</w:t>
             </w:r>
           </w:p>
@@ -596,6 +871,11 @@
           </w:tcPr>
           <w:p>
             <w:r>
+              <w:rPr>
+                <w:rFonts w:ascii="Times New Roman" w:hAnsi="Times New Roman" w:eastAsia="Times New Roman"/>
+                <w:color w:val="000000"/>
+                <w:sz w:val="26"/>
+              </w:rPr>
               <w:t>1</w:t>
             </w:r>
           </w:p>
@@ -606,6 +886,11 @@
           </w:tcPr>
           <w:p>
             <w:r>
+              <w:rPr>
+                <w:rFonts w:ascii="Times New Roman" w:hAnsi="Times New Roman" w:eastAsia="Times New Roman"/>
+                <w:color w:val="000000"/>
+                <w:sz w:val="26"/>
+              </w:rPr>
               <w:t>PASS</w:t>
             </w:r>
           </w:p>
@@ -616,7 +901,12 @@
           </w:tcPr>
           <w:p>
             <w:r>
-              <w:t>30/08/2026 23:02:15</w:t>
+              <w:rPr>
+                <w:rFonts w:ascii="Times New Roman" w:hAnsi="Times New Roman" w:eastAsia="Times New Roman"/>
+                <w:color w:val="000000"/>
+                <w:sz w:val="26"/>
+              </w:rPr>
+              <w:t>06/09/2026 19:40:44</w:t>
             </w:r>
           </w:p>
         </w:tc>
@@ -626,6 +916,11 @@
           </w:tcPr>
           <w:p>
             <w:r>
+              <w:rPr>
+                <w:rFonts w:ascii="Times New Roman" w:hAnsi="Times New Roman" w:eastAsia="Times New Roman"/>
+                <w:color w:val="000000"/>
+                <w:sz w:val="26"/>
+              </w:rPr>
               <w:t>Đăng nhập bằng tài khoản Admin hợp lệ thành công</w:t>
             </w:r>
           </w:p>
@@ -635,7 +930,13 @@
             <w:tcW w:type="dxa" w:w="1440"/>
           </w:tcPr>
           <w:p>
-            <w:r/>
+            <w:r>
+              <w:rPr>
+                <w:rFonts w:ascii="Times New Roman" w:hAnsi="Times New Roman" w:eastAsia="Times New Roman"/>
+                <w:color w:val="000000"/>
+                <w:sz w:val="26"/>
+              </w:rPr>
+            </w:r>
           </w:p>
         </w:tc>
       </w:tr>
@@ -646,6 +947,11 @@
           </w:tcPr>
           <w:p>
             <w:r>
+              <w:rPr>
+                <w:rFonts w:ascii="Times New Roman" w:hAnsi="Times New Roman" w:eastAsia="Times New Roman"/>
+                <w:color w:val="000000"/>
+                <w:sz w:val="26"/>
+              </w:rPr>
               <w:t>TC-STAT-001</w:t>
             </w:r>
           </w:p>
@@ -656,6 +962,11 @@
           </w:tcPr>
           <w:p>
             <w:r>
+              <w:rPr>
+                <w:rFonts w:ascii="Times New Roman" w:hAnsi="Times New Roman" w:eastAsia="Times New Roman"/>
+                <w:color w:val="000000"/>
+                <w:sz w:val="26"/>
+              </w:rPr>
               <w:t>2</w:t>
             </w:r>
           </w:p>
@@ -666,6 +977,11 @@
           </w:tcPr>
           <w:p>
             <w:r>
+              <w:rPr>
+                <w:rFonts w:ascii="Times New Roman" w:hAnsi="Times New Roman" w:eastAsia="Times New Roman"/>
+                <w:color w:val="000000"/>
+                <w:sz w:val="26"/>
+              </w:rPr>
               <w:t>PASS</w:t>
             </w:r>
           </w:p>
@@ -676,7 +992,12 @@
           </w:tcPr>
           <w:p>
             <w:r>
-              <w:t>30/08/2026 23:02:15</w:t>
+              <w:rPr>
+                <w:rFonts w:ascii="Times New Roman" w:hAnsi="Times New Roman" w:eastAsia="Times New Roman"/>
+                <w:color w:val="000000"/>
+                <w:sz w:val="26"/>
+              </w:rPr>
+              <w:t>06/09/2026 19:40:44</w:t>
             </w:r>
           </w:p>
         </w:tc>
@@ -686,6 +1007,11 @@
           </w:tcPr>
           <w:p>
             <w:r>
+              <w:rPr>
+                <w:rFonts w:ascii="Times New Roman" w:hAnsi="Times New Roman" w:eastAsia="Times New Roman"/>
+                <w:color w:val="000000"/>
+                <w:sz w:val="26"/>
+              </w:rPr>
               <w:t>Mở menu Quản lý Kho thuốc</w:t>
             </w:r>
           </w:p>
@@ -695,7 +1021,13 @@
             <w:tcW w:type="dxa" w:w="1440"/>
           </w:tcPr>
           <w:p>
-            <w:r/>
+            <w:r>
+              <w:rPr>
+                <w:rFonts w:ascii="Times New Roman" w:hAnsi="Times New Roman" w:eastAsia="Times New Roman"/>
+                <w:color w:val="000000"/>
+                <w:sz w:val="26"/>
+              </w:rPr>
+            </w:r>
           </w:p>
         </w:tc>
       </w:tr>
@@ -706,6 +1038,11 @@
           </w:tcPr>
           <w:p>
             <w:r>
+              <w:rPr>
+                <w:rFonts w:ascii="Times New Roman" w:hAnsi="Times New Roman" w:eastAsia="Times New Roman"/>
+                <w:color w:val="000000"/>
+                <w:sz w:val="26"/>
+              </w:rPr>
               <w:t>TC-STAT-001</w:t>
             </w:r>
           </w:p>
@@ -716,6 +1053,11 @@
           </w:tcPr>
           <w:p>
             <w:r>
+              <w:rPr>
+                <w:rFonts w:ascii="Times New Roman" w:hAnsi="Times New Roman" w:eastAsia="Times New Roman"/>
+                <w:color w:val="000000"/>
+                <w:sz w:val="26"/>
+              </w:rPr>
               <w:t>3</w:t>
             </w:r>
           </w:p>
@@ -726,6 +1068,11 @@
           </w:tcPr>
           <w:p>
             <w:r>
+              <w:rPr>
+                <w:rFonts w:ascii="Times New Roman" w:hAnsi="Times New Roman" w:eastAsia="Times New Roman"/>
+                <w:color w:val="000000"/>
+                <w:sz w:val="26"/>
+              </w:rPr>
               <w:t>PASS</w:t>
             </w:r>
           </w:p>
@@ -736,7 +1083,12 @@
           </w:tcPr>
           <w:p>
             <w:r>
-              <w:t>30/08/2026 23:02:18</w:t>
+              <w:rPr>
+                <w:rFonts w:ascii="Times New Roman" w:hAnsi="Times New Roman" w:eastAsia="Times New Roman"/>
+                <w:color w:val="000000"/>
+                <w:sz w:val="26"/>
+              </w:rPr>
+              <w:t>06/09/2026 19:40:47</w:t>
             </w:r>
           </w:p>
         </w:tc>
@@ -746,6 +1098,11 @@
           </w:tcPr>
           <w:p>
             <w:r>
+              <w:rPr>
+                <w:rFonts w:ascii="Times New Roman" w:hAnsi="Times New Roman" w:eastAsia="Times New Roman"/>
+                <w:color w:val="000000"/>
+                <w:sz w:val="26"/>
+              </w:rPr>
               <w:t>Truy cập trang Thống kê thuốc thành công</w:t>
             </w:r>
           </w:p>
@@ -755,7 +1112,13 @@
             <w:tcW w:type="dxa" w:w="1440"/>
           </w:tcPr>
           <w:p>
-            <w:r/>
+            <w:r>
+              <w:rPr>
+                <w:rFonts w:ascii="Times New Roman" w:hAnsi="Times New Roman" w:eastAsia="Times New Roman"/>
+                <w:color w:val="000000"/>
+                <w:sz w:val="26"/>
+              </w:rPr>
+            </w:r>
           </w:p>
         </w:tc>
       </w:tr>
@@ -766,6 +1129,11 @@
           </w:tcPr>
           <w:p>
             <w:r>
+              <w:rPr>
+                <w:rFonts w:ascii="Times New Roman" w:hAnsi="Times New Roman" w:eastAsia="Times New Roman"/>
+                <w:color w:val="000000"/>
+                <w:sz w:val="26"/>
+              </w:rPr>
               <w:t>TC-STAT-001</w:t>
             </w:r>
           </w:p>
@@ -776,6 +1144,11 @@
           </w:tcPr>
           <w:p>
             <w:r>
+              <w:rPr>
+                <w:rFonts w:ascii="Times New Roman" w:hAnsi="Times New Roman" w:eastAsia="Times New Roman"/>
+                <w:color w:val="000000"/>
+                <w:sz w:val="26"/>
+              </w:rPr>
               <w:t>4</w:t>
             </w:r>
           </w:p>
@@ -786,6 +1159,11 @@
           </w:tcPr>
           <w:p>
             <w:r>
+              <w:rPr>
+                <w:rFonts w:ascii="Times New Roman" w:hAnsi="Times New Roman" w:eastAsia="Times New Roman"/>
+                <w:color w:val="000000"/>
+                <w:sz w:val="26"/>
+              </w:rPr>
               <w:t>PASS</w:t>
             </w:r>
           </w:p>
@@ -796,7 +1174,12 @@
           </w:tcPr>
           <w:p>
             <w:r>
-              <w:t>30/08/2026 23:02:18</w:t>
+              <w:rPr>
+                <w:rFonts w:ascii="Times New Roman" w:hAnsi="Times New Roman" w:eastAsia="Times New Roman"/>
+                <w:color w:val="000000"/>
+                <w:sz w:val="26"/>
+              </w:rPr>
+              <w:t>06/09/2026 19:40:47</w:t>
             </w:r>
           </w:p>
         </w:tc>
@@ -806,6 +1189,11 @@
           </w:tcPr>
           <w:p>
             <w:r>
+              <w:rPr>
+                <w:rFonts w:ascii="Times New Roman" w:hAnsi="Times New Roman" w:eastAsia="Times New Roman"/>
+                <w:color w:val="000000"/>
+                <w:sz w:val="26"/>
+              </w:rPr>
               <w:t>Biểu đồ Thuốc theo danh mục được hiển thị</w:t>
             </w:r>
           </w:p>
@@ -815,7 +1203,13 @@
             <w:tcW w:type="dxa" w:w="1440"/>
           </w:tcPr>
           <w:p>
-            <w:r/>
+            <w:r>
+              <w:rPr>
+                <w:rFonts w:ascii="Times New Roman" w:hAnsi="Times New Roman" w:eastAsia="Times New Roman"/>
+                <w:color w:val="000000"/>
+                <w:sz w:val="26"/>
+              </w:rPr>
+            </w:r>
           </w:p>
         </w:tc>
       </w:tr>
@@ -826,6 +1220,11 @@
           </w:tcPr>
           <w:p>
             <w:r>
+              <w:rPr>
+                <w:rFonts w:ascii="Times New Roman" w:hAnsi="Times New Roman" w:eastAsia="Times New Roman"/>
+                <w:color w:val="000000"/>
+                <w:sz w:val="26"/>
+              </w:rPr>
               <w:t>TC-STAT-001</w:t>
             </w:r>
           </w:p>
@@ -836,6 +1235,11 @@
           </w:tcPr>
           <w:p>
             <w:r>
+              <w:rPr>
+                <w:rFonts w:ascii="Times New Roman" w:hAnsi="Times New Roman" w:eastAsia="Times New Roman"/>
+                <w:color w:val="000000"/>
+                <w:sz w:val="26"/>
+              </w:rPr>
               <w:t>5</w:t>
             </w:r>
           </w:p>
@@ -846,6 +1250,11 @@
           </w:tcPr>
           <w:p>
             <w:r>
+              <w:rPr>
+                <w:rFonts w:ascii="Times New Roman" w:hAnsi="Times New Roman" w:eastAsia="Times New Roman"/>
+                <w:color w:val="000000"/>
+                <w:sz w:val="26"/>
+              </w:rPr>
               <w:t>PASS</w:t>
             </w:r>
           </w:p>
@@ -856,7 +1265,12 @@
           </w:tcPr>
           <w:p>
             <w:r>
-              <w:t>30/08/2026 23:02:18</w:t>
+              <w:rPr>
+                <w:rFonts w:ascii="Times New Roman" w:hAnsi="Times New Roman" w:eastAsia="Times New Roman"/>
+                <w:color w:val="000000"/>
+                <w:sz w:val="26"/>
+              </w:rPr>
+              <w:t>06/09/2026 19:40:47</w:t>
             </w:r>
           </w:p>
         </w:tc>
@@ -866,6 +1280,11 @@
           </w:tcPr>
           <w:p>
             <w:r>
+              <w:rPr>
+                <w:rFonts w:ascii="Times New Roman" w:hAnsi="Times New Roman" w:eastAsia="Times New Roman"/>
+                <w:color w:val="000000"/>
+                <w:sz w:val="26"/>
+              </w:rPr>
               <w:t>Bảng thống kê danh mục thuốc được hiển thị</w:t>
             </w:r>
           </w:p>
@@ -876,6 +1295,11 @@
           </w:tcPr>
           <w:p>
             <w:r>
+              <w:rPr>
+                <w:rFonts w:ascii="Times New Roman" w:hAnsi="Times New Roman" w:eastAsia="Times New Roman"/>
+                <w:color w:val="000000"/>
+                <w:sz w:val="26"/>
+              </w:rPr>
               <w:t>Headers: ['Danh mục thuốc', 'Số lượng']</w:t>
             </w:r>
           </w:p>
@@ -888,6 +1312,11 @@
           </w:tcPr>
           <w:p>
             <w:r>
+              <w:rPr>
+                <w:rFonts w:ascii="Times New Roman" w:hAnsi="Times New Roman" w:eastAsia="Times New Roman"/>
+                <w:color w:val="000000"/>
+                <w:sz w:val="26"/>
+              </w:rPr>
               <w:t>TC-STAT-001</w:t>
             </w:r>
           </w:p>
@@ -898,6 +1327,11 @@
           </w:tcPr>
           <w:p>
             <w:r>
+              <w:rPr>
+                <w:rFonts w:ascii="Times New Roman" w:hAnsi="Times New Roman" w:eastAsia="Times New Roman"/>
+                <w:color w:val="000000"/>
+                <w:sz w:val="26"/>
+              </w:rPr>
               <w:t>6</w:t>
             </w:r>
           </w:p>
@@ -908,6 +1342,11 @@
           </w:tcPr>
           <w:p>
             <w:r>
+              <w:rPr>
+                <w:rFonts w:ascii="Times New Roman" w:hAnsi="Times New Roman" w:eastAsia="Times New Roman"/>
+                <w:color w:val="000000"/>
+                <w:sz w:val="26"/>
+              </w:rPr>
               <w:t>PASS</w:t>
             </w:r>
           </w:p>
@@ -918,7 +1357,12 @@
           </w:tcPr>
           <w:p>
             <w:r>
-              <w:t>30/08/2026 23:02:18</w:t>
+              <w:rPr>
+                <w:rFonts w:ascii="Times New Roman" w:hAnsi="Times New Roman" w:eastAsia="Times New Roman"/>
+                <w:color w:val="000000"/>
+                <w:sz w:val="26"/>
+              </w:rPr>
+              <w:t>06/09/2026 19:40:47</w:t>
             </w:r>
           </w:p>
         </w:tc>
@@ -928,6 +1372,11 @@
           </w:tcPr>
           <w:p>
             <w:r>
+              <w:rPr>
+                <w:rFonts w:ascii="Times New Roman" w:hAnsi="Times New Roman" w:eastAsia="Times New Roman"/>
+                <w:color w:val="000000"/>
+                <w:sz w:val="26"/>
+              </w:rPr>
               <w:t>Ghi nhận số lượng thuốc theo các danh mục</w:t>
             </w:r>
           </w:p>
@@ -938,7 +1387,12 @@
           </w:tcPr>
           <w:p>
             <w:r>
-              <w:t>Data: [['Thuốc chống dị ứng', '1'], ['Thuốc giảm đau - hạ sốt', '5'], ['Thuốc hô hấp', '1'], ['Thuốc kháng sinh', '1'], ['Thuốc kháng viêm', '1'], ['Thuốc răng hàm mặt', '2'], ['Thuốc tẩy giun', '1'], ['Thuốc tiêu hóa', '2'], ['Thuốc tim mạch - huyết áp', '1'], ['Vitamin và khoáng chất', '9']]</w:t>
+              <w:rPr>
+                <w:rFonts w:ascii="Times New Roman" w:hAnsi="Times New Roman" w:eastAsia="Times New Roman"/>
+                <w:color w:val="000000"/>
+                <w:sz w:val="26"/>
+              </w:rPr>
+              <w:t>Data: [['Thuốc chống dị ứng', '1'], ['Thuốc giảm đau - hạ sốt', '5'], ['Thuốc hô hấp', '1'], ['Thuốc kháng sinh', '1'], ['Thuốc kháng viêm', '1'], ['Thuốc răng hàm mặt', '2'], ['Thuốc tẩy giun', '1'], ['Thuốc tiêu hóa', '2'], ['Thuốc tim mạch - huyết áp', '1'], ['Vitamin và khoáng chất', '10']]</w:t>
             </w:r>
           </w:p>
         </w:tc>
@@ -950,6 +1404,11 @@
           </w:tcPr>
           <w:p>
             <w:r>
+              <w:rPr>
+                <w:rFonts w:ascii="Times New Roman" w:hAnsi="Times New Roman" w:eastAsia="Times New Roman"/>
+                <w:color w:val="000000"/>
+                <w:sz w:val="26"/>
+              </w:rPr>
               <w:t>TC-STAT-001</w:t>
             </w:r>
           </w:p>
@@ -960,6 +1419,11 @@
           </w:tcPr>
           <w:p>
             <w:r>
+              <w:rPr>
+                <w:rFonts w:ascii="Times New Roman" w:hAnsi="Times New Roman" w:eastAsia="Times New Roman"/>
+                <w:color w:val="000000"/>
+                <w:sz w:val="26"/>
+              </w:rPr>
               <w:t>7</w:t>
             </w:r>
           </w:p>
@@ -970,6 +1434,11 @@
           </w:tcPr>
           <w:p>
             <w:r>
+              <w:rPr>
+                <w:rFonts w:ascii="Times New Roman" w:hAnsi="Times New Roman" w:eastAsia="Times New Roman"/>
+                <w:color w:val="000000"/>
+                <w:sz w:val="26"/>
+              </w:rPr>
               <w:t>PASS</w:t>
             </w:r>
           </w:p>
@@ -980,7 +1449,12 @@
           </w:tcPr>
           <w:p>
             <w:r>
-              <w:t>30/08/2026 23:02:18</w:t>
+              <w:rPr>
+                <w:rFonts w:ascii="Times New Roman" w:hAnsi="Times New Roman" w:eastAsia="Times New Roman"/>
+                <w:color w:val="000000"/>
+                <w:sz w:val="26"/>
+              </w:rPr>
+              <w:t>06/09/2026 19:40:47</w:t>
             </w:r>
           </w:p>
         </w:tc>
@@ -990,6 +1464,11 @@
           </w:tcPr>
           <w:p>
             <w:r>
+              <w:rPr>
+                <w:rFonts w:ascii="Times New Roman" w:hAnsi="Times New Roman" w:eastAsia="Times New Roman"/>
+                <w:color w:val="000000"/>
+                <w:sz w:val="26"/>
+              </w:rPr>
               <w:t>Dữ liệu biểu đồ tương ứng với bảng thống kê</w:t>
             </w:r>
           </w:p>
@@ -1000,6 +1479,11 @@
           </w:tcPr>
           <w:p>
             <w:r>
+              <w:rPr>
+                <w:rFonts w:ascii="Times New Roman" w:hAnsi="Times New Roman" w:eastAsia="Times New Roman"/>
+                <w:color w:val="000000"/>
+                <w:sz w:val="26"/>
+              </w:rPr>
               <w:t>Table rows: 10 | Chart bars: 10 | Visible labels: ['Thuốc chống dị ứng', 'Thuốc hô hấp', 'Thuốc kháng viêm', 'Thuốc tẩy giun', 'Thuốc tiêu hóa', 'Vitamin và khoáng chất']</w:t>
             </w:r>
           </w:p>
@@ -1012,6 +1496,11 @@
           </w:tcPr>
           <w:p>
             <w:r>
+              <w:rPr>
+                <w:rFonts w:ascii="Times New Roman" w:hAnsi="Times New Roman" w:eastAsia="Times New Roman"/>
+                <w:color w:val="000000"/>
+                <w:sz w:val="26"/>
+              </w:rPr>
               <w:t>TC-STAT-001</w:t>
             </w:r>
           </w:p>
@@ -1022,6 +1511,11 @@
           </w:tcPr>
           <w:p>
             <w:r>
+              <w:rPr>
+                <w:rFonts w:ascii="Times New Roman" w:hAnsi="Times New Roman" w:eastAsia="Times New Roman"/>
+                <w:color w:val="000000"/>
+                <w:sz w:val="26"/>
+              </w:rPr>
               <w:t>8</w:t>
             </w:r>
           </w:p>
@@ -1032,6 +1526,11 @@
           </w:tcPr>
           <w:p>
             <w:r>
+              <w:rPr>
+                <w:rFonts w:ascii="Times New Roman" w:hAnsi="Times New Roman" w:eastAsia="Times New Roman"/>
+                <w:color w:val="000000"/>
+                <w:sz w:val="26"/>
+              </w:rPr>
               <w:t>PASS</w:t>
             </w:r>
           </w:p>
@@ -1042,7 +1541,12 @@
           </w:tcPr>
           <w:p>
             <w:r>
-              <w:t>30/08/2026 23:02:18</w:t>
+              <w:rPr>
+                <w:rFonts w:ascii="Times New Roman" w:hAnsi="Times New Roman" w:eastAsia="Times New Roman"/>
+                <w:color w:val="000000"/>
+                <w:sz w:val="26"/>
+              </w:rPr>
+              <w:t>06/09/2026 19:40:47</w:t>
             </w:r>
           </w:p>
         </w:tc>
@@ -1052,6 +1556,11 @@
           </w:tcPr>
           <w:p>
             <w:r>
+              <w:rPr>
+                <w:rFonts w:ascii="Times New Roman" w:hAnsi="Times New Roman" w:eastAsia="Times New Roman"/>
+                <w:color w:val="000000"/>
+                <w:sz w:val="26"/>
+              </w:rPr>
               <w:t>Các danh mục và số lượng hiển thị đầy đủ, không phát sinh lỗi</w:t>
             </w:r>
           </w:p>
@@ -1061,7 +1570,13 @@
             <w:tcW w:type="dxa" w:w="1440"/>
           </w:tcPr>
           <w:p>
-            <w:r/>
+            <w:r>
+              <w:rPr>
+                <w:rFonts w:ascii="Times New Roman" w:hAnsi="Times New Roman" w:eastAsia="Times New Roman"/>
+                <w:color w:val="000000"/>
+                <w:sz w:val="26"/>
+              </w:rPr>
+            </w:r>
           </w:p>
         </w:tc>
       </w:tr>
@@ -1072,6 +1587,11 @@
           </w:tcPr>
           <w:p>
             <w:r>
+              <w:rPr>
+                <w:rFonts w:ascii="Times New Roman" w:hAnsi="Times New Roman" w:eastAsia="Times New Roman"/>
+                <w:color w:val="000000"/>
+                <w:sz w:val="26"/>
+              </w:rPr>
               <w:t>TC-STAT-002</w:t>
             </w:r>
           </w:p>
@@ -1082,6 +1602,11 @@
           </w:tcPr>
           <w:p>
             <w:r>
+              <w:rPr>
+                <w:rFonts w:ascii="Times New Roman" w:hAnsi="Times New Roman" w:eastAsia="Times New Roman"/>
+                <w:color w:val="000000"/>
+                <w:sz w:val="26"/>
+              </w:rPr>
               <w:t>1</w:t>
             </w:r>
           </w:p>
@@ -1092,6 +1617,11 @@
           </w:tcPr>
           <w:p>
             <w:r>
+              <w:rPr>
+                <w:rFonts w:ascii="Times New Roman" w:hAnsi="Times New Roman" w:eastAsia="Times New Roman"/>
+                <w:color w:val="000000"/>
+                <w:sz w:val="26"/>
+              </w:rPr>
               <w:t>PASS</w:t>
             </w:r>
           </w:p>
@@ -1102,7 +1632,12 @@
           </w:tcPr>
           <w:p>
             <w:r>
-              <w:t>30/08/2026 23:02:23</w:t>
+              <w:rPr>
+                <w:rFonts w:ascii="Times New Roman" w:hAnsi="Times New Roman" w:eastAsia="Times New Roman"/>
+                <w:color w:val="000000"/>
+                <w:sz w:val="26"/>
+              </w:rPr>
+              <w:t>06/09/2026 19:40:53</w:t>
             </w:r>
           </w:p>
         </w:tc>
@@ -1112,6 +1647,11 @@
           </w:tcPr>
           <w:p>
             <w:r>
+              <w:rPr>
+                <w:rFonts w:ascii="Times New Roman" w:hAnsi="Times New Roman" w:eastAsia="Times New Roman"/>
+                <w:color w:val="000000"/>
+                <w:sz w:val="26"/>
+              </w:rPr>
               <w:t>Đăng nhập bằng tài khoản Admin hợp lệ thành công</w:t>
             </w:r>
           </w:p>
@@ -1121,7 +1661,13 @@
             <w:tcW w:type="dxa" w:w="1440"/>
           </w:tcPr>
           <w:p>
-            <w:r/>
+            <w:r>
+              <w:rPr>
+                <w:rFonts w:ascii="Times New Roman" w:hAnsi="Times New Roman" w:eastAsia="Times New Roman"/>
+                <w:color w:val="000000"/>
+                <w:sz w:val="26"/>
+              </w:rPr>
+            </w:r>
           </w:p>
         </w:tc>
       </w:tr>
@@ -1132,6 +1678,11 @@
           </w:tcPr>
           <w:p>
             <w:r>
+              <w:rPr>
+                <w:rFonts w:ascii="Times New Roman" w:hAnsi="Times New Roman" w:eastAsia="Times New Roman"/>
+                <w:color w:val="000000"/>
+                <w:sz w:val="26"/>
+              </w:rPr>
               <w:t>TC-STAT-002</w:t>
             </w:r>
           </w:p>
@@ -1142,6 +1693,11 @@
           </w:tcPr>
           <w:p>
             <w:r>
+              <w:rPr>
+                <w:rFonts w:ascii="Times New Roman" w:hAnsi="Times New Roman" w:eastAsia="Times New Roman"/>
+                <w:color w:val="000000"/>
+                <w:sz w:val="26"/>
+              </w:rPr>
               <w:t>2</w:t>
             </w:r>
           </w:p>
@@ -1152,6 +1708,11 @@
           </w:tcPr>
           <w:p>
             <w:r>
+              <w:rPr>
+                <w:rFonts w:ascii="Times New Roman" w:hAnsi="Times New Roman" w:eastAsia="Times New Roman"/>
+                <w:color w:val="000000"/>
+                <w:sz w:val="26"/>
+              </w:rPr>
               <w:t>PASS</w:t>
             </w:r>
           </w:p>
@@ -1162,7 +1723,12 @@
           </w:tcPr>
           <w:p>
             <w:r>
-              <w:t>30/08/2026 23:02:27</w:t>
+              <w:rPr>
+                <w:rFonts w:ascii="Times New Roman" w:hAnsi="Times New Roman" w:eastAsia="Times New Roman"/>
+                <w:color w:val="000000"/>
+                <w:sz w:val="26"/>
+              </w:rPr>
+              <w:t>06/09/2026 19:40:56</w:t>
             </w:r>
           </w:p>
         </w:tc>
@@ -1172,6 +1738,11 @@
           </w:tcPr>
           <w:p>
             <w:r>
+              <w:rPr>
+                <w:rFonts w:ascii="Times New Roman" w:hAnsi="Times New Roman" w:eastAsia="Times New Roman"/>
+                <w:color w:val="000000"/>
+                <w:sz w:val="26"/>
+              </w:rPr>
               <w:t>Mở trang Thống kê và báo cáo thành công</w:t>
             </w:r>
           </w:p>
@@ -1181,7 +1752,13 @@
             <w:tcW w:type="dxa" w:w="1440"/>
           </w:tcPr>
           <w:p>
-            <w:r/>
+            <w:r>
+              <w:rPr>
+                <w:rFonts w:ascii="Times New Roman" w:hAnsi="Times New Roman" w:eastAsia="Times New Roman"/>
+                <w:color w:val="000000"/>
+                <w:sz w:val="26"/>
+              </w:rPr>
+            </w:r>
           </w:p>
         </w:tc>
       </w:tr>
@@ -1192,6 +1769,11 @@
           </w:tcPr>
           <w:p>
             <w:r>
+              <w:rPr>
+                <w:rFonts w:ascii="Times New Roman" w:hAnsi="Times New Roman" w:eastAsia="Times New Roman"/>
+                <w:color w:val="000000"/>
+                <w:sz w:val="26"/>
+              </w:rPr>
               <w:t>TC-STAT-002</w:t>
             </w:r>
           </w:p>
@@ -1202,6 +1784,11 @@
           </w:tcPr>
           <w:p>
             <w:r>
+              <w:rPr>
+                <w:rFonts w:ascii="Times New Roman" w:hAnsi="Times New Roman" w:eastAsia="Times New Roman"/>
+                <w:color w:val="000000"/>
+                <w:sz w:val="26"/>
+              </w:rPr>
               <w:t>3</w:t>
             </w:r>
           </w:p>
@@ -1212,6 +1799,11 @@
           </w:tcPr>
           <w:p>
             <w:r>
+              <w:rPr>
+                <w:rFonts w:ascii="Times New Roman" w:hAnsi="Times New Roman" w:eastAsia="Times New Roman"/>
+                <w:color w:val="000000"/>
+                <w:sz w:val="26"/>
+              </w:rPr>
               <w:t>PASS</w:t>
             </w:r>
           </w:p>
@@ -1222,7 +1814,12 @@
           </w:tcPr>
           <w:p>
             <w:r>
-              <w:t>30/08/2026 23:02:27</w:t>
+              <w:rPr>
+                <w:rFonts w:ascii="Times New Roman" w:hAnsi="Times New Roman" w:eastAsia="Times New Roman"/>
+                <w:color w:val="000000"/>
+                <w:sz w:val="26"/>
+              </w:rPr>
+              <w:t>06/09/2026 19:40:56</w:t>
             </w:r>
           </w:p>
         </w:tc>
@@ -1232,6 +1829,11 @@
           </w:tcPr>
           <w:p>
             <w:r>
+              <w:rPr>
+                <w:rFonts w:ascii="Times New Roman" w:hAnsi="Times New Roman" w:eastAsia="Times New Roman"/>
+                <w:color w:val="000000"/>
+                <w:sz w:val="26"/>
+              </w:rPr>
               <w:t>Xác định khu vực Bệnh nhân theo giới tính</w:t>
             </w:r>
           </w:p>
@@ -1241,7 +1843,13 @@
             <w:tcW w:type="dxa" w:w="1440"/>
           </w:tcPr>
           <w:p>
-            <w:r/>
+            <w:r>
+              <w:rPr>
+                <w:rFonts w:ascii="Times New Roman" w:hAnsi="Times New Roman" w:eastAsia="Times New Roman"/>
+                <w:color w:val="000000"/>
+                <w:sz w:val="26"/>
+              </w:rPr>
+            </w:r>
           </w:p>
         </w:tc>
       </w:tr>
@@ -1252,6 +1860,11 @@
           </w:tcPr>
           <w:p>
             <w:r>
+              <w:rPr>
+                <w:rFonts w:ascii="Times New Roman" w:hAnsi="Times New Roman" w:eastAsia="Times New Roman"/>
+                <w:color w:val="000000"/>
+                <w:sz w:val="26"/>
+              </w:rPr>
               <w:t>TC-STAT-002</w:t>
             </w:r>
           </w:p>
@@ -1262,6 +1875,11 @@
           </w:tcPr>
           <w:p>
             <w:r>
+              <w:rPr>
+                <w:rFonts w:ascii="Times New Roman" w:hAnsi="Times New Roman" w:eastAsia="Times New Roman"/>
+                <w:color w:val="000000"/>
+                <w:sz w:val="26"/>
+              </w:rPr>
               <w:t>4</w:t>
             </w:r>
           </w:p>
@@ -1272,6 +1890,11 @@
           </w:tcPr>
           <w:p>
             <w:r>
+              <w:rPr>
+                <w:rFonts w:ascii="Times New Roman" w:hAnsi="Times New Roman" w:eastAsia="Times New Roman"/>
+                <w:color w:val="000000"/>
+                <w:sz w:val="26"/>
+              </w:rPr>
               <w:t>PASS</w:t>
             </w:r>
           </w:p>
@@ -1282,7 +1905,12 @@
           </w:tcPr>
           <w:p>
             <w:r>
-              <w:t>30/08/2026 23:02:27</w:t>
+              <w:rPr>
+                <w:rFonts w:ascii="Times New Roman" w:hAnsi="Times New Roman" w:eastAsia="Times New Roman"/>
+                <w:color w:val="000000"/>
+                <w:sz w:val="26"/>
+              </w:rPr>
+              <w:t>06/09/2026 19:40:56</w:t>
             </w:r>
           </w:p>
         </w:tc>
@@ -1292,6 +1920,11 @@
           </w:tcPr>
           <w:p>
             <w:r>
+              <w:rPr>
+                <w:rFonts w:ascii="Times New Roman" w:hAnsi="Times New Roman" w:eastAsia="Times New Roman"/>
+                <w:color w:val="000000"/>
+                <w:sz w:val="26"/>
+              </w:rPr>
               <w:t>Biểu đồ và bảng bệnh nhân theo giới tính được hiển thị</w:t>
             </w:r>
           </w:p>
@@ -1302,6 +1935,11 @@
           </w:tcPr>
           <w:p>
             <w:r>
+              <w:rPr>
+                <w:rFonts w:ascii="Times New Roman" w:hAnsi="Times New Roman" w:eastAsia="Times New Roman"/>
+                <w:color w:val="000000"/>
+                <w:sz w:val="26"/>
+              </w:rPr>
               <w:t>Data: [['Nam', '4'], ['Nu', '5']]</w:t>
             </w:r>
           </w:p>
@@ -1314,6 +1952,11 @@
           </w:tcPr>
           <w:p>
             <w:r>
+              <w:rPr>
+                <w:rFonts w:ascii="Times New Roman" w:hAnsi="Times New Roman" w:eastAsia="Times New Roman"/>
+                <w:color w:val="000000"/>
+                <w:sz w:val="26"/>
+              </w:rPr>
               <w:t>TC-STAT-002</w:t>
             </w:r>
           </w:p>
@@ -1324,6 +1967,11 @@
           </w:tcPr>
           <w:p>
             <w:r>
+              <w:rPr>
+                <w:rFonts w:ascii="Times New Roman" w:hAnsi="Times New Roman" w:eastAsia="Times New Roman"/>
+                <w:color w:val="000000"/>
+                <w:sz w:val="26"/>
+              </w:rPr>
               <w:t>5</w:t>
             </w:r>
           </w:p>
@@ -1334,6 +1982,11 @@
           </w:tcPr>
           <w:p>
             <w:r>
+              <w:rPr>
+                <w:rFonts w:ascii="Times New Roman" w:hAnsi="Times New Roman" w:eastAsia="Times New Roman"/>
+                <w:color w:val="000000"/>
+                <w:sz w:val="26"/>
+              </w:rPr>
               <w:t>PASS</w:t>
             </w:r>
           </w:p>
@@ -1344,7 +1997,12 @@
           </w:tcPr>
           <w:p>
             <w:r>
-              <w:t>30/08/2026 23:02:27</w:t>
+              <w:rPr>
+                <w:rFonts w:ascii="Times New Roman" w:hAnsi="Times New Roman" w:eastAsia="Times New Roman"/>
+                <w:color w:val="000000"/>
+                <w:sz w:val="26"/>
+              </w:rPr>
+              <w:t>06/09/2026 19:40:56</w:t>
             </w:r>
           </w:p>
         </w:tc>
@@ -1354,6 +2012,11 @@
           </w:tcPr>
           <w:p>
             <w:r>
+              <w:rPr>
+                <w:rFonts w:ascii="Times New Roman" w:hAnsi="Times New Roman" w:eastAsia="Times New Roman"/>
+                <w:color w:val="000000"/>
+                <w:sz w:val="26"/>
+              </w:rPr>
               <w:t>Số nhóm dữ liệu giới tính trên biểu đồ tương ứng với bảng</w:t>
             </w:r>
           </w:p>
@@ -1364,6 +2027,11 @@
           </w:tcPr>
           <w:p>
             <w:r>
+              <w:rPr>
+                <w:rFonts w:ascii="Times New Roman" w:hAnsi="Times New Roman" w:eastAsia="Times New Roman"/>
+                <w:color w:val="000000"/>
+                <w:sz w:val="26"/>
+              </w:rPr>
               <w:t>Labels: ['Nam', 'Nu'] | Bars: 2</w:t>
             </w:r>
           </w:p>
@@ -1376,6 +2044,11 @@
           </w:tcPr>
           <w:p>
             <w:r>
+              <w:rPr>
+                <w:rFonts w:ascii="Times New Roman" w:hAnsi="Times New Roman" w:eastAsia="Times New Roman"/>
+                <w:color w:val="000000"/>
+                <w:sz w:val="26"/>
+              </w:rPr>
               <w:t>TC-STAT-002</w:t>
             </w:r>
           </w:p>
@@ -1386,6 +2059,11 @@
           </w:tcPr>
           <w:p>
             <w:r>
+              <w:rPr>
+                <w:rFonts w:ascii="Times New Roman" w:hAnsi="Times New Roman" w:eastAsia="Times New Roman"/>
+                <w:color w:val="000000"/>
+                <w:sz w:val="26"/>
+              </w:rPr>
               <w:t>6</w:t>
             </w:r>
           </w:p>
@@ -1396,6 +2074,11 @@
           </w:tcPr>
           <w:p>
             <w:r>
+              <w:rPr>
+                <w:rFonts w:ascii="Times New Roman" w:hAnsi="Times New Roman" w:eastAsia="Times New Roman"/>
+                <w:color w:val="000000"/>
+                <w:sz w:val="26"/>
+              </w:rPr>
               <w:t>PASS</w:t>
             </w:r>
           </w:p>
@@ -1406,7 +2089,12 @@
           </w:tcPr>
           <w:p>
             <w:r>
-              <w:t>30/08/2026 23:02:27</w:t>
+              <w:rPr>
+                <w:rFonts w:ascii="Times New Roman" w:hAnsi="Times New Roman" w:eastAsia="Times New Roman"/>
+                <w:color w:val="000000"/>
+                <w:sz w:val="26"/>
+              </w:rPr>
+              <w:t>06/09/2026 19:40:56</w:t>
             </w:r>
           </w:p>
         </w:tc>
@@ -1416,6 +2104,11 @@
           </w:tcPr>
           <w:p>
             <w:r>
+              <w:rPr>
+                <w:rFonts w:ascii="Times New Roman" w:hAnsi="Times New Roman" w:eastAsia="Times New Roman"/>
+                <w:color w:val="000000"/>
+                <w:sz w:val="26"/>
+              </w:rPr>
               <w:t>Kiểm tra thống kê Bệnh nhân theo nhóm tuổi</w:t>
             </w:r>
           </w:p>
@@ -1426,6 +2119,11 @@
           </w:tcPr>
           <w:p>
             <w:r>
+              <w:rPr>
+                <w:rFonts w:ascii="Times New Roman" w:hAnsi="Times New Roman" w:eastAsia="Times New Roman"/>
+                <w:color w:val="000000"/>
+                <w:sz w:val="26"/>
+              </w:rPr>
               <w:t>Data: [['Dưới 18', '1'], ['18 - 30', '5'], ['31 - 45', '1'], ['Trên 45', '2']]</w:t>
             </w:r>
           </w:p>
@@ -1438,6 +2136,11 @@
           </w:tcPr>
           <w:p>
             <w:r>
+              <w:rPr>
+                <w:rFonts w:ascii="Times New Roman" w:hAnsi="Times New Roman" w:eastAsia="Times New Roman"/>
+                <w:color w:val="000000"/>
+                <w:sz w:val="26"/>
+              </w:rPr>
               <w:t>TC-STAT-002</w:t>
             </w:r>
           </w:p>
@@ -1448,6 +2151,11 @@
           </w:tcPr>
           <w:p>
             <w:r>
+              <w:rPr>
+                <w:rFonts w:ascii="Times New Roman" w:hAnsi="Times New Roman" w:eastAsia="Times New Roman"/>
+                <w:color w:val="000000"/>
+                <w:sz w:val="26"/>
+              </w:rPr>
               <w:t>7</w:t>
             </w:r>
           </w:p>
@@ -1458,6 +2166,11 @@
           </w:tcPr>
           <w:p>
             <w:r>
+              <w:rPr>
+                <w:rFonts w:ascii="Times New Roman" w:hAnsi="Times New Roman" w:eastAsia="Times New Roman"/>
+                <w:color w:val="000000"/>
+                <w:sz w:val="26"/>
+              </w:rPr>
               <w:t>PASS</w:t>
             </w:r>
           </w:p>
@@ -1468,7 +2181,12 @@
           </w:tcPr>
           <w:p>
             <w:r>
-              <w:t>30/08/2026 23:02:27</w:t>
+              <w:rPr>
+                <w:rFonts w:ascii="Times New Roman" w:hAnsi="Times New Roman" w:eastAsia="Times New Roman"/>
+                <w:color w:val="000000"/>
+                <w:sz w:val="26"/>
+              </w:rPr>
+              <w:t>06/09/2026 19:40:56</w:t>
             </w:r>
           </w:p>
         </w:tc>
@@ -1478,6 +2196,11 @@
           </w:tcPr>
           <w:p>
             <w:r>
+              <w:rPr>
+                <w:rFonts w:ascii="Times New Roman" w:hAnsi="Times New Roman" w:eastAsia="Times New Roman"/>
+                <w:color w:val="000000"/>
+                <w:sz w:val="26"/>
+              </w:rPr>
               <w:t>Dữ liệu nhóm tuổi trên biểu đồ tương ứng với bảng</w:t>
             </w:r>
           </w:p>
@@ -1488,6 +2211,11 @@
           </w:tcPr>
           <w:p>
             <w:r>
+              <w:rPr>
+                <w:rFonts w:ascii="Times New Roman" w:hAnsi="Times New Roman" w:eastAsia="Times New Roman"/>
+                <w:color w:val="000000"/>
+                <w:sz w:val="26"/>
+              </w:rPr>
               <w:t>Visible labels: ['Dưới 18', '18 - 30', '31 - 45', 'Trên 45'] | Bars: 4</w:t>
             </w:r>
           </w:p>
@@ -1500,6 +2228,11 @@
           </w:tcPr>
           <w:p>
             <w:r>
+              <w:rPr>
+                <w:rFonts w:ascii="Times New Roman" w:hAnsi="Times New Roman" w:eastAsia="Times New Roman"/>
+                <w:color w:val="000000"/>
+                <w:sz w:val="26"/>
+              </w:rPr>
               <w:t>TC-STAT-002</w:t>
             </w:r>
           </w:p>
@@ -1510,6 +2243,11 @@
           </w:tcPr>
           <w:p>
             <w:r>
+              <w:rPr>
+                <w:rFonts w:ascii="Times New Roman" w:hAnsi="Times New Roman" w:eastAsia="Times New Roman"/>
+                <w:color w:val="000000"/>
+                <w:sz w:val="26"/>
+              </w:rPr>
               <w:t>8</w:t>
             </w:r>
           </w:p>
@@ -1520,6 +2258,11 @@
           </w:tcPr>
           <w:p>
             <w:r>
+              <w:rPr>
+                <w:rFonts w:ascii="Times New Roman" w:hAnsi="Times New Roman" w:eastAsia="Times New Roman"/>
+                <w:color w:val="000000"/>
+                <w:sz w:val="26"/>
+              </w:rPr>
               <w:t>PASS</w:t>
             </w:r>
           </w:p>
@@ -1530,7 +2273,12 @@
           </w:tcPr>
           <w:p>
             <w:r>
-              <w:t>30/08/2026 23:02:27</w:t>
+              <w:rPr>
+                <w:rFonts w:ascii="Times New Roman" w:hAnsi="Times New Roman" w:eastAsia="Times New Roman"/>
+                <w:color w:val="000000"/>
+                <w:sz w:val="26"/>
+              </w:rPr>
+              <w:t>06/09/2026 19:40:56</w:t>
             </w:r>
           </w:p>
         </w:tc>
@@ -1540,6 +2288,11 @@
           </w:tcPr>
           <w:p>
             <w:r>
+              <w:rPr>
+                <w:rFonts w:ascii="Times New Roman" w:hAnsi="Times New Roman" w:eastAsia="Times New Roman"/>
+                <w:color w:val="000000"/>
+                <w:sz w:val="26"/>
+              </w:rPr>
               <w:t>Di chuyển đến khu vực Bệnh nhân theo chuyên khoa</w:t>
             </w:r>
           </w:p>
@@ -1549,7 +2302,13 @@
             <w:tcW w:type="dxa" w:w="1440"/>
           </w:tcPr>
           <w:p>
-            <w:r/>
+            <w:r>
+              <w:rPr>
+                <w:rFonts w:ascii="Times New Roman" w:hAnsi="Times New Roman" w:eastAsia="Times New Roman"/>
+                <w:color w:val="000000"/>
+                <w:sz w:val="26"/>
+              </w:rPr>
+            </w:r>
           </w:p>
         </w:tc>
       </w:tr>
@@ -1560,6 +2319,11 @@
           </w:tcPr>
           <w:p>
             <w:r>
+              <w:rPr>
+                <w:rFonts w:ascii="Times New Roman" w:hAnsi="Times New Roman" w:eastAsia="Times New Roman"/>
+                <w:color w:val="000000"/>
+                <w:sz w:val="26"/>
+              </w:rPr>
               <w:t>TC-STAT-002</w:t>
             </w:r>
           </w:p>
@@ -1570,6 +2334,11 @@
           </w:tcPr>
           <w:p>
             <w:r>
+              <w:rPr>
+                <w:rFonts w:ascii="Times New Roman" w:hAnsi="Times New Roman" w:eastAsia="Times New Roman"/>
+                <w:color w:val="000000"/>
+                <w:sz w:val="26"/>
+              </w:rPr>
               <w:t>9</w:t>
             </w:r>
           </w:p>
@@ -1580,6 +2349,11 @@
           </w:tcPr>
           <w:p>
             <w:r>
+              <w:rPr>
+                <w:rFonts w:ascii="Times New Roman" w:hAnsi="Times New Roman" w:eastAsia="Times New Roman"/>
+                <w:color w:val="000000"/>
+                <w:sz w:val="26"/>
+              </w:rPr>
               <w:t>PASS</w:t>
             </w:r>
           </w:p>
@@ -1590,7 +2364,12 @@
           </w:tcPr>
           <w:p>
             <w:r>
-              <w:t>30/08/2026 23:02:27</w:t>
+              <w:rPr>
+                <w:rFonts w:ascii="Times New Roman" w:hAnsi="Times New Roman" w:eastAsia="Times New Roman"/>
+                <w:color w:val="000000"/>
+                <w:sz w:val="26"/>
+              </w:rPr>
+              <w:t>06/09/2026 19:40:56</w:t>
             </w:r>
           </w:p>
         </w:tc>
@@ -1600,6 +2379,11 @@
           </w:tcPr>
           <w:p>
             <w:r>
+              <w:rPr>
+                <w:rFonts w:ascii="Times New Roman" w:hAnsi="Times New Roman" w:eastAsia="Times New Roman"/>
+                <w:color w:val="000000"/>
+                <w:sz w:val="26"/>
+              </w:rPr>
               <w:t>Biểu đồ và bảng chuyên khoa có dữ liệu tương ứng</w:t>
             </w:r>
           </w:p>
@@ -1610,6 +2394,11 @@
           </w:tcPr>
           <w:p>
             <w:r>
+              <w:rPr>
+                <w:rFonts w:ascii="Times New Roman" w:hAnsi="Times New Roman" w:eastAsia="Times New Roman"/>
+                <w:color w:val="000000"/>
+                <w:sz w:val="26"/>
+              </w:rPr>
               <w:t>Data: [['Tim mach', '1'], ['Da lieu', '4'], ['Rang ham mat', '1'], ['Mat', '3']] | Visible labels: ['Tim mach', 'Da lieu', 'Rang ham mat', 'Mat']</w:t>
             </w:r>
           </w:p>
@@ -1622,6 +2411,11 @@
           </w:tcPr>
           <w:p>
             <w:r>
+              <w:rPr>
+                <w:rFonts w:ascii="Times New Roman" w:hAnsi="Times New Roman" w:eastAsia="Times New Roman"/>
+                <w:color w:val="000000"/>
+                <w:sz w:val="26"/>
+              </w:rPr>
               <w:t>TC-STAT-002</w:t>
             </w:r>
           </w:p>
@@ -1632,6 +2426,11 @@
           </w:tcPr>
           <w:p>
             <w:r>
+              <w:rPr>
+                <w:rFonts w:ascii="Times New Roman" w:hAnsi="Times New Roman" w:eastAsia="Times New Roman"/>
+                <w:color w:val="000000"/>
+                <w:sz w:val="26"/>
+              </w:rPr>
               <w:t>10</w:t>
             </w:r>
           </w:p>
@@ -1642,6 +2441,11 @@
           </w:tcPr>
           <w:p>
             <w:r>
+              <w:rPr>
+                <w:rFonts w:ascii="Times New Roman" w:hAnsi="Times New Roman" w:eastAsia="Times New Roman"/>
+                <w:color w:val="000000"/>
+                <w:sz w:val="26"/>
+              </w:rPr>
               <w:t>PASS</w:t>
             </w:r>
           </w:p>
@@ -1652,7 +2456,12 @@
           </w:tcPr>
           <w:p>
             <w:r>
-              <w:t>30/08/2026 23:02:30</w:t>
+              <w:rPr>
+                <w:rFonts w:ascii="Times New Roman" w:hAnsi="Times New Roman" w:eastAsia="Times New Roman"/>
+                <w:color w:val="000000"/>
+                <w:sz w:val="26"/>
+              </w:rPr>
+              <w:t>06/09/2026 19:40:59</w:t>
             </w:r>
           </w:p>
         </w:tc>
@@ -1662,6 +2471,11 @@
           </w:tcPr>
           <w:p>
             <w:r>
+              <w:rPr>
+                <w:rFonts w:ascii="Times New Roman" w:hAnsi="Times New Roman" w:eastAsia="Times New Roman"/>
+                <w:color w:val="000000"/>
+                <w:sz w:val="26"/>
+              </w:rPr>
               <w:t>Các khu vực thống kê hiển thị bình thường, không phát sinh lỗi</w:t>
             </w:r>
           </w:p>
@@ -1671,7 +2485,13 @@
             <w:tcW w:type="dxa" w:w="1440"/>
           </w:tcPr>
           <w:p>
-            <w:r/>
+            <w:r>
+              <w:rPr>
+                <w:rFonts w:ascii="Times New Roman" w:hAnsi="Times New Roman" w:eastAsia="Times New Roman"/>
+                <w:color w:val="000000"/>
+                <w:sz w:val="26"/>
+              </w:rPr>
+            </w:r>
           </w:p>
         </w:tc>
       </w:tr>
@@ -1682,6 +2502,11 @@
           </w:tcPr>
           <w:p>
             <w:r>
+              <w:rPr>
+                <w:rFonts w:ascii="Times New Roman" w:hAnsi="Times New Roman" w:eastAsia="Times New Roman"/>
+                <w:color w:val="000000"/>
+                <w:sz w:val="26"/>
+              </w:rPr>
               <w:t>TC-STAT-003</w:t>
             </w:r>
           </w:p>
@@ -1692,6 +2517,11 @@
           </w:tcPr>
           <w:p>
             <w:r>
+              <w:rPr>
+                <w:rFonts w:ascii="Times New Roman" w:hAnsi="Times New Roman" w:eastAsia="Times New Roman"/>
+                <w:color w:val="000000"/>
+                <w:sz w:val="26"/>
+              </w:rPr>
               <w:t>1</w:t>
             </w:r>
           </w:p>
@@ -1702,6 +2532,11 @@
           </w:tcPr>
           <w:p>
             <w:r>
+              <w:rPr>
+                <w:rFonts w:ascii="Times New Roman" w:hAnsi="Times New Roman" w:eastAsia="Times New Roman"/>
+                <w:color w:val="000000"/>
+                <w:sz w:val="26"/>
+              </w:rPr>
               <w:t>PASS</w:t>
             </w:r>
           </w:p>
@@ -1712,7 +2547,12 @@
           </w:tcPr>
           <w:p>
             <w:r>
-              <w:t>30/08/2026 23:02:35</w:t>
+              <w:rPr>
+                <w:rFonts w:ascii="Times New Roman" w:hAnsi="Times New Roman" w:eastAsia="Times New Roman"/>
+                <w:color w:val="000000"/>
+                <w:sz w:val="26"/>
+              </w:rPr>
+              <w:t>06/09/2026 19:41:05</w:t>
             </w:r>
           </w:p>
         </w:tc>
@@ -1722,6 +2562,11 @@
           </w:tcPr>
           <w:p>
             <w:r>
+              <w:rPr>
+                <w:rFonts w:ascii="Times New Roman" w:hAnsi="Times New Roman" w:eastAsia="Times New Roman"/>
+                <w:color w:val="000000"/>
+                <w:sz w:val="26"/>
+              </w:rPr>
               <w:t>Đăng nhập bằng tài khoản Admin hợp lệ thành công</w:t>
             </w:r>
           </w:p>
@@ -1731,7 +2576,13 @@
             <w:tcW w:type="dxa" w:w="1440"/>
           </w:tcPr>
           <w:p>
-            <w:r/>
+            <w:r>
+              <w:rPr>
+                <w:rFonts w:ascii="Times New Roman" w:hAnsi="Times New Roman" w:eastAsia="Times New Roman"/>
+                <w:color w:val="000000"/>
+                <w:sz w:val="26"/>
+              </w:rPr>
+            </w:r>
           </w:p>
         </w:tc>
       </w:tr>
@@ -1742,6 +2593,11 @@
           </w:tcPr>
           <w:p>
             <w:r>
+              <w:rPr>
+                <w:rFonts w:ascii="Times New Roman" w:hAnsi="Times New Roman" w:eastAsia="Times New Roman"/>
+                <w:color w:val="000000"/>
+                <w:sz w:val="26"/>
+              </w:rPr>
               <w:t>TC-STAT-003</w:t>
             </w:r>
           </w:p>
@@ -1752,6 +2608,11 @@
           </w:tcPr>
           <w:p>
             <w:r>
+              <w:rPr>
+                <w:rFonts w:ascii="Times New Roman" w:hAnsi="Times New Roman" w:eastAsia="Times New Roman"/>
+                <w:color w:val="000000"/>
+                <w:sz w:val="26"/>
+              </w:rPr>
               <w:t>2</w:t>
             </w:r>
           </w:p>
@@ -1762,6 +2623,11 @@
           </w:tcPr>
           <w:p>
             <w:r>
+              <w:rPr>
+                <w:rFonts w:ascii="Times New Roman" w:hAnsi="Times New Roman" w:eastAsia="Times New Roman"/>
+                <w:color w:val="000000"/>
+                <w:sz w:val="26"/>
+              </w:rPr>
               <w:t>PASS</w:t>
             </w:r>
           </w:p>
@@ -1772,7 +2638,12 @@
           </w:tcPr>
           <w:p>
             <w:r>
-              <w:t>30/08/2026 23:02:39</w:t>
+              <w:rPr>
+                <w:rFonts w:ascii="Times New Roman" w:hAnsi="Times New Roman" w:eastAsia="Times New Roman"/>
+                <w:color w:val="000000"/>
+                <w:sz w:val="26"/>
+              </w:rPr>
+              <w:t>06/09/2026 19:41:08</w:t>
             </w:r>
           </w:p>
         </w:tc>
@@ -1782,6 +2653,11 @@
           </w:tcPr>
           <w:p>
             <w:r>
+              <w:rPr>
+                <w:rFonts w:ascii="Times New Roman" w:hAnsi="Times New Roman" w:eastAsia="Times New Roman"/>
+                <w:color w:val="000000"/>
+                <w:sz w:val="26"/>
+              </w:rPr>
               <w:t>Mở trang Thống kê và báo cáo thành công</w:t>
             </w:r>
           </w:p>
@@ -1791,7 +2667,13 @@
             <w:tcW w:type="dxa" w:w="1440"/>
           </w:tcPr>
           <w:p>
-            <w:r/>
+            <w:r>
+              <w:rPr>
+                <w:rFonts w:ascii="Times New Roman" w:hAnsi="Times New Roman" w:eastAsia="Times New Roman"/>
+                <w:color w:val="000000"/>
+                <w:sz w:val="26"/>
+              </w:rPr>
+            </w:r>
           </w:p>
         </w:tc>
       </w:tr>
@@ -1802,6 +2684,11 @@
           </w:tcPr>
           <w:p>
             <w:r>
+              <w:rPr>
+                <w:rFonts w:ascii="Times New Roman" w:hAnsi="Times New Roman" w:eastAsia="Times New Roman"/>
+                <w:color w:val="000000"/>
+                <w:sz w:val="26"/>
+              </w:rPr>
               <w:t>TC-STAT-003</w:t>
             </w:r>
           </w:p>
@@ -1812,6 +2699,11 @@
           </w:tcPr>
           <w:p>
             <w:r>
+              <w:rPr>
+                <w:rFonts w:ascii="Times New Roman" w:hAnsi="Times New Roman" w:eastAsia="Times New Roman"/>
+                <w:color w:val="000000"/>
+                <w:sz w:val="26"/>
+              </w:rPr>
               <w:t>3</w:t>
             </w:r>
           </w:p>
@@ -1822,6 +2714,11 @@
           </w:tcPr>
           <w:p>
             <w:r>
+              <w:rPr>
+                <w:rFonts w:ascii="Times New Roman" w:hAnsi="Times New Roman" w:eastAsia="Times New Roman"/>
+                <w:color w:val="000000"/>
+                <w:sz w:val="26"/>
+              </w:rPr>
               <w:t>PASS</w:t>
             </w:r>
           </w:p>
@@ -1832,7 +2729,12 @@
           </w:tcPr>
           <w:p>
             <w:r>
-              <w:t>30/08/2026 23:02:39</w:t>
+              <w:rPr>
+                <w:rFonts w:ascii="Times New Roman" w:hAnsi="Times New Roman" w:eastAsia="Times New Roman"/>
+                <w:color w:val="000000"/>
+                <w:sz w:val="26"/>
+              </w:rPr>
+              <w:t>06/09/2026 19:41:08</w:t>
             </w:r>
           </w:p>
         </w:tc>
@@ -1842,6 +2744,11 @@
           </w:tcPr>
           <w:p>
             <w:r>
+              <w:rPr>
+                <w:rFonts w:ascii="Times New Roman" w:hAnsi="Times New Roman" w:eastAsia="Times New Roman"/>
+                <w:color w:val="000000"/>
+                <w:sz w:val="26"/>
+              </w:rPr>
               <w:t>Di chuyển đến khu vực Doanh thu theo tháng</w:t>
             </w:r>
           </w:p>
@@ -1851,7 +2758,13 @@
             <w:tcW w:type="dxa" w:w="1440"/>
           </w:tcPr>
           <w:p>
-            <w:r/>
+            <w:r>
+              <w:rPr>
+                <w:rFonts w:ascii="Times New Roman" w:hAnsi="Times New Roman" w:eastAsia="Times New Roman"/>
+                <w:color w:val="000000"/>
+                <w:sz w:val="26"/>
+              </w:rPr>
+            </w:r>
           </w:p>
         </w:tc>
       </w:tr>
@@ -1862,6 +2775,11 @@
           </w:tcPr>
           <w:p>
             <w:r>
+              <w:rPr>
+                <w:rFonts w:ascii="Times New Roman" w:hAnsi="Times New Roman" w:eastAsia="Times New Roman"/>
+                <w:color w:val="000000"/>
+                <w:sz w:val="26"/>
+              </w:rPr>
               <w:t>TC-STAT-003</w:t>
             </w:r>
           </w:p>
@@ -1872,6 +2790,11 @@
           </w:tcPr>
           <w:p>
             <w:r>
+              <w:rPr>
+                <w:rFonts w:ascii="Times New Roman" w:hAnsi="Times New Roman" w:eastAsia="Times New Roman"/>
+                <w:color w:val="000000"/>
+                <w:sz w:val="26"/>
+              </w:rPr>
               <w:t>4</w:t>
             </w:r>
           </w:p>
@@ -1882,6 +2805,11 @@
           </w:tcPr>
           <w:p>
             <w:r>
+              <w:rPr>
+                <w:rFonts w:ascii="Times New Roman" w:hAnsi="Times New Roman" w:eastAsia="Times New Roman"/>
+                <w:color w:val="000000"/>
+                <w:sz w:val="26"/>
+              </w:rPr>
               <w:t>PASS</w:t>
             </w:r>
           </w:p>
@@ -1892,7 +2820,12 @@
           </w:tcPr>
           <w:p>
             <w:r>
-              <w:t>30/08/2026 23:02:39</w:t>
+              <w:rPr>
+                <w:rFonts w:ascii="Times New Roman" w:hAnsi="Times New Roman" w:eastAsia="Times New Roman"/>
+                <w:color w:val="000000"/>
+                <w:sz w:val="26"/>
+              </w:rPr>
+              <w:t>06/09/2026 19:41:08</w:t>
             </w:r>
           </w:p>
         </w:tc>
@@ -1902,6 +2835,11 @@
           </w:tcPr>
           <w:p>
             <w:r>
+              <w:rPr>
+                <w:rFonts w:ascii="Times New Roman" w:hAnsi="Times New Roman" w:eastAsia="Times New Roman"/>
+                <w:color w:val="000000"/>
+                <w:sz w:val="26"/>
+              </w:rPr>
               <w:t>Nhập năm 2026</w:t>
             </w:r>
           </w:p>
@@ -1911,7 +2849,13 @@
             <w:tcW w:type="dxa" w:w="1440"/>
           </w:tcPr>
           <w:p>
-            <w:r/>
+            <w:r>
+              <w:rPr>
+                <w:rFonts w:ascii="Times New Roman" w:hAnsi="Times New Roman" w:eastAsia="Times New Roman"/>
+                <w:color w:val="000000"/>
+                <w:sz w:val="26"/>
+              </w:rPr>
+            </w:r>
           </w:p>
         </w:tc>
       </w:tr>
@@ -1922,6 +2866,11 @@
           </w:tcPr>
           <w:p>
             <w:r>
+              <w:rPr>
+                <w:rFonts w:ascii="Times New Roman" w:hAnsi="Times New Roman" w:eastAsia="Times New Roman"/>
+                <w:color w:val="000000"/>
+                <w:sz w:val="26"/>
+              </w:rPr>
               <w:t>TC-STAT-003</w:t>
             </w:r>
           </w:p>
@@ -1932,6 +2881,11 @@
           </w:tcPr>
           <w:p>
             <w:r>
+              <w:rPr>
+                <w:rFonts w:ascii="Times New Roman" w:hAnsi="Times New Roman" w:eastAsia="Times New Roman"/>
+                <w:color w:val="000000"/>
+                <w:sz w:val="26"/>
+              </w:rPr>
               <w:t>5</w:t>
             </w:r>
           </w:p>
@@ -1942,6 +2896,11 @@
           </w:tcPr>
           <w:p>
             <w:r>
+              <w:rPr>
+                <w:rFonts w:ascii="Times New Roman" w:hAnsi="Times New Roman" w:eastAsia="Times New Roman"/>
+                <w:color w:val="000000"/>
+                <w:sz w:val="26"/>
+              </w:rPr>
               <w:t>PASS</w:t>
             </w:r>
           </w:p>
@@ -1952,7 +2911,12 @@
           </w:tcPr>
           <w:p>
             <w:r>
-              <w:t>30/08/2026 23:02:43</w:t>
+              <w:rPr>
+                <w:rFonts w:ascii="Times New Roman" w:hAnsi="Times New Roman" w:eastAsia="Times New Roman"/>
+                <w:color w:val="000000"/>
+                <w:sz w:val="26"/>
+              </w:rPr>
+              <w:t>06/09/2026 19:41:12</w:t>
             </w:r>
           </w:p>
         </w:tc>
@@ -1962,6 +2926,11 @@
           </w:tcPr>
           <w:p>
             <w:r>
+              <w:rPr>
+                <w:rFonts w:ascii="Times New Roman" w:hAnsi="Times New Roman" w:eastAsia="Times New Roman"/>
+                <w:color w:val="000000"/>
+                <w:sz w:val="26"/>
+              </w:rPr>
               <w:t>Nhấn nút Xem doanh thu</w:t>
             </w:r>
           </w:p>
@@ -1971,7 +2940,13 @@
             <w:tcW w:type="dxa" w:w="1440"/>
           </w:tcPr>
           <w:p>
-            <w:r/>
+            <w:r>
+              <w:rPr>
+                <w:rFonts w:ascii="Times New Roman" w:hAnsi="Times New Roman" w:eastAsia="Times New Roman"/>
+                <w:color w:val="000000"/>
+                <w:sz w:val="26"/>
+              </w:rPr>
+            </w:r>
           </w:p>
         </w:tc>
       </w:tr>
@@ -1982,6 +2957,11 @@
           </w:tcPr>
           <w:p>
             <w:r>
+              <w:rPr>
+                <w:rFonts w:ascii="Times New Roman" w:hAnsi="Times New Roman" w:eastAsia="Times New Roman"/>
+                <w:color w:val="000000"/>
+                <w:sz w:val="26"/>
+              </w:rPr>
               <w:t>TC-STAT-003</w:t>
             </w:r>
           </w:p>
@@ -1992,6 +2972,11 @@
           </w:tcPr>
           <w:p>
             <w:r>
+              <w:rPr>
+                <w:rFonts w:ascii="Times New Roman" w:hAnsi="Times New Roman" w:eastAsia="Times New Roman"/>
+                <w:color w:val="000000"/>
+                <w:sz w:val="26"/>
+              </w:rPr>
               <w:t>6</w:t>
             </w:r>
           </w:p>
@@ -2002,6 +2987,11 @@
           </w:tcPr>
           <w:p>
             <w:r>
+              <w:rPr>
+                <w:rFonts w:ascii="Times New Roman" w:hAnsi="Times New Roman" w:eastAsia="Times New Roman"/>
+                <w:color w:val="000000"/>
+                <w:sz w:val="26"/>
+              </w:rPr>
               <w:t>PASS</w:t>
             </w:r>
           </w:p>
@@ -2012,7 +3002,12 @@
           </w:tcPr>
           <w:p>
             <w:r>
-              <w:t>30/08/2026 23:02:43</w:t>
+              <w:rPr>
+                <w:rFonts w:ascii="Times New Roman" w:hAnsi="Times New Roman" w:eastAsia="Times New Roman"/>
+                <w:color w:val="000000"/>
+                <w:sz w:val="26"/>
+              </w:rPr>
+              <w:t>06/09/2026 19:41:12</w:t>
             </w:r>
           </w:p>
         </w:tc>
@@ -2022,6 +3017,11 @@
           </w:tcPr>
           <w:p>
             <w:r>
+              <w:rPr>
+                <w:rFonts w:ascii="Times New Roman" w:hAnsi="Times New Roman" w:eastAsia="Times New Roman"/>
+                <w:color w:val="000000"/>
+                <w:sz w:val="26"/>
+              </w:rPr>
               <w:t>Hệ thống tải dữ liệu doanh thu năm 2026</w:t>
             </w:r>
           </w:p>
@@ -2032,6 +3032,11 @@
           </w:tcPr>
           <w:p>
             <w:r>
+              <w:rPr>
+                <w:rFonts w:ascii="Times New Roman" w:hAnsi="Times New Roman" w:eastAsia="Times New Roman"/>
+                <w:color w:val="000000"/>
+                <w:sz w:val="26"/>
+              </w:rPr>
               <w:t>Data: [['Tháng 4', '900.000 VNĐ']]</w:t>
             </w:r>
           </w:p>
@@ -2044,6 +3049,11 @@
           </w:tcPr>
           <w:p>
             <w:r>
+              <w:rPr>
+                <w:rFonts w:ascii="Times New Roman" w:hAnsi="Times New Roman" w:eastAsia="Times New Roman"/>
+                <w:color w:val="000000"/>
+                <w:sz w:val="26"/>
+              </w:rPr>
               <w:t>TC-STAT-003</w:t>
             </w:r>
           </w:p>
@@ -2054,6 +3064,11 @@
           </w:tcPr>
           <w:p>
             <w:r>
+              <w:rPr>
+                <w:rFonts w:ascii="Times New Roman" w:hAnsi="Times New Roman" w:eastAsia="Times New Roman"/>
+                <w:color w:val="000000"/>
+                <w:sz w:val="26"/>
+              </w:rPr>
               <w:t>7</w:t>
             </w:r>
           </w:p>
@@ -2064,6 +3079,11 @@
           </w:tcPr>
           <w:p>
             <w:r>
+              <w:rPr>
+                <w:rFonts w:ascii="Times New Roman" w:hAnsi="Times New Roman" w:eastAsia="Times New Roman"/>
+                <w:color w:val="000000"/>
+                <w:sz w:val="26"/>
+              </w:rPr>
               <w:t>PASS</w:t>
             </w:r>
           </w:p>
@@ -2074,7 +3094,12 @@
           </w:tcPr>
           <w:p>
             <w:r>
-              <w:t>30/08/2026 23:02:43</w:t>
+              <w:rPr>
+                <w:rFonts w:ascii="Times New Roman" w:hAnsi="Times New Roman" w:eastAsia="Times New Roman"/>
+                <w:color w:val="000000"/>
+                <w:sz w:val="26"/>
+              </w:rPr>
+              <w:t>06/09/2026 19:41:12</w:t>
             </w:r>
           </w:p>
         </w:tc>
@@ -2084,6 +3109,11 @@
           </w:tcPr>
           <w:p>
             <w:r>
+              <w:rPr>
+                <w:rFonts w:ascii="Times New Roman" w:hAnsi="Times New Roman" w:eastAsia="Times New Roman"/>
+                <w:color w:val="000000"/>
+                <w:sz w:val="26"/>
+              </w:rPr>
               <w:t>Biểu đồ doanh thu theo tháng được hiển thị</w:t>
             </w:r>
           </w:p>
@@ -2093,7 +3123,13 @@
             <w:tcW w:type="dxa" w:w="1440"/>
           </w:tcPr>
           <w:p>
-            <w:r/>
+            <w:r>
+              <w:rPr>
+                <w:rFonts w:ascii="Times New Roman" w:hAnsi="Times New Roman" w:eastAsia="Times New Roman"/>
+                <w:color w:val="000000"/>
+                <w:sz w:val="26"/>
+              </w:rPr>
+            </w:r>
           </w:p>
         </w:tc>
       </w:tr>
@@ -2104,6 +3140,11 @@
           </w:tcPr>
           <w:p>
             <w:r>
+              <w:rPr>
+                <w:rFonts w:ascii="Times New Roman" w:hAnsi="Times New Roman" w:eastAsia="Times New Roman"/>
+                <w:color w:val="000000"/>
+                <w:sz w:val="26"/>
+              </w:rPr>
               <w:t>TC-STAT-003</w:t>
             </w:r>
           </w:p>
@@ -2114,6 +3155,11 @@
           </w:tcPr>
           <w:p>
             <w:r>
+              <w:rPr>
+                <w:rFonts w:ascii="Times New Roman" w:hAnsi="Times New Roman" w:eastAsia="Times New Roman"/>
+                <w:color w:val="000000"/>
+                <w:sz w:val="26"/>
+              </w:rPr>
               <w:t>8</w:t>
             </w:r>
           </w:p>
@@ -2124,6 +3170,11 @@
           </w:tcPr>
           <w:p>
             <w:r>
+              <w:rPr>
+                <w:rFonts w:ascii="Times New Roman" w:hAnsi="Times New Roman" w:eastAsia="Times New Roman"/>
+                <w:color w:val="000000"/>
+                <w:sz w:val="26"/>
+              </w:rPr>
               <w:t>PASS</w:t>
             </w:r>
           </w:p>
@@ -2134,7 +3185,12 @@
           </w:tcPr>
           <w:p>
             <w:r>
-              <w:t>30/08/2026 23:02:43</w:t>
+              <w:rPr>
+                <w:rFonts w:ascii="Times New Roman" w:hAnsi="Times New Roman" w:eastAsia="Times New Roman"/>
+                <w:color w:val="000000"/>
+                <w:sz w:val="26"/>
+              </w:rPr>
+              <w:t>06/09/2026 19:41:12</w:t>
             </w:r>
           </w:p>
         </w:tc>
@@ -2144,6 +3200,11 @@
           </w:tcPr>
           <w:p>
             <w:r>
+              <w:rPr>
+                <w:rFonts w:ascii="Times New Roman" w:hAnsi="Times New Roman" w:eastAsia="Times New Roman"/>
+                <w:color w:val="000000"/>
+                <w:sz w:val="26"/>
+              </w:rPr>
               <w:t>Bảng doanh thu được hiển thị bên dưới biểu đồ</w:t>
             </w:r>
           </w:p>
@@ -2154,6 +3215,11 @@
           </w:tcPr>
           <w:p>
             <w:r>
+              <w:rPr>
+                <w:rFonts w:ascii="Times New Roman" w:hAnsi="Times New Roman" w:eastAsia="Times New Roman"/>
+                <w:color w:val="000000"/>
+                <w:sz w:val="26"/>
+              </w:rPr>
               <w:t>Data: [['Tháng 4', '900.000 VNĐ']]</w:t>
             </w:r>
           </w:p>
@@ -2166,6 +3232,11 @@
           </w:tcPr>
           <w:p>
             <w:r>
+              <w:rPr>
+                <w:rFonts w:ascii="Times New Roman" w:hAnsi="Times New Roman" w:eastAsia="Times New Roman"/>
+                <w:color w:val="000000"/>
+                <w:sz w:val="26"/>
+              </w:rPr>
               <w:t>TC-STAT-003</w:t>
             </w:r>
           </w:p>
@@ -2176,6 +3247,11 @@
           </w:tcPr>
           <w:p>
             <w:r>
+              <w:rPr>
+                <w:rFonts w:ascii="Times New Roman" w:hAnsi="Times New Roman" w:eastAsia="Times New Roman"/>
+                <w:color w:val="000000"/>
+                <w:sz w:val="26"/>
+              </w:rPr>
               <w:t>9</w:t>
             </w:r>
           </w:p>
@@ -2186,6 +3262,11 @@
           </w:tcPr>
           <w:p>
             <w:r>
+              <w:rPr>
+                <w:rFonts w:ascii="Times New Roman" w:hAnsi="Times New Roman" w:eastAsia="Times New Roman"/>
+                <w:color w:val="000000"/>
+                <w:sz w:val="26"/>
+              </w:rPr>
               <w:t>PASS</w:t>
             </w:r>
           </w:p>
@@ -2196,7 +3277,12 @@
           </w:tcPr>
           <w:p>
             <w:r>
-              <w:t>30/08/2026 23:02:43</w:t>
+              <w:rPr>
+                <w:rFonts w:ascii="Times New Roman" w:hAnsi="Times New Roman" w:eastAsia="Times New Roman"/>
+                <w:color w:val="000000"/>
+                <w:sz w:val="26"/>
+              </w:rPr>
+              <w:t>06/09/2026 19:41:12</w:t>
             </w:r>
           </w:p>
         </w:tc>
@@ -2206,6 +3292,11 @@
           </w:tcPr>
           <w:p>
             <w:r>
+              <w:rPr>
+                <w:rFonts w:ascii="Times New Roman" w:hAnsi="Times New Roman" w:eastAsia="Times New Roman"/>
+                <w:color w:val="000000"/>
+                <w:sz w:val="26"/>
+              </w:rPr>
               <w:t>Tháng trên biểu đồ tương ứng với dữ liệu trong bảng</w:t>
             </w:r>
           </w:p>
@@ -2216,6 +3307,11 @@
           </w:tcPr>
           <w:p>
             <w:r>
+              <w:rPr>
+                <w:rFonts w:ascii="Times New Roman" w:hAnsi="Times New Roman" w:eastAsia="Times New Roman"/>
+                <w:color w:val="000000"/>
+                <w:sz w:val="26"/>
+              </w:rPr>
               <w:t>Table months: ['Tháng 4'] | Chart months: ['Tháng 4']</w:t>
             </w:r>
           </w:p>
@@ -2228,6 +3324,11 @@
           </w:tcPr>
           <w:p>
             <w:r>
+              <w:rPr>
+                <w:rFonts w:ascii="Times New Roman" w:hAnsi="Times New Roman" w:eastAsia="Times New Roman"/>
+                <w:color w:val="000000"/>
+                <w:sz w:val="26"/>
+              </w:rPr>
               <w:t>TC-STAT-003</w:t>
             </w:r>
           </w:p>
@@ -2238,6 +3339,11 @@
           </w:tcPr>
           <w:p>
             <w:r>
+              <w:rPr>
+                <w:rFonts w:ascii="Times New Roman" w:hAnsi="Times New Roman" w:eastAsia="Times New Roman"/>
+                <w:color w:val="000000"/>
+                <w:sz w:val="26"/>
+              </w:rPr>
               <w:t>10</w:t>
             </w:r>
           </w:p>
@@ -2248,6 +3354,11 @@
           </w:tcPr>
           <w:p>
             <w:r>
+              <w:rPr>
+                <w:rFonts w:ascii="Times New Roman" w:hAnsi="Times New Roman" w:eastAsia="Times New Roman"/>
+                <w:color w:val="000000"/>
+                <w:sz w:val="26"/>
+              </w:rPr>
               <w:t>PASS</w:t>
             </w:r>
           </w:p>
@@ -2258,7 +3369,12 @@
           </w:tcPr>
           <w:p>
             <w:r>
-              <w:t>30/08/2026 23:02:43</w:t>
+              <w:rPr>
+                <w:rFonts w:ascii="Times New Roman" w:hAnsi="Times New Roman" w:eastAsia="Times New Roman"/>
+                <w:color w:val="000000"/>
+                <w:sz w:val="26"/>
+              </w:rPr>
+              <w:t>06/09/2026 19:41:12</w:t>
             </w:r>
           </w:p>
         </w:tc>
@@ -2268,6 +3384,11 @@
           </w:tcPr>
           <w:p>
             <w:r>
+              <w:rPr>
+                <w:rFonts w:ascii="Times New Roman" w:hAnsi="Times New Roman" w:eastAsia="Times New Roman"/>
+                <w:color w:val="000000"/>
+                <w:sz w:val="26"/>
+              </w:rPr>
               <w:t>Doanh thu hiển thị đúng định dạng tiền tệ</w:t>
             </w:r>
           </w:p>
@@ -2278,6 +3399,11 @@
           </w:tcPr>
           <w:p>
             <w:r>
+              <w:rPr>
+                <w:rFonts w:ascii="Times New Roman" w:hAnsi="Times New Roman" w:eastAsia="Times New Roman"/>
+                <w:color w:val="000000"/>
+                <w:sz w:val="26"/>
+              </w:rPr>
               <w:t>Data: [['Tháng 4', '900.000 VNĐ']]</w:t>
             </w:r>
           </w:p>
@@ -2290,6 +3416,11 @@
           </w:tcPr>
           <w:p>
             <w:r>
+              <w:rPr>
+                <w:rFonts w:ascii="Times New Roman" w:hAnsi="Times New Roman" w:eastAsia="Times New Roman"/>
+                <w:color w:val="000000"/>
+                <w:sz w:val="26"/>
+              </w:rPr>
               <w:t>TC-STAT-004</w:t>
             </w:r>
           </w:p>
@@ -2300,6 +3431,11 @@
           </w:tcPr>
           <w:p>
             <w:r>
+              <w:rPr>
+                <w:rFonts w:ascii="Times New Roman" w:hAnsi="Times New Roman" w:eastAsia="Times New Roman"/>
+                <w:color w:val="000000"/>
+                <w:sz w:val="26"/>
+              </w:rPr>
               <w:t>1</w:t>
             </w:r>
           </w:p>
@@ -2310,6 +3446,11 @@
           </w:tcPr>
           <w:p>
             <w:r>
+              <w:rPr>
+                <w:rFonts w:ascii="Times New Roman" w:hAnsi="Times New Roman" w:eastAsia="Times New Roman"/>
+                <w:color w:val="000000"/>
+                <w:sz w:val="26"/>
+              </w:rPr>
               <w:t>PASS</w:t>
             </w:r>
           </w:p>
@@ -2320,7 +3461,12 @@
           </w:tcPr>
           <w:p>
             <w:r>
-              <w:t>30/08/2026 23:02:48</w:t>
+              <w:rPr>
+                <w:rFonts w:ascii="Times New Roman" w:hAnsi="Times New Roman" w:eastAsia="Times New Roman"/>
+                <w:color w:val="000000"/>
+                <w:sz w:val="26"/>
+              </w:rPr>
+              <w:t>06/09/2026 19:41:17</w:t>
             </w:r>
           </w:p>
         </w:tc>
@@ -2330,6 +3476,11 @@
           </w:tcPr>
           <w:p>
             <w:r>
+              <w:rPr>
+                <w:rFonts w:ascii="Times New Roman" w:hAnsi="Times New Roman" w:eastAsia="Times New Roman"/>
+                <w:color w:val="000000"/>
+                <w:sz w:val="26"/>
+              </w:rPr>
               <w:t>Đăng nhập bằng tài khoản Admin hợp lệ thành công</w:t>
             </w:r>
           </w:p>
@@ -2339,368 +3490,12 @@
             <w:tcW w:type="dxa" w:w="1440"/>
           </w:tcPr>
           <w:p>
-            <w:r/>
-          </w:p>
-        </w:tc>
-      </w:tr>
-      <w:tr>
-        <w:tc>
-          <w:tcPr>
-            <w:tcW w:type="dxa" w:w="1440"/>
-          </w:tcPr>
-          <w:p>
             <w:r>
-              <w:t>TC-STAT-004</w:t>
-            </w:r>
-          </w:p>
-        </w:tc>
-        <w:tc>
-          <w:tcPr>
-            <w:tcW w:type="dxa" w:w="1440"/>
-          </w:tcPr>
-          <w:p>
-            <w:r>
-              <w:t>2</w:t>
-            </w:r>
-          </w:p>
-        </w:tc>
-        <w:tc>
-          <w:tcPr>
-            <w:tcW w:type="dxa" w:w="1440"/>
-          </w:tcPr>
-          <w:p>
-            <w:r>
-              <w:t>PASS</w:t>
-            </w:r>
-          </w:p>
-        </w:tc>
-        <w:tc>
-          <w:tcPr>
-            <w:tcW w:type="dxa" w:w="1440"/>
-          </w:tcPr>
-          <w:p>
-            <w:r>
-              <w:t>30/08/2026 23:02:52</w:t>
-            </w:r>
-          </w:p>
-        </w:tc>
-        <w:tc>
-          <w:tcPr>
-            <w:tcW w:type="dxa" w:w="1440"/>
-          </w:tcPr>
-          <w:p>
-            <w:r>
-              <w:t>Mở trang Thống kê và báo cáo thành công</w:t>
-            </w:r>
-          </w:p>
-        </w:tc>
-        <w:tc>
-          <w:tcPr>
-            <w:tcW w:type="dxa" w:w="1440"/>
-          </w:tcPr>
-          <w:p>
-            <w:r/>
-          </w:p>
-        </w:tc>
-      </w:tr>
-      <w:tr>
-        <w:tc>
-          <w:tcPr>
-            <w:tcW w:type="dxa" w:w="1440"/>
-          </w:tcPr>
-          <w:p>
-            <w:r>
-              <w:t>TC-STAT-004</w:t>
-            </w:r>
-          </w:p>
-        </w:tc>
-        <w:tc>
-          <w:tcPr>
-            <w:tcW w:type="dxa" w:w="1440"/>
-          </w:tcPr>
-          <w:p>
-            <w:r>
-              <w:t>3</w:t>
-            </w:r>
-          </w:p>
-        </w:tc>
-        <w:tc>
-          <w:tcPr>
-            <w:tcW w:type="dxa" w:w="1440"/>
-          </w:tcPr>
-          <w:p>
-            <w:r>
-              <w:t>PASS</w:t>
-            </w:r>
-          </w:p>
-        </w:tc>
-        <w:tc>
-          <w:tcPr>
-            <w:tcW w:type="dxa" w:w="1440"/>
-          </w:tcPr>
-          <w:p>
-            <w:r>
-              <w:t>30/08/2026 23:02:52</w:t>
-            </w:r>
-          </w:p>
-        </w:tc>
-        <w:tc>
-          <w:tcPr>
-            <w:tcW w:type="dxa" w:w="1440"/>
-          </w:tcPr>
-          <w:p>
-            <w:r>
-              <w:t>Di chuyển đến khu vực Bệnh phổ biến trong cộng đồng</w:t>
-            </w:r>
-          </w:p>
-        </w:tc>
-        <w:tc>
-          <w:tcPr>
-            <w:tcW w:type="dxa" w:w="1440"/>
-          </w:tcPr>
-          <w:p>
-            <w:r/>
-          </w:p>
-        </w:tc>
-      </w:tr>
-      <w:tr>
-        <w:tc>
-          <w:tcPr>
-            <w:tcW w:type="dxa" w:w="1440"/>
-          </w:tcPr>
-          <w:p>
-            <w:r>
-              <w:t>TC-STAT-004</w:t>
-            </w:r>
-          </w:p>
-        </w:tc>
-        <w:tc>
-          <w:tcPr>
-            <w:tcW w:type="dxa" w:w="1440"/>
-          </w:tcPr>
-          <w:p>
-            <w:r>
-              <w:t>4</w:t>
-            </w:r>
-          </w:p>
-        </w:tc>
-        <w:tc>
-          <w:tcPr>
-            <w:tcW w:type="dxa" w:w="1440"/>
-          </w:tcPr>
-          <w:p>
-            <w:r>
-              <w:t>PASS</w:t>
-            </w:r>
-          </w:p>
-        </w:tc>
-        <w:tc>
-          <w:tcPr>
-            <w:tcW w:type="dxa" w:w="1440"/>
-          </w:tcPr>
-          <w:p>
-            <w:r>
-              <w:t>30/08/2026 23:02:53</w:t>
-            </w:r>
-          </w:p>
-        </w:tc>
-        <w:tc>
-          <w:tcPr>
-            <w:tcW w:type="dxa" w:w="1440"/>
-          </w:tcPr>
-          <w:p>
-            <w:r>
-              <w:t>Bảng thống kê bệnh phổ biến được hiển thị</w:t>
-            </w:r>
-          </w:p>
-        </w:tc>
-        <w:tc>
-          <w:tcPr>
-            <w:tcW w:type="dxa" w:w="1440"/>
-          </w:tcPr>
-          <w:p>
-            <w:r/>
-          </w:p>
-        </w:tc>
-      </w:tr>
-      <w:tr>
-        <w:tc>
-          <w:tcPr>
-            <w:tcW w:type="dxa" w:w="1440"/>
-          </w:tcPr>
-          <w:p>
-            <w:r>
-              <w:t>TC-STAT-004</w:t>
-            </w:r>
-          </w:p>
-        </w:tc>
-        <w:tc>
-          <w:tcPr>
-            <w:tcW w:type="dxa" w:w="1440"/>
-          </w:tcPr>
-          <w:p>
-            <w:r>
-              <w:t>5</w:t>
-            </w:r>
-          </w:p>
-        </w:tc>
-        <w:tc>
-          <w:tcPr>
-            <w:tcW w:type="dxa" w:w="1440"/>
-          </w:tcPr>
-          <w:p>
-            <w:r>
-              <w:t>PASS</w:t>
-            </w:r>
-          </w:p>
-        </w:tc>
-        <w:tc>
-          <w:tcPr>
-            <w:tcW w:type="dxa" w:w="1440"/>
-          </w:tcPr>
-          <w:p>
-            <w:r>
-              <w:t>30/08/2026 23:02:53</w:t>
-            </w:r>
-          </w:p>
-        </w:tc>
-        <w:tc>
-          <w:tcPr>
-            <w:tcW w:type="dxa" w:w="1440"/>
-          </w:tcPr>
-          <w:p>
-            <w:r>
-              <w:t>Hiển thị cột Chẩn đoán</w:t>
-            </w:r>
-          </w:p>
-        </w:tc>
-        <w:tc>
-          <w:tcPr>
-            <w:tcW w:type="dxa" w:w="1440"/>
-          </w:tcPr>
-          <w:p>
-            <w:r/>
-          </w:p>
-        </w:tc>
-      </w:tr>
-      <w:tr>
-        <w:tc>
-          <w:tcPr>
-            <w:tcW w:type="dxa" w:w="1440"/>
-          </w:tcPr>
-          <w:p>
-            <w:r>
-              <w:t>TC-STAT-004</w:t>
-            </w:r>
-          </w:p>
-        </w:tc>
-        <w:tc>
-          <w:tcPr>
-            <w:tcW w:type="dxa" w:w="1440"/>
-          </w:tcPr>
-          <w:p>
-            <w:r>
-              <w:t>6</w:t>
-            </w:r>
-          </w:p>
-        </w:tc>
-        <w:tc>
-          <w:tcPr>
-            <w:tcW w:type="dxa" w:w="1440"/>
-          </w:tcPr>
-          <w:p>
-            <w:r>
-              <w:t>PASS</w:t>
-            </w:r>
-          </w:p>
-        </w:tc>
-        <w:tc>
-          <w:tcPr>
-            <w:tcW w:type="dxa" w:w="1440"/>
-          </w:tcPr>
-          <w:p>
-            <w:r>
-              <w:t>30/08/2026 23:02:53</w:t>
-            </w:r>
-          </w:p>
-        </w:tc>
-        <w:tc>
-          <w:tcPr>
-            <w:tcW w:type="dxa" w:w="1440"/>
-          </w:tcPr>
-          <w:p>
-            <w:r>
-              <w:t>Hiển thị cột Số lượng bệnh nhân</w:t>
-            </w:r>
-          </w:p>
-        </w:tc>
-        <w:tc>
-          <w:tcPr>
-            <w:tcW w:type="dxa" w:w="1440"/>
-          </w:tcPr>
-          <w:p>
-            <w:r/>
-          </w:p>
-        </w:tc>
-      </w:tr>
-      <w:tr>
-        <w:tc>
-          <w:tcPr>
-            <w:tcW w:type="dxa" w:w="1440"/>
-          </w:tcPr>
-          <w:p>
-            <w:r>
-              <w:t>TC-STAT-004</w:t>
-            </w:r>
-          </w:p>
-        </w:tc>
-        <w:tc>
-          <w:tcPr>
-            <w:tcW w:type="dxa" w:w="1440"/>
-          </w:tcPr>
-          <w:p>
-            <w:r>
-              <w:t>7</w:t>
-            </w:r>
-          </w:p>
-        </w:tc>
-        <w:tc>
-          <w:tcPr>
-            <w:tcW w:type="dxa" w:w="1440"/>
-          </w:tcPr>
-          <w:p>
-            <w:r>
-              <w:t>PASS</w:t>
-            </w:r>
-          </w:p>
-        </w:tc>
-        <w:tc>
-          <w:tcPr>
-            <w:tcW w:type="dxa" w:w="1440"/>
-          </w:tcPr>
-          <w:p>
-            <w:r>
-              <w:t>30/08/2026 23:02:53</w:t>
-            </w:r>
-          </w:p>
-        </w:tc>
-        <w:tc>
-          <w:tcPr>
-            <w:tcW w:type="dxa" w:w="1440"/>
-          </w:tcPr>
-          <w:p>
-            <w:r>
-              <w:t>Các dòng có chẩn đoán và số lượng bệnh nhân tương ứng</w:t>
-            </w:r>
-          </w:p>
-        </w:tc>
-        <w:tc>
-          <w:tcPr>
-            <w:tcW w:type="dxa" w:w="1440"/>
-          </w:tcPr>
-          <w:p>
-            <w:r>
-              <w:t>Data: [['Aaaa', '1'], ['Aaaaaa', '1'], ['Aaaaaaa', '1'], ['Aaaaaaaa', '1'], ['Cảm cúm', '1'], ['Chan doan TC-NOTIFICATION-003-1787150131', '1'], ['Chan doan TC-NOTIFICATION-003-1787150503', '1'], ['Chan doan TC-NOTIFICATION-003-1787153661', '1'], ['Chan doan TC-NOTIFICATION-003-1787218002', '1'], ['Chan doan TC-NOTIFICATION-003-1787742624', '1'], ['Chan doan TC-NOTIFICATION-003-1787745442', '1'], ['Chan doan TC-NOTIFICATION-003-1787748198', '1'], ['Chan doan TC-NOTIFICATION-003-1787760055', '1'], ['Chan doan TC-NOTIFICATION-003-1787763849', '1'], ['Chan doan TC-NOTIFICATION-003-1787818269', '1'], ['Chan doan TC-NOTIFICATION-003-1787819149', '1'], ['Chan doan TC-NOTIFICATION-003-1787820374', '1'], ['Chan doan TC-NOTIFICATION-003-1787822313', '1'], ['Chan doan TC-NOTIFICATION-003-1788104944', '1'], ['Chan doan TC-NOTIFICATION-006-1787209172', '1'], ['Chan doan TC-NOTIFICATION-006-1787211099', '1'], ['Chan doan TC-NOTIFICATION-006-1787218134', '1'], ['Chan doan TC-NOTIFICATION-006-1787733814', '1'], ['Chan doan TC-NOTIFICATION-006-1787743092', '1'], ['Chan doan TC-NOTIFICATION-006-1787745573', '1'], ['Chan doan TC-NOTIFICATION-006-1787748330', '1'], ['Chan doan TC-NOTIFICATION-006-1787760187', '1'], ['Chan doan TC-NOTIFICATION-006-1787763981', '1'], ['Chan doan TC-NOTIFICATION-006-1787818401', '1'], ['Chan doan TC-NOTIFICATION-006-1787819268', '1'], ['Chan doan TC-NOTIFICATION-006-1787822420', '1'], ['Chan doan TC-NOTIFICATION-006-1788105042', '1'], ['Chan doan TC-NOTIFICATION-007-1787210835', '1'], ['Chan doan TC-NOTIFICATION-007-1787211174', '1'], ['Chan doan TC-NOTIFICATION-007-1787211717', '1'], ['Chan doan TC-NOTIFICATION-007-1787213100', '1'], ['Chan doan TC-NOTIFICATION-007-1787218195', '1'], ['Chan doan TC-NOTIFICATION-007-1787733882', '1'], ['Chan doan TC-NOTIFICATION-007-1787743214', '1'], ['Chan doan TC-NOTIFICATION-007-1787745635', '1'], ['Chan doan TC-NOTIFICATION-007-1787748392', '1'], ['Chan doan TC-NOTIFICATION-007-1787760248', '1'], ['Chan doan TC-NOTIFICATION-007-1787764042', '1'], ['Chan doan TC-NOTIFICATION-007-1787818463', '1'], ['Chan doan TC-NOTIFICATION-007-1787819323', '1'], ['Chan doan TC-NOTIFICATION-007-1787822470', '1'], ['Chan doan TC-NOTIFICATION-007-1788105089', '1'], ['Chan doan TC-NOTIFICATION-008-1787213619', '1'], ['Chan doan TC-NOTIFICATION-008-1787214474', '1'], ['Chan doan TC-NOTIFICATION-008-1787216554', '1'], ['Chan doan TC-NOTIFICATION-008-1787218256', '1'], ['Chan doan TC-NOTIFICATION-008-1787733949', '1'], ['Chan doan TC-NOTIFICATION-008-1787743372', '1'], ['Chan doan TC-NOTIFICATION-008-1787745696', '1'], ['Chan doan TC-NOTIFICATION-008-1787748453', '1'], ['Chan doan TC-NOTIFICATION-008-1787760309', '1'], ['Chan doan TC-NOTIFICATION-008-1787764103', '1'], ['Chan doan TC-NOTIFICATION-008-1787818524', '1'], ['Chan doan TC-NOTIFICATION-008-1787819378', '1'], ['Chan doan TC-NOTIFICATION-008-1787822519', '1'], ['Chan doan TC-NOTIFICATION-008-1788105136', '1'], ['Chan doan TC-NOTIFICATION-009-UPDATED-1787215375', '1'], ['Chan doan TC-NOTIFICATION-009-UPDATED-1787216822', '1'], ['Chan doan TC-NOTIFICATION-009-UPDATED-1787217452', '1'], ['Chan doan TC-NOTIFICATION-009-UPDATED-1787217644', '1'], ['Chan doan TC-NOTIFICATION-009-UPDATED-1787218340', '1'], ['Chan doan TC-NOTIFICATION-009-UPDATED-1787734039', '1'], ['Chan doan TC-NOTIFICATION-009-UPDATED-1787743509', '1'], ['Chan doan TC-NOTIFICATION-009-UPDATED-1787745779', '1'], ['Chan doan TC-NOTIFICATION-009-UPDATED-1787748536', '1'], ['Chan doan TC-NOTIFICATION-009-UPDATED-1787760393', '1'], ['Chan doan TC-NOTIFICATION-009-UPDATED-1787764187', '1'], ['Chan doan TC-NOTIFICATION-009-UPDATED-1787818608', '1'], ['Chan doan TC-NOTIFICATION-009-UPDATED-1787819453', '1'], ['Chan doan TC-NOTIFICATION-009-UPDATED-1787822584', '1'], ['Chan doan TC-NOTIFICATION-009-UPDATED-1787887364', '1'], ['Chan doan TC-NOTIFICATION-009-UPDATED-1788105197', '1'], ['Chẩn đoán ban đầu TC-MEDICAL-009', '1'], ['chẩn đoán cập nhật', '1'], ['Chẩn đoán cập nhật TC-MEDICAL-006 1785777504', '1'], ['Chẩn đoán Selenium MyAppointment', '1'], ['Chẩn đoán Selenium TC-MEDICAL-007', '1'], ['Chẩn đoán TC-MEDICAL-004', '1'], ['Chẩn đoán TC-MEDICAL-008', '1'], ['Chẩn đoán TC-MYAPPOINTMENT-004', '1'], ['Chẩn đoán TC-MYAPPOINTMENT-004 1786849305', '1'], ['Chẩn đoán TC-MYAPPOINTMENT-004 1786864364', '1'], ['Chuẩn đoán', '1'], ['Di ung da nhe', '1'], ['Đau cổ do ngồi sai tư thế', '1'], ['Đau dạ dày', '1'], ['Đau đầu nhẹ do thiếu ngủ', '1'], ['Đau đầu, mệt mỏi', '1'], ['Đau lưng', '1'], ['Đau lưng do ngồi lâu', '1'], ['Khám', '2'], ['Khám bệnh', '1'], ['kham cập nhật', '1'], ['Mắt cận', '1'], ['Nghi viem hong', '1'], ['Răng sâu', '1'], ['Roi loan nhip tim nhe', '1'], ['Sau rang so 36', '1'], ['Sửa chẩn đoán.', '1'], ['Tăng huyết áp giai đoạn 1', '1'], ['tăng huyết áp loại 1', '1'], ['Thiếu máu cơ tim nhẹ', '1'], ['Thuy dau', '1'], ['Viem da tiep xuc', '1'], ['Viêm họng nhẹ', '1'], ['Viêm họng nhẹ, có ho', '1'], ['Viêm mũi dị ứng', '1']]</w:t>
+              <w:rPr>
+                <w:rFonts w:ascii="Times New Roman" w:hAnsi="Times New Roman" w:eastAsia="Times New Roman"/>
+                <w:color w:val="000000"/>
+                <w:sz w:val="26"/>
+              </w:rPr>
             </w:r>
           </w:p>
         </w:tc>
@@ -2712,6 +3507,11 @@
           </w:tcPr>
           <w:p>
             <w:r>
+              <w:rPr>
+                <w:rFonts w:ascii="Times New Roman" w:hAnsi="Times New Roman" w:eastAsia="Times New Roman"/>
+                <w:color w:val="000000"/>
+                <w:sz w:val="26"/>
+              </w:rPr>
               <w:t>TC-STAT-004</w:t>
             </w:r>
           </w:p>
@@ -2722,6 +3522,558 @@
           </w:tcPr>
           <w:p>
             <w:r>
+              <w:rPr>
+                <w:rFonts w:ascii="Times New Roman" w:hAnsi="Times New Roman" w:eastAsia="Times New Roman"/>
+                <w:color w:val="000000"/>
+                <w:sz w:val="26"/>
+              </w:rPr>
+              <w:t>2</w:t>
+            </w:r>
+          </w:p>
+        </w:tc>
+        <w:tc>
+          <w:tcPr>
+            <w:tcW w:type="dxa" w:w="1440"/>
+          </w:tcPr>
+          <w:p>
+            <w:r>
+              <w:rPr>
+                <w:rFonts w:ascii="Times New Roman" w:hAnsi="Times New Roman" w:eastAsia="Times New Roman"/>
+                <w:color w:val="000000"/>
+                <w:sz w:val="26"/>
+              </w:rPr>
+              <w:t>PASS</w:t>
+            </w:r>
+          </w:p>
+        </w:tc>
+        <w:tc>
+          <w:tcPr>
+            <w:tcW w:type="dxa" w:w="1440"/>
+          </w:tcPr>
+          <w:p>
+            <w:r>
+              <w:rPr>
+                <w:rFonts w:ascii="Times New Roman" w:hAnsi="Times New Roman" w:eastAsia="Times New Roman"/>
+                <w:color w:val="000000"/>
+                <w:sz w:val="26"/>
+              </w:rPr>
+              <w:t>06/09/2026 19:41:21</w:t>
+            </w:r>
+          </w:p>
+        </w:tc>
+        <w:tc>
+          <w:tcPr>
+            <w:tcW w:type="dxa" w:w="1440"/>
+          </w:tcPr>
+          <w:p>
+            <w:r>
+              <w:rPr>
+                <w:rFonts w:ascii="Times New Roman" w:hAnsi="Times New Roman" w:eastAsia="Times New Roman"/>
+                <w:color w:val="000000"/>
+                <w:sz w:val="26"/>
+              </w:rPr>
+              <w:t>Mở trang Thống kê và báo cáo thành công</w:t>
+            </w:r>
+          </w:p>
+        </w:tc>
+        <w:tc>
+          <w:tcPr>
+            <w:tcW w:type="dxa" w:w="1440"/>
+          </w:tcPr>
+          <w:p>
+            <w:r>
+              <w:rPr>
+                <w:rFonts w:ascii="Times New Roman" w:hAnsi="Times New Roman" w:eastAsia="Times New Roman"/>
+                <w:color w:val="000000"/>
+                <w:sz w:val="26"/>
+              </w:rPr>
+            </w:r>
+          </w:p>
+        </w:tc>
+      </w:tr>
+      <w:tr>
+        <w:tc>
+          <w:tcPr>
+            <w:tcW w:type="dxa" w:w="1440"/>
+          </w:tcPr>
+          <w:p>
+            <w:r>
+              <w:rPr>
+                <w:rFonts w:ascii="Times New Roman" w:hAnsi="Times New Roman" w:eastAsia="Times New Roman"/>
+                <w:color w:val="000000"/>
+                <w:sz w:val="26"/>
+              </w:rPr>
+              <w:t>TC-STAT-004</w:t>
+            </w:r>
+          </w:p>
+        </w:tc>
+        <w:tc>
+          <w:tcPr>
+            <w:tcW w:type="dxa" w:w="1440"/>
+          </w:tcPr>
+          <w:p>
+            <w:r>
+              <w:rPr>
+                <w:rFonts w:ascii="Times New Roman" w:hAnsi="Times New Roman" w:eastAsia="Times New Roman"/>
+                <w:color w:val="000000"/>
+                <w:sz w:val="26"/>
+              </w:rPr>
+              <w:t>3</w:t>
+            </w:r>
+          </w:p>
+        </w:tc>
+        <w:tc>
+          <w:tcPr>
+            <w:tcW w:type="dxa" w:w="1440"/>
+          </w:tcPr>
+          <w:p>
+            <w:r>
+              <w:rPr>
+                <w:rFonts w:ascii="Times New Roman" w:hAnsi="Times New Roman" w:eastAsia="Times New Roman"/>
+                <w:color w:val="000000"/>
+                <w:sz w:val="26"/>
+              </w:rPr>
+              <w:t>PASS</w:t>
+            </w:r>
+          </w:p>
+        </w:tc>
+        <w:tc>
+          <w:tcPr>
+            <w:tcW w:type="dxa" w:w="1440"/>
+          </w:tcPr>
+          <w:p>
+            <w:r>
+              <w:rPr>
+                <w:rFonts w:ascii="Times New Roman" w:hAnsi="Times New Roman" w:eastAsia="Times New Roman"/>
+                <w:color w:val="000000"/>
+                <w:sz w:val="26"/>
+              </w:rPr>
+              <w:t>06/09/2026 19:41:21</w:t>
+            </w:r>
+          </w:p>
+        </w:tc>
+        <w:tc>
+          <w:tcPr>
+            <w:tcW w:type="dxa" w:w="1440"/>
+          </w:tcPr>
+          <w:p>
+            <w:r>
+              <w:rPr>
+                <w:rFonts w:ascii="Times New Roman" w:hAnsi="Times New Roman" w:eastAsia="Times New Roman"/>
+                <w:color w:val="000000"/>
+                <w:sz w:val="26"/>
+              </w:rPr>
+              <w:t>Di chuyển đến khu vực Bệnh phổ biến trong cộng đồng</w:t>
+            </w:r>
+          </w:p>
+        </w:tc>
+        <w:tc>
+          <w:tcPr>
+            <w:tcW w:type="dxa" w:w="1440"/>
+          </w:tcPr>
+          <w:p>
+            <w:r>
+              <w:rPr>
+                <w:rFonts w:ascii="Times New Roman" w:hAnsi="Times New Roman" w:eastAsia="Times New Roman"/>
+                <w:color w:val="000000"/>
+                <w:sz w:val="26"/>
+              </w:rPr>
+            </w:r>
+          </w:p>
+        </w:tc>
+      </w:tr>
+      <w:tr>
+        <w:tc>
+          <w:tcPr>
+            <w:tcW w:type="dxa" w:w="1440"/>
+          </w:tcPr>
+          <w:p>
+            <w:r>
+              <w:rPr>
+                <w:rFonts w:ascii="Times New Roman" w:hAnsi="Times New Roman" w:eastAsia="Times New Roman"/>
+                <w:color w:val="000000"/>
+                <w:sz w:val="26"/>
+              </w:rPr>
+              <w:t>TC-STAT-004</w:t>
+            </w:r>
+          </w:p>
+        </w:tc>
+        <w:tc>
+          <w:tcPr>
+            <w:tcW w:type="dxa" w:w="1440"/>
+          </w:tcPr>
+          <w:p>
+            <w:r>
+              <w:rPr>
+                <w:rFonts w:ascii="Times New Roman" w:hAnsi="Times New Roman" w:eastAsia="Times New Roman"/>
+                <w:color w:val="000000"/>
+                <w:sz w:val="26"/>
+              </w:rPr>
+              <w:t>4</w:t>
+            </w:r>
+          </w:p>
+        </w:tc>
+        <w:tc>
+          <w:tcPr>
+            <w:tcW w:type="dxa" w:w="1440"/>
+          </w:tcPr>
+          <w:p>
+            <w:r>
+              <w:rPr>
+                <w:rFonts w:ascii="Times New Roman" w:hAnsi="Times New Roman" w:eastAsia="Times New Roman"/>
+                <w:color w:val="000000"/>
+                <w:sz w:val="26"/>
+              </w:rPr>
+              <w:t>PASS</w:t>
+            </w:r>
+          </w:p>
+        </w:tc>
+        <w:tc>
+          <w:tcPr>
+            <w:tcW w:type="dxa" w:w="1440"/>
+          </w:tcPr>
+          <w:p>
+            <w:r>
+              <w:rPr>
+                <w:rFonts w:ascii="Times New Roman" w:hAnsi="Times New Roman" w:eastAsia="Times New Roman"/>
+                <w:color w:val="000000"/>
+                <w:sz w:val="26"/>
+              </w:rPr>
+              <w:t>06/09/2026 19:41:22</w:t>
+            </w:r>
+          </w:p>
+        </w:tc>
+        <w:tc>
+          <w:tcPr>
+            <w:tcW w:type="dxa" w:w="1440"/>
+          </w:tcPr>
+          <w:p>
+            <w:r>
+              <w:rPr>
+                <w:rFonts w:ascii="Times New Roman" w:hAnsi="Times New Roman" w:eastAsia="Times New Roman"/>
+                <w:color w:val="000000"/>
+                <w:sz w:val="26"/>
+              </w:rPr>
+              <w:t>Bảng thống kê bệnh phổ biến được hiển thị</w:t>
+            </w:r>
+          </w:p>
+        </w:tc>
+        <w:tc>
+          <w:tcPr>
+            <w:tcW w:type="dxa" w:w="1440"/>
+          </w:tcPr>
+          <w:p>
+            <w:r>
+              <w:rPr>
+                <w:rFonts w:ascii="Times New Roman" w:hAnsi="Times New Roman" w:eastAsia="Times New Roman"/>
+                <w:color w:val="000000"/>
+                <w:sz w:val="26"/>
+              </w:rPr>
+            </w:r>
+          </w:p>
+        </w:tc>
+      </w:tr>
+      <w:tr>
+        <w:tc>
+          <w:tcPr>
+            <w:tcW w:type="dxa" w:w="1440"/>
+          </w:tcPr>
+          <w:p>
+            <w:r>
+              <w:rPr>
+                <w:rFonts w:ascii="Times New Roman" w:hAnsi="Times New Roman" w:eastAsia="Times New Roman"/>
+                <w:color w:val="000000"/>
+                <w:sz w:val="26"/>
+              </w:rPr>
+              <w:t>TC-STAT-004</w:t>
+            </w:r>
+          </w:p>
+        </w:tc>
+        <w:tc>
+          <w:tcPr>
+            <w:tcW w:type="dxa" w:w="1440"/>
+          </w:tcPr>
+          <w:p>
+            <w:r>
+              <w:rPr>
+                <w:rFonts w:ascii="Times New Roman" w:hAnsi="Times New Roman" w:eastAsia="Times New Roman"/>
+                <w:color w:val="000000"/>
+                <w:sz w:val="26"/>
+              </w:rPr>
+              <w:t>5</w:t>
+            </w:r>
+          </w:p>
+        </w:tc>
+        <w:tc>
+          <w:tcPr>
+            <w:tcW w:type="dxa" w:w="1440"/>
+          </w:tcPr>
+          <w:p>
+            <w:r>
+              <w:rPr>
+                <w:rFonts w:ascii="Times New Roman" w:hAnsi="Times New Roman" w:eastAsia="Times New Roman"/>
+                <w:color w:val="000000"/>
+                <w:sz w:val="26"/>
+              </w:rPr>
+              <w:t>PASS</w:t>
+            </w:r>
+          </w:p>
+        </w:tc>
+        <w:tc>
+          <w:tcPr>
+            <w:tcW w:type="dxa" w:w="1440"/>
+          </w:tcPr>
+          <w:p>
+            <w:r>
+              <w:rPr>
+                <w:rFonts w:ascii="Times New Roman" w:hAnsi="Times New Roman" w:eastAsia="Times New Roman"/>
+                <w:color w:val="000000"/>
+                <w:sz w:val="26"/>
+              </w:rPr>
+              <w:t>06/09/2026 19:41:22</w:t>
+            </w:r>
+          </w:p>
+        </w:tc>
+        <w:tc>
+          <w:tcPr>
+            <w:tcW w:type="dxa" w:w="1440"/>
+          </w:tcPr>
+          <w:p>
+            <w:r>
+              <w:rPr>
+                <w:rFonts w:ascii="Times New Roman" w:hAnsi="Times New Roman" w:eastAsia="Times New Roman"/>
+                <w:color w:val="000000"/>
+                <w:sz w:val="26"/>
+              </w:rPr>
+              <w:t>Hiển thị cột Chẩn đoán</w:t>
+            </w:r>
+          </w:p>
+        </w:tc>
+        <w:tc>
+          <w:tcPr>
+            <w:tcW w:type="dxa" w:w="1440"/>
+          </w:tcPr>
+          <w:p>
+            <w:r>
+              <w:rPr>
+                <w:rFonts w:ascii="Times New Roman" w:hAnsi="Times New Roman" w:eastAsia="Times New Roman"/>
+                <w:color w:val="000000"/>
+                <w:sz w:val="26"/>
+              </w:rPr>
+            </w:r>
+          </w:p>
+        </w:tc>
+      </w:tr>
+      <w:tr>
+        <w:tc>
+          <w:tcPr>
+            <w:tcW w:type="dxa" w:w="1440"/>
+          </w:tcPr>
+          <w:p>
+            <w:r>
+              <w:rPr>
+                <w:rFonts w:ascii="Times New Roman" w:hAnsi="Times New Roman" w:eastAsia="Times New Roman"/>
+                <w:color w:val="000000"/>
+                <w:sz w:val="26"/>
+              </w:rPr>
+              <w:t>TC-STAT-004</w:t>
+            </w:r>
+          </w:p>
+        </w:tc>
+        <w:tc>
+          <w:tcPr>
+            <w:tcW w:type="dxa" w:w="1440"/>
+          </w:tcPr>
+          <w:p>
+            <w:r>
+              <w:rPr>
+                <w:rFonts w:ascii="Times New Roman" w:hAnsi="Times New Roman" w:eastAsia="Times New Roman"/>
+                <w:color w:val="000000"/>
+                <w:sz w:val="26"/>
+              </w:rPr>
+              <w:t>6</w:t>
+            </w:r>
+          </w:p>
+        </w:tc>
+        <w:tc>
+          <w:tcPr>
+            <w:tcW w:type="dxa" w:w="1440"/>
+          </w:tcPr>
+          <w:p>
+            <w:r>
+              <w:rPr>
+                <w:rFonts w:ascii="Times New Roman" w:hAnsi="Times New Roman" w:eastAsia="Times New Roman"/>
+                <w:color w:val="000000"/>
+                <w:sz w:val="26"/>
+              </w:rPr>
+              <w:t>PASS</w:t>
+            </w:r>
+          </w:p>
+        </w:tc>
+        <w:tc>
+          <w:tcPr>
+            <w:tcW w:type="dxa" w:w="1440"/>
+          </w:tcPr>
+          <w:p>
+            <w:r>
+              <w:rPr>
+                <w:rFonts w:ascii="Times New Roman" w:hAnsi="Times New Roman" w:eastAsia="Times New Roman"/>
+                <w:color w:val="000000"/>
+                <w:sz w:val="26"/>
+              </w:rPr>
+              <w:t>06/09/2026 19:41:22</w:t>
+            </w:r>
+          </w:p>
+        </w:tc>
+        <w:tc>
+          <w:tcPr>
+            <w:tcW w:type="dxa" w:w="1440"/>
+          </w:tcPr>
+          <w:p>
+            <w:r>
+              <w:rPr>
+                <w:rFonts w:ascii="Times New Roman" w:hAnsi="Times New Roman" w:eastAsia="Times New Roman"/>
+                <w:color w:val="000000"/>
+                <w:sz w:val="26"/>
+              </w:rPr>
+              <w:t>Hiển thị cột Số lượng bệnh nhân</w:t>
+            </w:r>
+          </w:p>
+        </w:tc>
+        <w:tc>
+          <w:tcPr>
+            <w:tcW w:type="dxa" w:w="1440"/>
+          </w:tcPr>
+          <w:p>
+            <w:r>
+              <w:rPr>
+                <w:rFonts w:ascii="Times New Roman" w:hAnsi="Times New Roman" w:eastAsia="Times New Roman"/>
+                <w:color w:val="000000"/>
+                <w:sz w:val="26"/>
+              </w:rPr>
+            </w:r>
+          </w:p>
+        </w:tc>
+      </w:tr>
+      <w:tr>
+        <w:tc>
+          <w:tcPr>
+            <w:tcW w:type="dxa" w:w="1440"/>
+          </w:tcPr>
+          <w:p>
+            <w:r>
+              <w:rPr>
+                <w:rFonts w:ascii="Times New Roman" w:hAnsi="Times New Roman" w:eastAsia="Times New Roman"/>
+                <w:color w:val="000000"/>
+                <w:sz w:val="26"/>
+              </w:rPr>
+              <w:t>TC-STAT-004</w:t>
+            </w:r>
+          </w:p>
+        </w:tc>
+        <w:tc>
+          <w:tcPr>
+            <w:tcW w:type="dxa" w:w="1440"/>
+          </w:tcPr>
+          <w:p>
+            <w:r>
+              <w:rPr>
+                <w:rFonts w:ascii="Times New Roman" w:hAnsi="Times New Roman" w:eastAsia="Times New Roman"/>
+                <w:color w:val="000000"/>
+                <w:sz w:val="26"/>
+              </w:rPr>
+              <w:t>7</w:t>
+            </w:r>
+          </w:p>
+        </w:tc>
+        <w:tc>
+          <w:tcPr>
+            <w:tcW w:type="dxa" w:w="1440"/>
+          </w:tcPr>
+          <w:p>
+            <w:r>
+              <w:rPr>
+                <w:rFonts w:ascii="Times New Roman" w:hAnsi="Times New Roman" w:eastAsia="Times New Roman"/>
+                <w:color w:val="000000"/>
+                <w:sz w:val="26"/>
+              </w:rPr>
+              <w:t>PASS</w:t>
+            </w:r>
+          </w:p>
+        </w:tc>
+        <w:tc>
+          <w:tcPr>
+            <w:tcW w:type="dxa" w:w="1440"/>
+          </w:tcPr>
+          <w:p>
+            <w:r>
+              <w:rPr>
+                <w:rFonts w:ascii="Times New Roman" w:hAnsi="Times New Roman" w:eastAsia="Times New Roman"/>
+                <w:color w:val="000000"/>
+                <w:sz w:val="26"/>
+              </w:rPr>
+              <w:t>06/09/2026 19:41:22</w:t>
+            </w:r>
+          </w:p>
+        </w:tc>
+        <w:tc>
+          <w:tcPr>
+            <w:tcW w:type="dxa" w:w="1440"/>
+          </w:tcPr>
+          <w:p>
+            <w:r>
+              <w:rPr>
+                <w:rFonts w:ascii="Times New Roman" w:hAnsi="Times New Roman" w:eastAsia="Times New Roman"/>
+                <w:color w:val="000000"/>
+                <w:sz w:val="26"/>
+              </w:rPr>
+              <w:t>Các dòng có chẩn đoán và số lượng bệnh nhân tương ứng</w:t>
+            </w:r>
+          </w:p>
+        </w:tc>
+        <w:tc>
+          <w:tcPr>
+            <w:tcW w:type="dxa" w:w="1440"/>
+          </w:tcPr>
+          <w:p>
+            <w:r>
+              <w:rPr>
+                <w:rFonts w:ascii="Times New Roman" w:hAnsi="Times New Roman" w:eastAsia="Times New Roman"/>
+                <w:color w:val="000000"/>
+                <w:sz w:val="26"/>
+              </w:rPr>
+              <w:t>Data: [['Aaaa', '1'], ['Aaaaaa', '1'], ['Aaaaaaa', '1'], ['Aaaaaaaa', '1'], ['Cảm cúm', '1'], ['Chan doan TC-NOTIFICATION-003-1787150131', '1'], ['Chan doan TC-NOTIFICATION-003-1787150503', '1'], ['Chan doan TC-NOTIFICATION-003-1787153661', '1'], ['Chan doan TC-NOTIFICATION-003-1787218002', '1'], ['Chan doan TC-NOTIFICATION-003-1787742624', '1'], ['Chan doan TC-NOTIFICATION-003-1787745442', '1'], ['Chan doan TC-NOTIFICATION-003-1787748198', '1'], ['Chan doan TC-NOTIFICATION-003-1787760055', '1'], ['Chan doan TC-NOTIFICATION-003-1787763849', '1'], ['Chan doan TC-NOTIFICATION-003-1787818269', '1'], ['Chan doan TC-NOTIFICATION-003-1787819149', '1'], ['Chan doan TC-NOTIFICATION-003-1787820374', '1'], ['Chan doan TC-NOTIFICATION-003-1787822313', '1'], ['Chan doan TC-NOTIFICATION-003-1788104944', '1'], ['Chan doan TC-NOTIFICATION-003-1788454784', '1'], ['Chan doan TC-NOTIFICATION-003-1788457360', '1'], ['Chan doan TC-NOTIFICATION-003-1788457953', '1'], ['Chan doan TC-NOTIFICATION-003-1788460008', '1'], ['Chan doan TC-NOTIFICATION-003-1788461346', '1'], ['Chan doan TC-NOTIFICATION-003-1788697981', '1'], ['Chan doan TC-NOTIFICATION-006-1787209172', '1'], ['Chan doan TC-NOTIFICATION-006-1787211099', '1'], ['Chan doan TC-NOTIFICATION-006-1787218134', '1'], ['Chan doan TC-NOTIFICATION-006-1787733814', '1'], ['Chan doan TC-NOTIFICATION-006-1787743092', '1'], ['Chan doan TC-NOTIFICATION-006-1787745573', '1'], ['Chan doan TC-NOTIFICATION-006-1787748330', '1'], ['Chan doan TC-NOTIFICATION-006-1787760187', '1'], ['Chan doan TC-NOTIFICATION-006-1787763981', '1'], ['Chan doan TC-NOTIFICATION-006-1787818401', '1'], ['Chan doan TC-NOTIFICATION-006-1787819268', '1'], ['Chan doan TC-NOTIFICATION-006-1787822420', '1'], ['Chan doan TC-NOTIFICATION-006-1788105042', '1'], ['Chan doan TC-NOTIFICATION-006-1788454943', '1'], ['Chan doan TC-NOTIFICATION-006-1788457486', '1'], ['Chan doan TC-NOTIFICATION-006-1788458080', '1'], ['Chan doan TC-NOTIFICATION-006-1788460134', '1'], ['Chan doan TC-NOTIFICATION-006-1788461472', '1'], ['Chan doan TC-NOTIFICATION-006-1788698108', '1'], ['Chan doan TC-NOTIFICATION-007-1787210835', '1'], ['Chan doan TC-NOTIFICATION-007-1787211174', '1'], ['Chan doan TC-NOTIFICATION-007-1787211717', '1'], ['Chan doan TC-NOTIFICATION-007-1787213100', '1'], ['Chan doan TC-NOTIFICATION-007-1787218195', '1'], ['Chan doan TC-NOTIFICATION-007-1787733882', '1'], ['Chan doan TC-NOTIFICATION-007-1787743214', '1'], ['Chan doan TC-NOTIFICATION-007-1787745635', '1'], ['Chan doan TC-NOTIFICATION-007-1787748392', '1'], ['Chan doan TC-NOTIFICATION-007-1787760248', '1'], ['Chan doan TC-NOTIFICATION-007-1787764042', '1'], ['Chan doan TC-NOTIFICATION-007-1787818463', '1'], ['Chan doan TC-NOTIFICATION-007-1787819323', '1'], ['Chan doan TC-NOTIFICATION-007-1787822470', '1'], ['Chan doan TC-NOTIFICATION-007-1788105089', '1'], ['Chan doan TC-NOTIFICATION-007-1788455246', '1'], ['Chan doan TC-NOTIFICATION-007-1788457532', '1'], ['Chan doan TC-NOTIFICATION-007-1788458126', '1'], ['Chan doan TC-NOTIFICATION-007-1788460180', '1'], ['Chan doan TC-NOTIFICATION-007-1788461518', '1'], ['Chan doan TC-NOTIFICATION-007-1788698155', '1'], ['Chan doan TC-NOTIFICATION-008-1787213619', '1'], ['Chan doan TC-NOTIFICATION-008-1787214474', '1'], ['Chan doan TC-NOTIFICATION-008-1787216554', '1'], ['Chan doan TC-NOTIFICATION-008-1787218256', '1'], ['Chan doan TC-NOTIFICATION-008-1787733949', '1'], ['Chan doan TC-NOTIFICATION-008-1787743372', '1'], ['Chan doan TC-NOTIFICATION-008-1787745696', '1'], ['Chan doan TC-NOTIFICATION-008-1787748453', '1'], ['Chan doan TC-NOTIFICATION-008-1787760309', '1'], ['Chan doan TC-NOTIFICATION-008-1787764103', '1'], ['Chan doan TC-NOTIFICATION-008-1787818524', '1'], ['Chan doan TC-NOTIFICATION-008-1787819378', '1'], ['Chan doan TC-NOTIFICATION-008-1787822519', '1'], ['Chan doan TC-NOTIFICATION-008-1788105136', '1'], ['Chan doan TC-NOTIFICATION-008-1788456282', '1'], ['Chan doan TC-NOTIFICATION-008-1788457579', '1'], ['Chan doan TC-NOTIFICATION-008-1788458172', '1'], ['Chan doan TC-NOTIFICATION-008-1788460227', '1'], ['Chan doan TC-NOTIFICATION-008-1788461564', '1'], ['Chan doan TC-NOTIFICATION-008-1788698201', '1'], ['Chan doan TC-NOTIFICATION-009-UPDATED-1787215375', '1'], ['Chan doan TC-NOTIFICATION-009-UPDATED-1787216822', '1'], ['Chan doan TC-NOTIFICATION-009-UPDATED-1787217452', '1'], ['Chan doan TC-NOTIFICATION-009-UPDATED-1787217644', '1'], ['Chan doan TC-NOTIFICATION-009-UPDATED-1787218340', '1'], ['Chan doan TC-NOTIFICATION-009-UPDATED-1787734039', '1'], ['Chan doan TC-NOTIFICATION-009-UPDATED-1787743509', '1'], ['Chan doan TC-NOTIFICATION-009-UPDATED-1787745779', '1'], ['Chan doan TC-NOTIFICATION-009-UPDATED-1787748536', '1'], ['Chan doan TC-NOTIFICATION-009-UPDATED-1787760393', '1'], ['Chan doan TC-NOTIFICATION-009-UPDATED-1787764187', '1'], ['Chan doan TC-NOTIFICATION-009-UPDATED-1787818608', '1'], ['Chan doan TC-NOTIFICATION-009-UPDATED-1787819453', '1'], ['Chan doan TC-NOTIFICATION-009-UPDATED-1787822584', '1'], ['Chan doan TC-NOTIFICATION-009-UPDATED-1787887364', '1'], ['Chan doan TC-NOTIFICATION-009-UPDATED-1788105197', '1'], ['Chan doan TC-NOTIFICATION-009-UPDATED-1788456410', '1'], ['Chan doan TC-NOTIFICATION-009-UPDATED-1788456918', '1'], ['Chan doan TC-NOTIFICATION-009-UPDATED-1788457640', '1'], ['Chan doan TC-NOTIFICATION-009-UPDATED-1788458234', '1'], ['Chan doan TC-NOTIFICATION-009-UPDATED-1788460288', '1'], ['Chan doan TC-NOTIFICATION-009-UPDATED-1788461626', '1'], ['Chan doan TC-NOTIFICATION-009-UPDATED-1788698263', '1'], ['Chẩn đoán ban đầu TC-MEDICAL-009', '1'], ['chẩn đoán cập nhật', '1'], ['Chẩn đoán cập nhật TC-MEDICAL-006 1788697490', '1'], ['Chẩn đoán cập nhật TC-MEDICALHISTORY-006 1788697692', '1'], ['Chẩn đoán Selenium MyAppointment', '1'], ['Chẩn đoán Selenium TC-MEDICAL-007', '1'], ['Chẩn đoán TC-MEDICAL-004', '1'], ['Chẩn đoán TC-MEDICAL-008', '1'], ['Chẩn đoán TC-MYAPPOINTMENT-004', '1'], ['Chẩn đoán TC-MYAPPOINTMENT-004 1786849305', '1'], ['Chẩn đoán TC-MYAPPOINTMENT-004 1786864364', '1'], ['Chuẩn đoán', '1'], ['Di ung da nhe', '1'], ['Đau cổ do ngồi sai tư thế', '1'], ['Đau dạ dày', '1'], ['Đau đầu nhẹ do thiếu ngủ', '2'], ['Đau đầu, mệt mỏi', '1'], ['Đau lưng', '1'], ['Đau lưng do ngồi lâu', '1'], ['Khám', '2'], ['Khám bệnh', '1'], ['kham cập nhật', '1'], ['Mắt cận', '1'], ['Nghi viem hong', '1'], ['Răng sâu', '1'], ['Roi loan nhip tim nhe', '1'], ['Sau rang so 36', '1'], ['Sửa chẩn đoán.', '1'], ['Tăng huyết áp giai đoạn 1', '1'], ['tăng huyết áp loại 1', '1'], ['Thiếu máu cơ tim nhẹ', '1'], ['Thuy dau', '1'], ['Viem da tiep xuc', '1'], ['Viêm họng nhẹ', '1'], ['Viêm họng nhẹ, có ho', '1'], ['Viêm mũi dị ứng', '1']]</w:t>
+            </w:r>
+          </w:p>
+        </w:tc>
+      </w:tr>
+      <w:tr>
+        <w:tc>
+          <w:tcPr>
+            <w:tcW w:type="dxa" w:w="1440"/>
+          </w:tcPr>
+          <w:p>
+            <w:r>
+              <w:rPr>
+                <w:rFonts w:ascii="Times New Roman" w:hAnsi="Times New Roman" w:eastAsia="Times New Roman"/>
+                <w:color w:val="000000"/>
+                <w:sz w:val="26"/>
+              </w:rPr>
+              <w:t>TC-STAT-004</w:t>
+            </w:r>
+          </w:p>
+        </w:tc>
+        <w:tc>
+          <w:tcPr>
+            <w:tcW w:type="dxa" w:w="1440"/>
+          </w:tcPr>
+          <w:p>
+            <w:r>
+              <w:rPr>
+                <w:rFonts w:ascii="Times New Roman" w:hAnsi="Times New Roman" w:eastAsia="Times New Roman"/>
+                <w:color w:val="000000"/>
+                <w:sz w:val="26"/>
+              </w:rPr>
               <w:t>8</w:t>
             </w:r>
           </w:p>
@@ -2732,6 +4084,11 @@
           </w:tcPr>
           <w:p>
             <w:r>
+              <w:rPr>
+                <w:rFonts w:ascii="Times New Roman" w:hAnsi="Times New Roman" w:eastAsia="Times New Roman"/>
+                <w:color w:val="000000"/>
+                <w:sz w:val="26"/>
+              </w:rPr>
               <w:t>PASS</w:t>
             </w:r>
           </w:p>
@@ -2742,7 +4099,12 @@
           </w:tcPr>
           <w:p>
             <w:r>
-              <w:t>30/08/2026 23:02:53</w:t>
+              <w:rPr>
+                <w:rFonts w:ascii="Times New Roman" w:hAnsi="Times New Roman" w:eastAsia="Times New Roman"/>
+                <w:color w:val="000000"/>
+                <w:sz w:val="26"/>
+              </w:rPr>
+              <w:t>06/09/2026 19:41:22</w:t>
             </w:r>
           </w:p>
         </w:tc>
@@ -2752,6 +4114,11 @@
           </w:tcPr>
           <w:p>
             <w:r>
+              <w:rPr>
+                <w:rFonts w:ascii="Times New Roman" w:hAnsi="Times New Roman" w:eastAsia="Times New Roman"/>
+                <w:color w:val="000000"/>
+                <w:sz w:val="26"/>
+              </w:rPr>
               <w:t>Thực hiện cuộn danh sách dữ liệu</w:t>
             </w:r>
           </w:p>
@@ -2761,7 +4128,13 @@
             <w:tcW w:type="dxa" w:w="1440"/>
           </w:tcPr>
           <w:p>
-            <w:r/>
+            <w:r>
+              <w:rPr>
+                <w:rFonts w:ascii="Times New Roman" w:hAnsi="Times New Roman" w:eastAsia="Times New Roman"/>
+                <w:color w:val="000000"/>
+                <w:sz w:val="26"/>
+              </w:rPr>
+            </w:r>
           </w:p>
         </w:tc>
       </w:tr>
@@ -2772,6 +4145,11 @@
           </w:tcPr>
           <w:p>
             <w:r>
+              <w:rPr>
+                <w:rFonts w:ascii="Times New Roman" w:hAnsi="Times New Roman" w:eastAsia="Times New Roman"/>
+                <w:color w:val="000000"/>
+                <w:sz w:val="26"/>
+              </w:rPr>
               <w:t>TC-STAT-004</w:t>
             </w:r>
           </w:p>
@@ -2782,6 +4160,11 @@
           </w:tcPr>
           <w:p>
             <w:r>
+              <w:rPr>
+                <w:rFonts w:ascii="Times New Roman" w:hAnsi="Times New Roman" w:eastAsia="Times New Roman"/>
+                <w:color w:val="000000"/>
+                <w:sz w:val="26"/>
+              </w:rPr>
               <w:t>9</w:t>
             </w:r>
           </w:p>
@@ -2792,6 +4175,11 @@
           </w:tcPr>
           <w:p>
             <w:r>
+              <w:rPr>
+                <w:rFonts w:ascii="Times New Roman" w:hAnsi="Times New Roman" w:eastAsia="Times New Roman"/>
+                <w:color w:val="000000"/>
+                <w:sz w:val="26"/>
+              </w:rPr>
               <w:t>PASS</w:t>
             </w:r>
           </w:p>
@@ -2802,7 +4190,12 @@
           </w:tcPr>
           <w:p>
             <w:r>
-              <w:t>30/08/2026 23:02:54</w:t>
+              <w:rPr>
+                <w:rFonts w:ascii="Times New Roman" w:hAnsi="Times New Roman" w:eastAsia="Times New Roman"/>
+                <w:color w:val="000000"/>
+                <w:sz w:val="26"/>
+              </w:rPr>
+              <w:t>06/09/2026 19:41:24</w:t>
             </w:r>
           </w:p>
         </w:tc>
@@ -2812,6 +4205,11 @@
           </w:tcPr>
           <w:p>
             <w:r>
+              <w:rPr>
+                <w:rFonts w:ascii="Times New Roman" w:hAnsi="Times New Roman" w:eastAsia="Times New Roman"/>
+                <w:color w:val="000000"/>
+                <w:sz w:val="26"/>
+              </w:rPr>
               <w:t>Dữ liệu vẫn hiển thị ổn định sau khi cuộn</w:t>
             </w:r>
           </w:p>
@@ -2821,7 +4219,13 @@
             <w:tcW w:type="dxa" w:w="1440"/>
           </w:tcPr>
           <w:p>
-            <w:r/>
+            <w:r>
+              <w:rPr>
+                <w:rFonts w:ascii="Times New Roman" w:hAnsi="Times New Roman" w:eastAsia="Times New Roman"/>
+                <w:color w:val="000000"/>
+                <w:sz w:val="26"/>
+              </w:rPr>
+            </w:r>
           </w:p>
         </w:tc>
       </w:tr>
@@ -3199,6 +4603,11 @@
     <w:name w:val="Normal"/>
     <w:qFormat/>
     <w:rsid w:val="00FC693F"/>
+    <w:rPr>
+      <w:rFonts w:ascii="Times New Roman" w:hAnsi="Times New Roman" w:eastAsia="Times New Roman"/>
+      <w:color w:val="000000"/>
+      <w:sz w:val="26"/>
+    </w:rPr>
   </w:style>
   <w:style w:type="paragraph" w:styleId="Header">
     <w:name w:val="header"/>

--- a/Selenium_WebDriver/reports/Stat_Test_Report.docx
+++ b/Selenium_WebDriver/reports/Stat_Test_Report.docx
@@ -28,7 +28,7 @@
           <w:color w:val="000000"/>
           <w:sz w:val="26"/>
         </w:rPr>
-        <w:t>Thời gian tạo báo cáo: 06/09/2026 19:42:38</w:t>
+        <w:t>Thời gian tạo báo cáo: 07/09/2026 19:12:19</w:t>
       </w:r>
     </w:p>
     <w:p/>
@@ -410,7 +410,7 @@
                 <w:color w:val="000000"/>
                 <w:sz w:val="26"/>
               </w:rPr>
-              <w:t>06/09/2026 19:40:47</w:t>
+              <w:t>07/09/2026 19:10:59</w:t>
             </w:r>
           </w:p>
         </w:tc>
@@ -425,7 +425,7 @@
                 <w:color w:val="000000"/>
                 <w:sz w:val="26"/>
               </w:rPr>
-              <w:t>5.56</w:t>
+              <w:t>5.18</w:t>
             </w:r>
           </w:p>
         </w:tc>
@@ -500,7 +500,7 @@
                 <w:color w:val="000000"/>
                 <w:sz w:val="26"/>
               </w:rPr>
-              <w:t>06/09/2026 19:40:59</w:t>
+              <w:t>07/09/2026 19:11:11</w:t>
             </w:r>
           </w:p>
         </w:tc>
@@ -515,7 +515,7 @@
                 <w:color w:val="000000"/>
                 <w:sz w:val="26"/>
               </w:rPr>
-              <w:t>8.81</w:t>
+              <w:t>8.34</w:t>
             </w:r>
           </w:p>
         </w:tc>
@@ -590,7 +590,7 @@
                 <w:color w:val="000000"/>
                 <w:sz w:val="26"/>
               </w:rPr>
-              <w:t>06/09/2026 19:41:12</w:t>
+              <w:t>07/09/2026 19:11:22</w:t>
             </w:r>
           </w:p>
         </w:tc>
@@ -605,7 +605,7 @@
                 <w:color w:val="000000"/>
                 <w:sz w:val="26"/>
               </w:rPr>
-              <w:t>9.45</w:t>
+              <w:t>8.48</w:t>
             </w:r>
           </w:p>
         </w:tc>
@@ -680,7 +680,7 @@
                 <w:color w:val="000000"/>
                 <w:sz w:val="26"/>
               </w:rPr>
-              <w:t>06/09/2026 19:41:24</w:t>
+              <w:t>07/09/2026 19:11:34</w:t>
             </w:r>
           </w:p>
         </w:tc>
@@ -695,7 +695,7 @@
                 <w:color w:val="000000"/>
                 <w:sz w:val="26"/>
               </w:rPr>
-              <w:t>8.29</w:t>
+              <w:t>8.24</w:t>
             </w:r>
           </w:p>
         </w:tc>
@@ -906,7 +906,7 @@
                 <w:color w:val="000000"/>
                 <w:sz w:val="26"/>
               </w:rPr>
-              <w:t>06/09/2026 19:40:44</w:t>
+              <w:t>07/09/2026 19:10:55</w:t>
             </w:r>
           </w:p>
         </w:tc>
@@ -997,7 +997,7 @@
                 <w:color w:val="000000"/>
                 <w:sz w:val="26"/>
               </w:rPr>
-              <w:t>06/09/2026 19:40:44</w:t>
+              <w:t>07/09/2026 19:10:55</w:t>
             </w:r>
           </w:p>
         </w:tc>
@@ -1088,7 +1088,7 @@
                 <w:color w:val="000000"/>
                 <w:sz w:val="26"/>
               </w:rPr>
-              <w:t>06/09/2026 19:40:47</w:t>
+              <w:t>07/09/2026 19:10:59</w:t>
             </w:r>
           </w:p>
         </w:tc>
@@ -1179,7 +1179,7 @@
                 <w:color w:val="000000"/>
                 <w:sz w:val="26"/>
               </w:rPr>
-              <w:t>06/09/2026 19:40:47</w:t>
+              <w:t>07/09/2026 19:10:59</w:t>
             </w:r>
           </w:p>
         </w:tc>
@@ -1270,7 +1270,7 @@
                 <w:color w:val="000000"/>
                 <w:sz w:val="26"/>
               </w:rPr>
-              <w:t>06/09/2026 19:40:47</w:t>
+              <w:t>07/09/2026 19:10:59</w:t>
             </w:r>
           </w:p>
         </w:tc>
@@ -1362,7 +1362,7 @@
                 <w:color w:val="000000"/>
                 <w:sz w:val="26"/>
               </w:rPr>
-              <w:t>06/09/2026 19:40:47</w:t>
+              <w:t>07/09/2026 19:10:59</w:t>
             </w:r>
           </w:p>
         </w:tc>
@@ -1392,7 +1392,7 @@
                 <w:color w:val="000000"/>
                 <w:sz w:val="26"/>
               </w:rPr>
-              <w:t>Data: [['Thuốc chống dị ứng', '1'], ['Thuốc giảm đau - hạ sốt', '5'], ['Thuốc hô hấp', '1'], ['Thuốc kháng sinh', '1'], ['Thuốc kháng viêm', '1'], ['Thuốc răng hàm mặt', '2'], ['Thuốc tẩy giun', '1'], ['Thuốc tiêu hóa', '2'], ['Thuốc tim mạch - huyết áp', '1'], ['Vitamin và khoáng chất', '10']]</w:t>
+              <w:t>Data: [['Thuốc chống dị ứng', '1'], ['Thuốc giảm đau - hạ sốt', '5'], ['Thuốc hô hấp', '1'], ['Thuốc kháng sinh', '1'], ['Thuốc kháng viêm', '1'], ['Thuốc răng hàm mặt', '2'], ['Thuốc tẩy giun', '1'], ['Thuốc tiêu hóa', '2'], ['Thuốc tim mạch - huyết áp', '1'], ['Vitamin và khoáng chất', '14']]</w:t>
             </w:r>
           </w:p>
         </w:tc>
@@ -1454,7 +1454,7 @@
                 <w:color w:val="000000"/>
                 <w:sz w:val="26"/>
               </w:rPr>
-              <w:t>06/09/2026 19:40:47</w:t>
+              <w:t>07/09/2026 19:10:59</w:t>
             </w:r>
           </w:p>
         </w:tc>
@@ -1546,7 +1546,7 @@
                 <w:color w:val="000000"/>
                 <w:sz w:val="26"/>
               </w:rPr>
-              <w:t>06/09/2026 19:40:47</w:t>
+              <w:t>07/09/2026 19:10:59</w:t>
             </w:r>
           </w:p>
         </w:tc>
@@ -1637,7 +1637,7 @@
                 <w:color w:val="000000"/>
                 <w:sz w:val="26"/>
               </w:rPr>
-              <w:t>06/09/2026 19:40:53</w:t>
+              <w:t>07/09/2026 19:11:04</w:t>
             </w:r>
           </w:p>
         </w:tc>
@@ -1728,7 +1728,7 @@
                 <w:color w:val="000000"/>
                 <w:sz w:val="26"/>
               </w:rPr>
-              <w:t>06/09/2026 19:40:56</w:t>
+              <w:t>07/09/2026 19:11:07</w:t>
             </w:r>
           </w:p>
         </w:tc>
@@ -1819,7 +1819,7 @@
                 <w:color w:val="000000"/>
                 <w:sz w:val="26"/>
               </w:rPr>
-              <w:t>06/09/2026 19:40:56</w:t>
+              <w:t>07/09/2026 19:11:07</w:t>
             </w:r>
           </w:p>
         </w:tc>
@@ -1910,7 +1910,7 @@
                 <w:color w:val="000000"/>
                 <w:sz w:val="26"/>
               </w:rPr>
-              <w:t>06/09/2026 19:40:56</w:t>
+              <w:t>07/09/2026 19:11:07</w:t>
             </w:r>
           </w:p>
         </w:tc>
@@ -2002,7 +2002,7 @@
                 <w:color w:val="000000"/>
                 <w:sz w:val="26"/>
               </w:rPr>
-              <w:t>06/09/2026 19:40:56</w:t>
+              <w:t>07/09/2026 19:11:07</w:t>
             </w:r>
           </w:p>
         </w:tc>
@@ -2094,7 +2094,7 @@
                 <w:color w:val="000000"/>
                 <w:sz w:val="26"/>
               </w:rPr>
-              <w:t>06/09/2026 19:40:56</w:t>
+              <w:t>07/09/2026 19:11:07</w:t>
             </w:r>
           </w:p>
         </w:tc>
@@ -2186,7 +2186,7 @@
                 <w:color w:val="000000"/>
                 <w:sz w:val="26"/>
               </w:rPr>
-              <w:t>06/09/2026 19:40:56</w:t>
+              <w:t>07/09/2026 19:11:07</w:t>
             </w:r>
           </w:p>
         </w:tc>
@@ -2278,7 +2278,7 @@
                 <w:color w:val="000000"/>
                 <w:sz w:val="26"/>
               </w:rPr>
-              <w:t>06/09/2026 19:40:56</w:t>
+              <w:t>07/09/2026 19:11:07</w:t>
             </w:r>
           </w:p>
         </w:tc>
@@ -2369,7 +2369,7 @@
                 <w:color w:val="000000"/>
                 <w:sz w:val="26"/>
               </w:rPr>
-              <w:t>06/09/2026 19:40:56</w:t>
+              <w:t>07/09/2026 19:11:08</w:t>
             </w:r>
           </w:p>
         </w:tc>
@@ -2461,7 +2461,7 @@
                 <w:color w:val="000000"/>
                 <w:sz w:val="26"/>
               </w:rPr>
-              <w:t>06/09/2026 19:40:59</w:t>
+              <w:t>07/09/2026 19:11:11</w:t>
             </w:r>
           </w:p>
         </w:tc>
@@ -2552,7 +2552,7 @@
                 <w:color w:val="000000"/>
                 <w:sz w:val="26"/>
               </w:rPr>
-              <w:t>06/09/2026 19:41:05</w:t>
+              <w:t>07/09/2026 19:11:15</w:t>
             </w:r>
           </w:p>
         </w:tc>
@@ -2643,7 +2643,7 @@
                 <w:color w:val="000000"/>
                 <w:sz w:val="26"/>
               </w:rPr>
-              <w:t>06/09/2026 19:41:08</w:t>
+              <w:t>07/09/2026 19:11:19</w:t>
             </w:r>
           </w:p>
         </w:tc>
@@ -2734,7 +2734,7 @@
                 <w:color w:val="000000"/>
                 <w:sz w:val="26"/>
               </w:rPr>
-              <w:t>06/09/2026 19:41:08</w:t>
+              <w:t>07/09/2026 19:11:19</w:t>
             </w:r>
           </w:p>
         </w:tc>
@@ -2825,7 +2825,7 @@
                 <w:color w:val="000000"/>
                 <w:sz w:val="26"/>
               </w:rPr>
-              <w:t>06/09/2026 19:41:08</w:t>
+              <w:t>07/09/2026 19:11:19</w:t>
             </w:r>
           </w:p>
         </w:tc>
@@ -2916,7 +2916,7 @@
                 <w:color w:val="000000"/>
                 <w:sz w:val="26"/>
               </w:rPr>
-              <w:t>06/09/2026 19:41:12</w:t>
+              <w:t>07/09/2026 19:11:22</w:t>
             </w:r>
           </w:p>
         </w:tc>
@@ -3007,7 +3007,7 @@
                 <w:color w:val="000000"/>
                 <w:sz w:val="26"/>
               </w:rPr>
-              <w:t>06/09/2026 19:41:12</w:t>
+              <w:t>07/09/2026 19:11:22</w:t>
             </w:r>
           </w:p>
         </w:tc>
@@ -3099,7 +3099,7 @@
                 <w:color w:val="000000"/>
                 <w:sz w:val="26"/>
               </w:rPr>
-              <w:t>06/09/2026 19:41:12</w:t>
+              <w:t>07/09/2026 19:11:22</w:t>
             </w:r>
           </w:p>
         </w:tc>
@@ -3190,7 +3190,7 @@
                 <w:color w:val="000000"/>
                 <w:sz w:val="26"/>
               </w:rPr>
-              <w:t>06/09/2026 19:41:12</w:t>
+              <w:t>07/09/2026 19:11:22</w:t>
             </w:r>
           </w:p>
         </w:tc>
@@ -3282,7 +3282,7 @@
                 <w:color w:val="000000"/>
                 <w:sz w:val="26"/>
               </w:rPr>
-              <w:t>06/09/2026 19:41:12</w:t>
+              <w:t>07/09/2026 19:11:22</w:t>
             </w:r>
           </w:p>
         </w:tc>
@@ -3374,7 +3374,7 @@
                 <w:color w:val="000000"/>
                 <w:sz w:val="26"/>
               </w:rPr>
-              <w:t>06/09/2026 19:41:12</w:t>
+              <w:t>07/09/2026 19:11:22</w:t>
             </w:r>
           </w:p>
         </w:tc>
@@ -3466,7 +3466,7 @@
                 <w:color w:val="000000"/>
                 <w:sz w:val="26"/>
               </w:rPr>
-              <w:t>06/09/2026 19:41:17</w:t>
+              <w:t>07/09/2026 19:11:27</w:t>
             </w:r>
           </w:p>
         </w:tc>
@@ -3557,7 +3557,7 @@
                 <w:color w:val="000000"/>
                 <w:sz w:val="26"/>
               </w:rPr>
-              <w:t>06/09/2026 19:41:21</w:t>
+              <w:t>07/09/2026 19:11:30</w:t>
             </w:r>
           </w:p>
         </w:tc>
@@ -3648,7 +3648,7 @@
                 <w:color w:val="000000"/>
                 <w:sz w:val="26"/>
               </w:rPr>
-              <w:t>06/09/2026 19:41:21</w:t>
+              <w:t>07/09/2026 19:11:30</w:t>
             </w:r>
           </w:p>
         </w:tc>
@@ -3739,7 +3739,7 @@
                 <w:color w:val="000000"/>
                 <w:sz w:val="26"/>
               </w:rPr>
-              <w:t>06/09/2026 19:41:22</w:t>
+              <w:t>07/09/2026 19:11:32</w:t>
             </w:r>
           </w:p>
         </w:tc>
@@ -3830,7 +3830,7 @@
                 <w:color w:val="000000"/>
                 <w:sz w:val="26"/>
               </w:rPr>
-              <w:t>06/09/2026 19:41:22</w:t>
+              <w:t>07/09/2026 19:11:32</w:t>
             </w:r>
           </w:p>
         </w:tc>
@@ -3921,7 +3921,7 @@
                 <w:color w:val="000000"/>
                 <w:sz w:val="26"/>
               </w:rPr>
-              <w:t>06/09/2026 19:41:22</w:t>
+              <w:t>07/09/2026 19:11:32</w:t>
             </w:r>
           </w:p>
         </w:tc>
@@ -4012,7 +4012,7 @@
                 <w:color w:val="000000"/>
                 <w:sz w:val="26"/>
               </w:rPr>
-              <w:t>06/09/2026 19:41:22</w:t>
+              <w:t>07/09/2026 19:11:32</w:t>
             </w:r>
           </w:p>
         </w:tc>
@@ -4042,7 +4042,7 @@
                 <w:color w:val="000000"/>
                 <w:sz w:val="26"/>
               </w:rPr>
-              <w:t>Data: [['Aaaa', '1'], ['Aaaaaa', '1'], ['Aaaaaaa', '1'], ['Aaaaaaaa', '1'], ['Cảm cúm', '1'], ['Chan doan TC-NOTIFICATION-003-1787150131', '1'], ['Chan doan TC-NOTIFICATION-003-1787150503', '1'], ['Chan doan TC-NOTIFICATION-003-1787153661', '1'], ['Chan doan TC-NOTIFICATION-003-1787218002', '1'], ['Chan doan TC-NOTIFICATION-003-1787742624', '1'], ['Chan doan TC-NOTIFICATION-003-1787745442', '1'], ['Chan doan TC-NOTIFICATION-003-1787748198', '1'], ['Chan doan TC-NOTIFICATION-003-1787760055', '1'], ['Chan doan TC-NOTIFICATION-003-1787763849', '1'], ['Chan doan TC-NOTIFICATION-003-1787818269', '1'], ['Chan doan TC-NOTIFICATION-003-1787819149', '1'], ['Chan doan TC-NOTIFICATION-003-1787820374', '1'], ['Chan doan TC-NOTIFICATION-003-1787822313', '1'], ['Chan doan TC-NOTIFICATION-003-1788104944', '1'], ['Chan doan TC-NOTIFICATION-003-1788454784', '1'], ['Chan doan TC-NOTIFICATION-003-1788457360', '1'], ['Chan doan TC-NOTIFICATION-003-1788457953', '1'], ['Chan doan TC-NOTIFICATION-003-1788460008', '1'], ['Chan doan TC-NOTIFICATION-003-1788461346', '1'], ['Chan doan TC-NOTIFICATION-003-1788697981', '1'], ['Chan doan TC-NOTIFICATION-006-1787209172', '1'], ['Chan doan TC-NOTIFICATION-006-1787211099', '1'], ['Chan doan TC-NOTIFICATION-006-1787218134', '1'], ['Chan doan TC-NOTIFICATION-006-1787733814', '1'], ['Chan doan TC-NOTIFICATION-006-1787743092', '1'], ['Chan doan TC-NOTIFICATION-006-1787745573', '1'], ['Chan doan TC-NOTIFICATION-006-1787748330', '1'], ['Chan doan TC-NOTIFICATION-006-1787760187', '1'], ['Chan doan TC-NOTIFICATION-006-1787763981', '1'], ['Chan doan TC-NOTIFICATION-006-1787818401', '1'], ['Chan doan TC-NOTIFICATION-006-1787819268', '1'], ['Chan doan TC-NOTIFICATION-006-1787822420', '1'], ['Chan doan TC-NOTIFICATION-006-1788105042', '1'], ['Chan doan TC-NOTIFICATION-006-1788454943', '1'], ['Chan doan TC-NOTIFICATION-006-1788457486', '1'], ['Chan doan TC-NOTIFICATION-006-1788458080', '1'], ['Chan doan TC-NOTIFICATION-006-1788460134', '1'], ['Chan doan TC-NOTIFICATION-006-1788461472', '1'], ['Chan doan TC-NOTIFICATION-006-1788698108', '1'], ['Chan doan TC-NOTIFICATION-007-1787210835', '1'], ['Chan doan TC-NOTIFICATION-007-1787211174', '1'], ['Chan doan TC-NOTIFICATION-007-1787211717', '1'], ['Chan doan TC-NOTIFICATION-007-1787213100', '1'], ['Chan doan TC-NOTIFICATION-007-1787218195', '1'], ['Chan doan TC-NOTIFICATION-007-1787733882', '1'], ['Chan doan TC-NOTIFICATION-007-1787743214', '1'], ['Chan doan TC-NOTIFICATION-007-1787745635', '1'], ['Chan doan TC-NOTIFICATION-007-1787748392', '1'], ['Chan doan TC-NOTIFICATION-007-1787760248', '1'], ['Chan doan TC-NOTIFICATION-007-1787764042', '1'], ['Chan doan TC-NOTIFICATION-007-1787818463', '1'], ['Chan doan TC-NOTIFICATION-007-1787819323', '1'], ['Chan doan TC-NOTIFICATION-007-1787822470', '1'], ['Chan doan TC-NOTIFICATION-007-1788105089', '1'], ['Chan doan TC-NOTIFICATION-007-1788455246', '1'], ['Chan doan TC-NOTIFICATION-007-1788457532', '1'], ['Chan doan TC-NOTIFICATION-007-1788458126', '1'], ['Chan doan TC-NOTIFICATION-007-1788460180', '1'], ['Chan doan TC-NOTIFICATION-007-1788461518', '1'], ['Chan doan TC-NOTIFICATION-007-1788698155', '1'], ['Chan doan TC-NOTIFICATION-008-1787213619', '1'], ['Chan doan TC-NOTIFICATION-008-1787214474', '1'], ['Chan doan TC-NOTIFICATION-008-1787216554', '1'], ['Chan doan TC-NOTIFICATION-008-1787218256', '1'], ['Chan doan TC-NOTIFICATION-008-1787733949', '1'], ['Chan doan TC-NOTIFICATION-008-1787743372', '1'], ['Chan doan TC-NOTIFICATION-008-1787745696', '1'], ['Chan doan TC-NOTIFICATION-008-1787748453', '1'], ['Chan doan TC-NOTIFICATION-008-1787760309', '1'], ['Chan doan TC-NOTIFICATION-008-1787764103', '1'], ['Chan doan TC-NOTIFICATION-008-1787818524', '1'], ['Chan doan TC-NOTIFICATION-008-1787819378', '1'], ['Chan doan TC-NOTIFICATION-008-1787822519', '1'], ['Chan doan TC-NOTIFICATION-008-1788105136', '1'], ['Chan doan TC-NOTIFICATION-008-1788456282', '1'], ['Chan doan TC-NOTIFICATION-008-1788457579', '1'], ['Chan doan TC-NOTIFICATION-008-1788458172', '1'], ['Chan doan TC-NOTIFICATION-008-1788460227', '1'], ['Chan doan TC-NOTIFICATION-008-1788461564', '1'], ['Chan doan TC-NOTIFICATION-008-1788698201', '1'], ['Chan doan TC-NOTIFICATION-009-UPDATED-1787215375', '1'], ['Chan doan TC-NOTIFICATION-009-UPDATED-1787216822', '1'], ['Chan doan TC-NOTIFICATION-009-UPDATED-1787217452', '1'], ['Chan doan TC-NOTIFICATION-009-UPDATED-1787217644', '1'], ['Chan doan TC-NOTIFICATION-009-UPDATED-1787218340', '1'], ['Chan doan TC-NOTIFICATION-009-UPDATED-1787734039', '1'], ['Chan doan TC-NOTIFICATION-009-UPDATED-1787743509', '1'], ['Chan doan TC-NOTIFICATION-009-UPDATED-1787745779', '1'], ['Chan doan TC-NOTIFICATION-009-UPDATED-1787748536', '1'], ['Chan doan TC-NOTIFICATION-009-UPDATED-1787760393', '1'], ['Chan doan TC-NOTIFICATION-009-UPDATED-1787764187', '1'], ['Chan doan TC-NOTIFICATION-009-UPDATED-1787818608', '1'], ['Chan doan TC-NOTIFICATION-009-UPDATED-1787819453', '1'], ['Chan doan TC-NOTIFICATION-009-UPDATED-1787822584', '1'], ['Chan doan TC-NOTIFICATION-009-UPDATED-1787887364', '1'], ['Chan doan TC-NOTIFICATION-009-UPDATED-1788105197', '1'], ['Chan doan TC-NOTIFICATION-009-UPDATED-1788456410', '1'], ['Chan doan TC-NOTIFICATION-009-UPDATED-1788456918', '1'], ['Chan doan TC-NOTIFICATION-009-UPDATED-1788457640', '1'], ['Chan doan TC-NOTIFICATION-009-UPDATED-1788458234', '1'], ['Chan doan TC-NOTIFICATION-009-UPDATED-1788460288', '1'], ['Chan doan TC-NOTIFICATION-009-UPDATED-1788461626', '1'], ['Chan doan TC-NOTIFICATION-009-UPDATED-1788698263', '1'], ['Chẩn đoán ban đầu TC-MEDICAL-009', '1'], ['chẩn đoán cập nhật', '1'], ['Chẩn đoán cập nhật TC-MEDICAL-006 1788697490', '1'], ['Chẩn đoán cập nhật TC-MEDICALHISTORY-006 1788697692', '1'], ['Chẩn đoán Selenium MyAppointment', '1'], ['Chẩn đoán Selenium TC-MEDICAL-007', '1'], ['Chẩn đoán TC-MEDICAL-004', '1'], ['Chẩn đoán TC-MEDICAL-008', '1'], ['Chẩn đoán TC-MYAPPOINTMENT-004', '1'], ['Chẩn đoán TC-MYAPPOINTMENT-004 1786849305', '1'], ['Chẩn đoán TC-MYAPPOINTMENT-004 1786864364', '1'], ['Chuẩn đoán', '1'], ['Di ung da nhe', '1'], ['Đau cổ do ngồi sai tư thế', '1'], ['Đau dạ dày', '1'], ['Đau đầu nhẹ do thiếu ngủ', '2'], ['Đau đầu, mệt mỏi', '1'], ['Đau lưng', '1'], ['Đau lưng do ngồi lâu', '1'], ['Khám', '2'], ['Khám bệnh', '1'], ['kham cập nhật', '1'], ['Mắt cận', '1'], ['Nghi viem hong', '1'], ['Răng sâu', '1'], ['Roi loan nhip tim nhe', '1'], ['Sau rang so 36', '1'], ['Sửa chẩn đoán.', '1'], ['Tăng huyết áp giai đoạn 1', '1'], ['tăng huyết áp loại 1', '1'], ['Thiếu máu cơ tim nhẹ', '1'], ['Thuy dau', '1'], ['Viem da tiep xuc', '1'], ['Viêm họng nhẹ', '1'], ['Viêm họng nhẹ, có ho', '1'], ['Viêm mũi dị ứng', '1']]</w:t>
+              <w:t>Data: [['Aaaa', '1'], ['Aaaaaa', '1'], ['Aaaaaaa', '1'], ['Aaaaaaaa', '1'], ['Cảm cúm', '1'], ['Chan doan TC-NOTIFICATION-003-1787150131', '1'], ['Chan doan TC-NOTIFICATION-003-1787150503', '1'], ['Chan doan TC-NOTIFICATION-003-1787153661', '1'], ['Chan doan TC-NOTIFICATION-003-1787218002', '1'], ['Chan doan TC-NOTIFICATION-003-1787742624', '1'], ['Chan doan TC-NOTIFICATION-003-1787745442', '1'], ['Chan doan TC-NOTIFICATION-003-1787748198', '1'], ['Chan doan TC-NOTIFICATION-003-1787760055', '1'], ['Chan doan TC-NOTIFICATION-003-1787763849', '1'], ['Chan doan TC-NOTIFICATION-003-1787818269', '1'], ['Chan doan TC-NOTIFICATION-003-1787819149', '1'], ['Chan doan TC-NOTIFICATION-003-1787820374', '1'], ['Chan doan TC-NOTIFICATION-003-1787822313', '1'], ['Chan doan TC-NOTIFICATION-003-1788104944', '1'], ['Chan doan TC-NOTIFICATION-003-1788454784', '1'], ['Chan doan TC-NOTIFICATION-003-1788457360', '1'], ['Chan doan TC-NOTIFICATION-003-1788457953', '1'], ['Chan doan TC-NOTIFICATION-003-1788460008', '1'], ['Chan doan TC-NOTIFICATION-003-1788461346', '1'], ['Chan doan TC-NOTIFICATION-003-1788697981', '1'], ['Chan doan TC-NOTIFICATION-003-1788711148', '1'], ['Chan doan TC-NOTIFICATION-003-1788774070', '1'], ['Chan doan TC-NOTIFICATION-003-1788777124', '1'], ['Chan doan TC-NOTIFICATION-003-1788782839', '1'], ['Chan doan TC-NOTIFICATION-006-1787209172', '1'], ['Chan doan TC-NOTIFICATION-006-1787211099', '1'], ['Chan doan TC-NOTIFICATION-006-1787218134', '1'], ['Chan doan TC-NOTIFICATION-006-1787733814', '1'], ['Chan doan TC-NOTIFICATION-006-1787743092', '1'], ['Chan doan TC-NOTIFICATION-006-1787745573', '1'], ['Chan doan TC-NOTIFICATION-006-1787748330', '1'], ['Chan doan TC-NOTIFICATION-006-1787760187', '1'], ['Chan doan TC-NOTIFICATION-006-1787763981', '1'], ['Chan doan TC-NOTIFICATION-006-1787818401', '1'], ['Chan doan TC-NOTIFICATION-006-1787819268', '1'], ['Chan doan TC-NOTIFICATION-006-1787822420', '1'], ['Chan doan TC-NOTIFICATION-006-1788105042', '1'], ['Chan doan TC-NOTIFICATION-006-1788454943', '1'], ['Chan doan TC-NOTIFICATION-006-1788457486', '1'], ['Chan doan TC-NOTIFICATION-006-1788458080', '1'], ['Chan doan TC-NOTIFICATION-006-1788460134', '1'], ['Chan doan TC-NOTIFICATION-006-1788461472', '1'], ['Chan doan TC-NOTIFICATION-006-1788698108', '1'], ['Chan doan TC-NOTIFICATION-006-1788711275', '1'], ['Chan doan TC-NOTIFICATION-006-1788774111', '1'], ['Chan doan TC-NOTIFICATION-006-1788776196', '1'], ['Chan doan TC-NOTIFICATION-006-1788777165', '1'], ['Chan doan TC-NOTIFICATION-006-1788782880', '1'], ['Chan doan TC-NOTIFICATION-007-1787210835', '1'], ['Chan doan TC-NOTIFICATION-007-1787211174', '1'], ['Chan doan TC-NOTIFICATION-007-1787211717', '1'], ['Chan doan TC-NOTIFICATION-007-1787213100', '1'], ['Chan doan TC-NOTIFICATION-007-1787218195', '1'], ['Chan doan TC-NOTIFICATION-007-1787733882', '1'], ['Chan doan TC-NOTIFICATION-007-1787743214', '1'], ['Chan doan TC-NOTIFICATION-007-1787745635', '1'], ['Chan doan TC-NOTIFICATION-007-1787748392', '1'], ['Chan doan TC-NOTIFICATION-007-1787760248', '1'], ['Chan doan TC-NOTIFICATION-007-1787764042', '1'], ['Chan doan TC-NOTIFICATION-007-1787818463', '1'], ['Chan doan TC-NOTIFICATION-007-1787819323', '1'], ['Chan doan TC-NOTIFICATION-007-1787822470', '1'], ['Chan doan TC-NOTIFICATION-007-1788105089', '1'], ['Chan doan TC-NOTIFICATION-007-1788455246', '1'], ['Chan doan TC-NOTIFICATION-007-1788457532', '1'], ['Chan doan TC-NOTIFICATION-007-1788458126', '1'], ['Chan doan TC-NOTIFICATION-007-1788460180', '1'], ['Chan doan TC-NOTIFICATION-007-1788461518', '1'], ['Chan doan TC-NOTIFICATION-007-1788698155', '1'], ['Chan doan TC-NOTIFICATION-007-1788711322', '1'], ['Chan doan TC-NOTIFICATION-007-1788774124', '1'], ['Chan doan TC-NOTIFICATION-007-1788777178', '1'], ['Chan doan TC-NOTIFICATION-007-1788782894', '1'], ['Chan doan TC-NOTIFICATION-008-1787213619', '1'], ['Chan doan TC-NOTIFICATION-008-1787214474', '1'], ['Chan doan TC-NOTIFICATION-008-1787216554', '1'], ['Chan doan TC-NOTIFICATION-008-1787218256', '1'], ['Chan doan TC-NOTIFICATION-008-1787733949', '1'], ['Chan doan TC-NOTIFICATION-008-1787743372', '1'], ['Chan doan TC-NOTIFICATION-008-1787745696', '1'], ['Chan doan TC-NOTIFICATION-008-1787748453', '1'], ['Chan doan TC-NOTIFICATION-008-1787760309', '1'], ['Chan doan TC-NOTIFICATION-008-1787764103', '1'], ['Chan doan TC-NOTIFICATION-008-1787818524', '1'], ['Chan doan TC-NOTIFICATION-008-1787819378', '1'], ['Chan doan TC-NOTIFICATION-008-1787822519', '1'], ['Chan doan TC-NOTIFICATION-008-1788105136', '1'], ['Chan doan TC-NOTIFICATION-008-1788456282', '1'], ['Chan doan TC-NOTIFICATION-008-1788457579', '1'], ['Chan doan TC-NOTIFICATION-008-1788458172', '1'], ['Chan doan TC-NOTIFICATION-008-1788460227', '1'], ['Chan doan TC-NOTIFICATION-008-1788461564', '1'], ['Chan doan TC-NOTIFICATION-008-1788698201', '1'], ['Chan doan TC-NOTIFICATION-008-1788711368', '1'], ['Chan doan TC-NOTIFICATION-008-1788774138', '1'], ['Chan doan TC-NOTIFICATION-008-1788775509', '1'], ['Chan doan TC-NOTIFICATION-008-1788775621', '1'], ['Chan doan TC-NOTIFICATION-008-1788775771', '1'], ['Chan doan TC-NOTIFICATION-008-1788776060', '1'], ['Chan doan TC-NOTIFICATION-008-1788776228', '1'], ['Chan doan TC-NOTIFICATION-008-1788777191', '1'], ['Chan doan TC-NOTIFICATION-008-1788782908', '1'], ['Chan doan TC-NOTIFICATION-009-UPDATED-1787215375', '1'], ['Chan doan TC-NOTIFICATION-009-UPDATED-1787216822', '1'], ['Chan doan TC-NOTIFICATION-009-UPDATED-1787217452', '1'], ['Chan doan TC-NOTIFICATION-009-UPDATED-1787217644', '1'], ['Chan doan TC-NOTIFICATION-009-UPDATED-1787218340', '1'], ['Chan doan TC-NOTIFICATION-009-UPDATED-1787734039', '1'], ['Chan doan TC-NOTIFICATION-009-UPDATED-1787743509', '1'], ['Chan doan TC-NOTIFICATION-009-UPDATED-1787745779', '1'], ['Chan doan TC-NOTIFICATION-009-UPDATED-1787748536', '1'], ['Chan doan TC-NOTIFICATION-009-UPDATED-1787760393', '1'], ['Chan doan TC-NOTIFICATION-009-UPDATED-1787764187', '1'], ['Chan doan TC-NOTIFICATION-009-UPDATED-1787818608', '1'], ['Chan doan TC-NOTIFICATION-009-UPDATED-1787819453', '1'], ['Chan doan TC-NOTIFICATION-009-UPDATED-1787822584', '1'], ['Chan doan TC-NOTIFICATION-009-UPDATED-1787887364', '1'], ['Chan doan TC-NOTIFICATION-009-UPDATED-1788105197', '1'], ['Chan doan TC-NOTIFICATION-009-UPDATED-1788456410', '1'], ['Chan doan TC-NOTIFICATION-009-UPDATED-1788456918', '1'], ['Chan doan TC-NOTIFICATION-009-UPDATED-1788457640', '1'], ['Chan doan TC-NOTIFICATION-009-UPDATED-1788458234', '1'], ['Chan doan TC-NOTIFICATION-009-UPDATED-1788460288', '1'], ['Chan doan TC-NOTIFICATION-009-UPDATED-1788461626', '1'], ['Chan doan TC-NOTIFICATION-009-UPDATED-1788698263', '1'], ['Chan doan TC-NOTIFICATION-009-UPDATED-1788711430', '1'], ['Chan doan TC-NOTIFICATION-009-UPDATED-1788774151', '1'], ['Chan doan TC-NOTIFICATION-009-UPDATED-1788777208', '1'], ['Chẩn đoán ban đầu TC-MEDICAL-009', '1'], ['chẩn đoán cập nhật', '1'], ['Chẩn đoán cập nhật TC-MEDICAL-006 1788782622', '1'], ['Chẩn đoán cập nhật TC-MEDICALHISTORY-006 1788782753', '1'], ['Chẩn đoán Selenium MyAppointment', '1'], ['Chẩn đoán Selenium TC-MEDICAL-007', '1'], ['Chẩn đoán TC-MEDICAL-004', '1'], ['Chẩn đoán TC-MEDICAL-008', '1'], ['Chẩn đoán TC-MYAPPOINTMENT-004', '1'], ['Chẩn đoán TC-MYAPPOINTMENT-004 1786849305', '1'], ['Chẩn đoán TC-MYAPPOINTMENT-004 1786864364', '1'], ['Chuẩn đoán', '1'], ['Di ung da nhe', '1'], ['Đau cổ do ngồi sai tư thế', '1'], ['Đau dạ dày', '1'], ['Đau đầu nhẹ do thiếu ngủ', '2'], ['Đau đầu, mệt mỏi', '1'], ['Đau lưng', '1'], ['Đau lưng do ngồi lâu', '1'], ['Khám', '2'], ['Khám bệnh', '1'], ['kham cập nhật', '1'], ['Mắt cận', '1'], ['Nghi viem hong', '1'], ['Răng sâu', '1'], ['Roi loan nhip tim nhe', '1'], ['Sau rang so 36', '1'], ['Sửa chẩn đoán.', '1'], ['Tăng huyết áp giai đoạn 1', '1'], ['tăng huyết áp loại 1', '1'], ['Thiếu máu cơ tim nhẹ', '1'], ['Thuy dau', '1'], ['Viem da tiep xuc', '1'], ['Viêm họng nhẹ', '1'], ['Viêm họng nhẹ, có ho', '1'], ['Viêm mũi dị ứng', '1']]</w:t>
             </w:r>
           </w:p>
         </w:tc>
@@ -4104,7 +4104,7 @@
                 <w:color w:val="000000"/>
                 <w:sz w:val="26"/>
               </w:rPr>
-              <w:t>06/09/2026 19:41:22</w:t>
+              <w:t>07/09/2026 19:11:32</w:t>
             </w:r>
           </w:p>
         </w:tc>
@@ -4195,7 +4195,7 @@
                 <w:color w:val="000000"/>
                 <w:sz w:val="26"/>
               </w:rPr>
-              <w:t>06/09/2026 19:41:24</w:t>
+              <w:t>07/09/2026 19:11:34</w:t>
             </w:r>
           </w:p>
         </w:tc>
